--- a/Modulo14_Resumen.docx
+++ b/Modulo14_Resumen.docx
@@ -9,12 +9,12 @@
       </w:pPr>
       <w:r>
         <w:rPr>
-          <w:rFonts w:ascii="Calibri" w:cs="Calibri" w:eastAsia="Calibri" w:hAnsi="Calibri"/>
-          <w:b/>
-          <w:bCs/>
-          <w:color w:val="1F4E79"/>
-          <w:sz w:val="40"/>
-          <w:szCs w:val="40"/>
+          <w:rFonts w:ascii="Arial" w:cs="Arial" w:eastAsia="Arial" w:hAnsi="Arial"/>
+          <w:b/>
+          <w:bCs/>
+          <w:color w:val="000000"/>
+          <w:sz w:val="24"/>
+          <w:szCs w:val="24"/>
         </w:rPr>
         <w:t xml:space="preserve">Módulo 14: Listas de control de acceso (ACL)</w:t>
       </w:r>
@@ -26,10 +26,8 @@
       </w:pPr>
       <w:r>
         <w:rPr>
-          <w:rFonts w:ascii="Calibri" w:cs="Calibri" w:eastAsia="Calibri" w:hAnsi="Calibri"/>
-          <w:i/>
-          <w:iCs/>
-          <w:color w:val="595959"/>
+          <w:rFonts w:ascii="Arial" w:cs="Arial" w:eastAsia="Arial" w:hAnsi="Arial"/>
+          <w:color w:val="000000"/>
           <w:sz w:val="24"/>
           <w:szCs w:val="24"/>
         </w:rPr>
@@ -38,15 +36,16 @@
     </w:p>
     <w:p>
       <w:pPr>
-        <w:pStyle w:val="Heading1"/>
         <w:pBdr>
-          <w:bottom w:val="single" w:color="1F4E79" w:sz="8" w:space="2"/>
+          <w:bottom w:val="single" w:color="000000" w:sz="8" w:space="2"/>
         </w:pBdr>
         <w:spacing w:after="120" w:before="280"/>
       </w:pPr>
       <w:r>
         <w:rPr>
-          <w:rFonts w:ascii="Calibri" w:cs="Calibri" w:eastAsia="Calibri" w:hAnsi="Calibri"/>
+          <w:rFonts w:ascii="Arial" w:cs="Arial" w:eastAsia="Arial" w:hAnsi="Arial"/>
+          <w:b/>
+          <w:bCs/>
         </w:rPr>
         <w:t xml:space="preserve">1. Introducción a las Listas de Control de Acceso</w:t>
       </w:r>
@@ -62,13 +61,13 @@
       </w:pPr>
       <w:r>
         <w:rPr>
-          <w:rFonts w:ascii="Calibri" w:cs="Calibri" w:eastAsia="Calibri" w:hAnsi="Calibri"/>
+          <w:rFonts w:ascii="Arial" w:cs="Arial" w:eastAsia="Arial" w:hAnsi="Arial"/>
         </w:rPr>
         <w:t xml:space="preserve">Una </w:t>
       </w:r>
       <w:r>
         <w:rPr>
-          <w:rFonts w:ascii="Calibri" w:cs="Calibri" w:eastAsia="Calibri" w:hAnsi="Calibri"/>
+          <w:rFonts w:ascii="Arial" w:cs="Arial" w:eastAsia="Arial" w:hAnsi="Arial"/>
           <w:b/>
           <w:bCs/>
         </w:rPr>
@@ -76,13 +75,13 @@
       </w:r>
       <w:r>
         <w:rPr>
-          <w:rFonts w:ascii="Calibri" w:cs="Calibri" w:eastAsia="Calibri" w:hAnsi="Calibri"/>
+          <w:rFonts w:ascii="Arial" w:cs="Arial" w:eastAsia="Arial" w:hAnsi="Arial"/>
         </w:rPr>
         <w:t xml:space="preserve"> es una serie de comandos del IOS que controlan si un router </w:t>
       </w:r>
       <w:r>
         <w:rPr>
-          <w:rFonts w:ascii="Calibri" w:cs="Calibri" w:eastAsia="Calibri" w:hAnsi="Calibri"/>
+          <w:rFonts w:ascii="Arial" w:cs="Arial" w:eastAsia="Arial" w:hAnsi="Arial"/>
           <w:b/>
           <w:bCs/>
         </w:rPr>
@@ -90,13 +89,13 @@
       </w:r>
       <w:r>
         <w:rPr>
-          <w:rFonts w:ascii="Calibri" w:cs="Calibri" w:eastAsia="Calibri" w:hAnsi="Calibri"/>
+          <w:rFonts w:ascii="Arial" w:cs="Arial" w:eastAsia="Arial" w:hAnsi="Arial"/>
         </w:rPr>
         <w:t xml:space="preserve"> paquetes según la información del </w:t>
       </w:r>
       <w:r>
         <w:rPr>
-          <w:rFonts w:ascii="Calibri" w:cs="Calibri" w:eastAsia="Calibri" w:hAnsi="Calibri"/>
+          <w:rFonts w:ascii="Arial" w:cs="Arial" w:eastAsia="Arial" w:hAnsi="Arial"/>
           <w:b/>
           <w:bCs/>
         </w:rPr>
@@ -104,7 +103,7 @@
       </w:r>
       <w:r>
         <w:rPr>
-          <w:rFonts w:ascii="Calibri" w:cs="Calibri" w:eastAsia="Calibri" w:hAnsi="Calibri"/>
+          <w:rFonts w:ascii="Arial" w:cs="Arial" w:eastAsia="Arial" w:hAnsi="Arial"/>
         </w:rPr>
         <w:t xml:space="preserve"> del paquete.</w:t>
       </w:r>
@@ -120,13 +119,13 @@
       </w:pPr>
       <w:r>
         <w:rPr>
-          <w:rFonts w:ascii="Calibri" w:cs="Calibri" w:eastAsia="Calibri" w:hAnsi="Calibri"/>
+          <w:rFonts w:ascii="Arial" w:cs="Arial" w:eastAsia="Arial" w:hAnsi="Arial"/>
         </w:rPr>
         <w:t xml:space="preserve">Por defecto, un router </w:t>
       </w:r>
       <w:r>
         <w:rPr>
-          <w:rFonts w:ascii="Calibri" w:cs="Calibri" w:eastAsia="Calibri" w:hAnsi="Calibri"/>
+          <w:rFonts w:ascii="Arial" w:cs="Arial" w:eastAsia="Arial" w:hAnsi="Arial"/>
           <w:b/>
           <w:bCs/>
         </w:rPr>
@@ -134,7 +133,7 @@
       </w:r>
       <w:r>
         <w:rPr>
-          <w:rFonts w:ascii="Calibri" w:cs="Calibri" w:eastAsia="Calibri" w:hAnsi="Calibri"/>
+          <w:rFonts w:ascii="Arial" w:cs="Arial" w:eastAsia="Arial" w:hAnsi="Arial"/>
         </w:rPr>
         <w:t xml:space="preserve"> configurada.</w:t>
       </w:r>
@@ -150,13 +149,13 @@
       </w:pPr>
       <w:r>
         <w:rPr>
-          <w:rFonts w:ascii="Calibri" w:cs="Calibri" w:eastAsia="Calibri" w:hAnsi="Calibri"/>
+          <w:rFonts w:ascii="Arial" w:cs="Arial" w:eastAsia="Arial" w:hAnsi="Arial"/>
         </w:rPr>
         <w:t xml:space="preserve">Es una lista secuencial de instrucciones </w:t>
       </w:r>
       <w:r>
         <w:rPr>
-          <w:rFonts w:ascii="Calibri" w:cs="Calibri" w:eastAsia="Calibri" w:hAnsi="Calibri"/>
+          <w:rFonts w:ascii="Arial" w:cs="Arial" w:eastAsia="Arial" w:hAnsi="Arial"/>
           <w:b/>
           <w:bCs/>
         </w:rPr>
@@ -164,13 +163,13 @@
       </w:r>
       <w:r>
         <w:rPr>
-          <w:rFonts w:ascii="Calibri" w:cs="Calibri" w:eastAsia="Calibri" w:hAnsi="Calibri"/>
+          <w:rFonts w:ascii="Arial" w:cs="Arial" w:eastAsia="Arial" w:hAnsi="Arial"/>
         </w:rPr>
         <w:t xml:space="preserve"> (permitir) o </w:t>
       </w:r>
       <w:r>
         <w:rPr>
-          <w:rFonts w:ascii="Calibri" w:cs="Calibri" w:eastAsia="Calibri" w:hAnsi="Calibri"/>
+          <w:rFonts w:ascii="Arial" w:cs="Arial" w:eastAsia="Arial" w:hAnsi="Arial"/>
           <w:b/>
           <w:bCs/>
         </w:rPr>
@@ -178,13 +177,13 @@
       </w:r>
       <w:r>
         <w:rPr>
-          <w:rFonts w:ascii="Calibri" w:cs="Calibri" w:eastAsia="Calibri" w:hAnsi="Calibri"/>
+          <w:rFonts w:ascii="Arial" w:cs="Arial" w:eastAsia="Arial" w:hAnsi="Arial"/>
         </w:rPr>
         <w:t xml:space="preserve"> (denegar), llamadas </w:t>
       </w:r>
       <w:r>
         <w:rPr>
-          <w:rFonts w:ascii="Calibri" w:cs="Calibri" w:eastAsia="Calibri" w:hAnsi="Calibri"/>
+          <w:rFonts w:ascii="Arial" w:cs="Arial" w:eastAsia="Arial" w:hAnsi="Arial"/>
           <w:b/>
           <w:bCs/>
         </w:rPr>
@@ -192,7 +191,7 @@
       </w:r>
       <w:r>
         <w:rPr>
-          <w:rFonts w:ascii="Calibri" w:cs="Calibri" w:eastAsia="Calibri" w:hAnsi="Calibri"/>
+          <w:rFonts w:ascii="Arial" w:cs="Arial" w:eastAsia="Arial" w:hAnsi="Arial"/>
         </w:rPr>
         <w:t xml:space="preserve"> (entradas de control de acceso).</w:t>
       </w:r>
@@ -208,7 +207,7 @@
       </w:pPr>
       <w:r>
         <w:rPr>
-          <w:rFonts w:ascii="Calibri" w:cs="Calibri" w:eastAsia="Calibri" w:hAnsi="Calibri"/>
+          <w:rFonts w:ascii="Arial" w:cs="Arial" w:eastAsia="Arial" w:hAnsi="Arial"/>
           <w:b/>
           <w:bCs/>
         </w:rPr>
@@ -216,13 +215,13 @@
       </w:r>
       <w:r>
         <w:rPr>
-          <w:rFonts w:ascii="Calibri" w:cs="Calibri" w:eastAsia="Calibri" w:hAnsi="Calibri"/>
+          <w:rFonts w:ascii="Arial" w:cs="Arial" w:eastAsia="Arial" w:hAnsi="Arial"/>
         </w:rPr>
         <w:t xml:space="preserve"> el tráfico pasa por una interfaz con ACL y el router compara el paquete con cada ACE, </w:t>
       </w:r>
       <w:r>
         <w:rPr>
-          <w:rFonts w:ascii="Calibri" w:cs="Calibri" w:eastAsia="Calibri" w:hAnsi="Calibri"/>
+          <w:rFonts w:ascii="Arial" w:cs="Arial" w:eastAsia="Arial" w:hAnsi="Arial"/>
           <w:b/>
           <w:bCs/>
         </w:rPr>
@@ -230,7 +229,7 @@
       </w:r>
       <w:r>
         <w:rPr>
-          <w:rFonts w:ascii="Calibri" w:cs="Calibri" w:eastAsia="Calibri" w:hAnsi="Calibri"/>
+          <w:rFonts w:ascii="Arial" w:cs="Arial" w:eastAsia="Arial" w:hAnsi="Arial"/>
         </w:rPr>
         <w:t xml:space="preserve">, hasta ver si coincide con alguna.</w:t>
       </w:r>
@@ -246,13 +245,13 @@
       </w:pPr>
       <w:r>
         <w:rPr>
-          <w:rFonts w:ascii="Calibri" w:cs="Calibri" w:eastAsia="Calibri" w:hAnsi="Calibri"/>
+          <w:rFonts w:ascii="Arial" w:cs="Arial" w:eastAsia="Arial" w:hAnsi="Arial"/>
         </w:rPr>
         <w:t xml:space="preserve">El filtrado se puede hacer en </w:t>
       </w:r>
       <w:r>
         <w:rPr>
-          <w:rFonts w:ascii="Calibri" w:cs="Calibri" w:eastAsia="Calibri" w:hAnsi="Calibri"/>
+          <w:rFonts w:ascii="Arial" w:cs="Arial" w:eastAsia="Arial" w:hAnsi="Arial"/>
           <w:b/>
           <w:bCs/>
         </w:rPr>
@@ -260,13 +259,13 @@
       </w:r>
       <w:r>
         <w:rPr>
-          <w:rFonts w:ascii="Calibri" w:cs="Calibri" w:eastAsia="Calibri" w:hAnsi="Calibri"/>
+          <w:rFonts w:ascii="Arial" w:cs="Arial" w:eastAsia="Arial" w:hAnsi="Arial"/>
         </w:rPr>
         <w:t xml:space="preserve"> o en </w:t>
       </w:r>
       <w:r>
         <w:rPr>
-          <w:rFonts w:ascii="Calibri" w:cs="Calibri" w:eastAsia="Calibri" w:hAnsi="Calibri"/>
+          <w:rFonts w:ascii="Arial" w:cs="Arial" w:eastAsia="Arial" w:hAnsi="Arial"/>
           <w:b/>
           <w:bCs/>
         </w:rPr>
@@ -274,19 +273,20 @@
       </w:r>
       <w:r>
         <w:rPr>
-          <w:rFonts w:ascii="Calibri" w:cs="Calibri" w:eastAsia="Calibri" w:hAnsi="Calibri"/>
+          <w:rFonts w:ascii="Arial" w:cs="Arial" w:eastAsia="Arial" w:hAnsi="Arial"/>
         </w:rPr>
         <w:t xml:space="preserve">.</w:t>
       </w:r>
     </w:p>
     <w:p>
       <w:pPr>
-        <w:pStyle w:val="Heading3"/>
         <w:spacing w:after="80" w:before="160"/>
       </w:pPr>
       <w:r>
         <w:rPr>
-          <w:rFonts w:ascii="Calibri" w:cs="Calibri" w:eastAsia="Calibri" w:hAnsi="Calibri"/>
+          <w:rFonts w:ascii="Arial" w:cs="Arial" w:eastAsia="Arial" w:hAnsi="Arial"/>
+          <w:b/>
+          <w:bCs/>
         </w:rPr>
         <w:t xml:space="preserve">Tipos de ACL en Cisco</w:t>
       </w:r>
@@ -316,12 +316,12 @@
           <w:tcPr>
             <w:tcW w:type="dxa" w:w="2400"/>
             <w:tcBorders>
-              <w:top w:val="single" w:color="BFBFBF" w:sz="4"/>
-              <w:left w:val="single" w:color="BFBFBF" w:sz="4"/>
-              <w:bottom w:val="single" w:color="BFBFBF" w:sz="4"/>
-              <w:right w:val="single" w:color="BFBFBF" w:sz="4"/>
+              <w:top w:val="single" w:color="000000" w:sz="4"/>
+              <w:left w:val="single" w:color="000000" w:sz="4"/>
+              <w:bottom w:val="single" w:color="000000" w:sz="4"/>
+              <w:right w:val="single" w:color="000000" w:sz="4"/>
             </w:tcBorders>
-            <w:shd w:fill="1F4E79" w:val="clear"/>
+            <w:shd w:fill="D9D9D9" w:val="clear"/>
             <w:tcMar>
               <w:top w:type="dxa" w:w="60"/>
               <w:left w:type="dxa" w:w="100"/>
@@ -332,10 +332,10 @@
           <w:p>
             <w:r>
               <w:rPr>
-                <w:rFonts w:ascii="Calibri" w:cs="Calibri" w:eastAsia="Calibri" w:hAnsi="Calibri"/>
+                <w:rFonts w:ascii="Arial" w:cs="Arial" w:eastAsia="Arial" w:hAnsi="Arial"/>
                 <w:b/>
                 <w:bCs/>
-                <w:color w:val="FFFFFF"/>
+                <w:color w:val="000000"/>
               </w:rPr>
               <w:t xml:space="preserve">Tipo</w:t>
             </w:r>
@@ -345,12 +345,12 @@
           <w:tcPr>
             <w:tcW w:type="dxa" w:w="3480"/>
             <w:tcBorders>
-              <w:top w:val="single" w:color="BFBFBF" w:sz="4"/>
-              <w:left w:val="single" w:color="BFBFBF" w:sz="4"/>
-              <w:bottom w:val="single" w:color="BFBFBF" w:sz="4"/>
-              <w:right w:val="single" w:color="BFBFBF" w:sz="4"/>
+              <w:top w:val="single" w:color="000000" w:sz="4"/>
+              <w:left w:val="single" w:color="000000" w:sz="4"/>
+              <w:bottom w:val="single" w:color="000000" w:sz="4"/>
+              <w:right w:val="single" w:color="000000" w:sz="4"/>
             </w:tcBorders>
-            <w:shd w:fill="1F4E79" w:val="clear"/>
+            <w:shd w:fill="D9D9D9" w:val="clear"/>
             <w:tcMar>
               <w:top w:type="dxa" w:w="60"/>
               <w:left w:type="dxa" w:w="100"/>
@@ -361,10 +361,10 @@
           <w:p>
             <w:r>
               <w:rPr>
-                <w:rFonts w:ascii="Calibri" w:cs="Calibri" w:eastAsia="Calibri" w:hAnsi="Calibri"/>
+                <w:rFonts w:ascii="Arial" w:cs="Arial" w:eastAsia="Arial" w:hAnsi="Arial"/>
                 <w:b/>
                 <w:bCs/>
-                <w:color w:val="FFFFFF"/>
+                <w:color w:val="000000"/>
               </w:rPr>
               <w:t xml:space="preserve">Números</w:t>
             </w:r>
@@ -374,12 +374,12 @@
           <w:tcPr>
             <w:tcW w:type="dxa" w:w="3480"/>
             <w:tcBorders>
-              <w:top w:val="single" w:color="BFBFBF" w:sz="4"/>
-              <w:left w:val="single" w:color="BFBFBF" w:sz="4"/>
-              <w:bottom w:val="single" w:color="BFBFBF" w:sz="4"/>
-              <w:right w:val="single" w:color="BFBFBF" w:sz="4"/>
+              <w:top w:val="single" w:color="000000" w:sz="4"/>
+              <w:left w:val="single" w:color="000000" w:sz="4"/>
+              <w:bottom w:val="single" w:color="000000" w:sz="4"/>
+              <w:right w:val="single" w:color="000000" w:sz="4"/>
             </w:tcBorders>
-            <w:shd w:fill="1F4E79" w:val="clear"/>
+            <w:shd w:fill="D9D9D9" w:val="clear"/>
             <w:tcMar>
               <w:top w:type="dxa" w:w="60"/>
               <w:left w:type="dxa" w:w="100"/>
@@ -390,10 +390,10 @@
           <w:p>
             <w:r>
               <w:rPr>
-                <w:rFonts w:ascii="Calibri" w:cs="Calibri" w:eastAsia="Calibri" w:hAnsi="Calibri"/>
+                <w:rFonts w:ascii="Arial" w:cs="Arial" w:eastAsia="Arial" w:hAnsi="Arial"/>
                 <w:b/>
                 <w:bCs/>
-                <w:color w:val="FFFFFF"/>
+                <w:color w:val="000000"/>
               </w:rPr>
               <w:t xml:space="preserve">Notas</w:t>
             </w:r>
@@ -405,10 +405,10 @@
           <w:tcPr>
             <w:tcW w:type="dxa" w:w="2400"/>
             <w:tcBorders>
-              <w:top w:val="single" w:color="BFBFBF" w:sz="4"/>
-              <w:left w:val="single" w:color="BFBFBF" w:sz="4"/>
-              <w:bottom w:val="single" w:color="BFBFBF" w:sz="4"/>
-              <w:right w:val="single" w:color="BFBFBF" w:sz="4"/>
+              <w:top w:val="single" w:color="000000" w:sz="4"/>
+              <w:left w:val="single" w:color="000000" w:sz="4"/>
+              <w:bottom w:val="single" w:color="000000" w:sz="4"/>
+              <w:right w:val="single" w:color="000000" w:sz="4"/>
             </w:tcBorders>
             <w:shd w:fill="FFFFFF" w:val="clear"/>
             <w:tcMar>
@@ -421,7 +421,7 @@
           <w:p>
             <w:r>
               <w:rPr>
-                <w:rFonts w:ascii="Calibri" w:cs="Calibri" w:eastAsia="Calibri" w:hAnsi="Calibri"/>
+                <w:rFonts w:ascii="Arial" w:cs="Arial" w:eastAsia="Arial" w:hAnsi="Arial"/>
                 <w:b/>
                 <w:bCs/>
               </w:rPr>
@@ -433,10 +433,10 @@
           <w:tcPr>
             <w:tcW w:type="dxa" w:w="3480"/>
             <w:tcBorders>
-              <w:top w:val="single" w:color="BFBFBF" w:sz="4"/>
-              <w:left w:val="single" w:color="BFBFBF" w:sz="4"/>
-              <w:bottom w:val="single" w:color="BFBFBF" w:sz="4"/>
-              <w:right w:val="single" w:color="BFBFBF" w:sz="4"/>
+              <w:top w:val="single" w:color="000000" w:sz="4"/>
+              <w:left w:val="single" w:color="000000" w:sz="4"/>
+              <w:bottom w:val="single" w:color="000000" w:sz="4"/>
+              <w:right w:val="single" w:color="000000" w:sz="4"/>
             </w:tcBorders>
             <w:shd w:fill="FFFFFF" w:val="clear"/>
             <w:tcMar>
@@ -449,7 +449,7 @@
           <w:p>
             <w:r>
               <w:rPr>
-                <w:rFonts w:ascii="Calibri" w:cs="Calibri" w:eastAsia="Calibri" w:hAnsi="Calibri"/>
+                <w:rFonts w:ascii="Arial" w:cs="Arial" w:eastAsia="Arial" w:hAnsi="Arial"/>
               </w:rPr>
               <w:t xml:space="preserve">1 a 99 y 1300 a 1999</w:t>
             </w:r>
@@ -459,10 +459,10 @@
           <w:tcPr>
             <w:tcW w:type="dxa" w:w="3480"/>
             <w:tcBorders>
-              <w:top w:val="single" w:color="BFBFBF" w:sz="4"/>
-              <w:left w:val="single" w:color="BFBFBF" w:sz="4"/>
-              <w:bottom w:val="single" w:color="BFBFBF" w:sz="4"/>
-              <w:right w:val="single" w:color="BFBFBF" w:sz="4"/>
+              <w:top w:val="single" w:color="000000" w:sz="4"/>
+              <w:left w:val="single" w:color="000000" w:sz="4"/>
+              <w:bottom w:val="single" w:color="000000" w:sz="4"/>
+              <w:right w:val="single" w:color="000000" w:sz="4"/>
             </w:tcBorders>
             <w:shd w:fill="FFFFFF" w:val="clear"/>
             <w:tcMar>
@@ -480,10 +480,10 @@
           <w:tcPr>
             <w:tcW w:type="dxa" w:w="2400"/>
             <w:tcBorders>
-              <w:top w:val="single" w:color="BFBFBF" w:sz="4"/>
-              <w:left w:val="single" w:color="BFBFBF" w:sz="4"/>
-              <w:bottom w:val="single" w:color="BFBFBF" w:sz="4"/>
-              <w:right w:val="single" w:color="BFBFBF" w:sz="4"/>
+              <w:top w:val="single" w:color="000000" w:sz="4"/>
+              <w:left w:val="single" w:color="000000" w:sz="4"/>
+              <w:bottom w:val="single" w:color="000000" w:sz="4"/>
+              <w:right w:val="single" w:color="000000" w:sz="4"/>
             </w:tcBorders>
             <w:shd w:fill="FFFFFF" w:val="clear"/>
             <w:tcMar>
@@ -496,7 +496,7 @@
           <w:p>
             <w:r>
               <w:rPr>
-                <w:rFonts w:ascii="Calibri" w:cs="Calibri" w:eastAsia="Calibri" w:hAnsi="Calibri"/>
+                <w:rFonts w:ascii="Arial" w:cs="Arial" w:eastAsia="Arial" w:hAnsi="Arial"/>
                 <w:b/>
                 <w:bCs/>
               </w:rPr>
@@ -508,10 +508,10 @@
           <w:tcPr>
             <w:tcW w:type="dxa" w:w="3480"/>
             <w:tcBorders>
-              <w:top w:val="single" w:color="BFBFBF" w:sz="4"/>
-              <w:left w:val="single" w:color="BFBFBF" w:sz="4"/>
-              <w:bottom w:val="single" w:color="BFBFBF" w:sz="4"/>
-              <w:right w:val="single" w:color="BFBFBF" w:sz="4"/>
+              <w:top w:val="single" w:color="000000" w:sz="4"/>
+              <w:left w:val="single" w:color="000000" w:sz="4"/>
+              <w:bottom w:val="single" w:color="000000" w:sz="4"/>
+              <w:right w:val="single" w:color="000000" w:sz="4"/>
             </w:tcBorders>
             <w:shd w:fill="FFFFFF" w:val="clear"/>
             <w:tcMar>
@@ -524,7 +524,7 @@
           <w:p>
             <w:r>
               <w:rPr>
-                <w:rFonts w:ascii="Calibri" w:cs="Calibri" w:eastAsia="Calibri" w:hAnsi="Calibri"/>
+                <w:rFonts w:ascii="Arial" w:cs="Arial" w:eastAsia="Arial" w:hAnsi="Arial"/>
               </w:rPr>
               <w:t xml:space="preserve">100 a 199 y 2000 a 2699</w:t>
             </w:r>
@@ -534,10 +534,10 @@
           <w:tcPr>
             <w:tcW w:type="dxa" w:w="3480"/>
             <w:tcBorders>
-              <w:top w:val="single" w:color="BFBFBF" w:sz="4"/>
-              <w:left w:val="single" w:color="BFBFBF" w:sz="4"/>
-              <w:bottom w:val="single" w:color="BFBFBF" w:sz="4"/>
-              <w:right w:val="single" w:color="BFBFBF" w:sz="4"/>
+              <w:top w:val="single" w:color="000000" w:sz="4"/>
+              <w:left w:val="single" w:color="000000" w:sz="4"/>
+              <w:bottom w:val="single" w:color="000000" w:sz="4"/>
+              <w:right w:val="single" w:color="000000" w:sz="4"/>
             </w:tcBorders>
             <w:shd w:fill="FFFFFF" w:val="clear"/>
             <w:tcMar>
@@ -555,10 +555,10 @@
           <w:tcPr>
             <w:tcW w:type="dxa" w:w="2400"/>
             <w:tcBorders>
-              <w:top w:val="single" w:color="BFBFBF" w:sz="4"/>
-              <w:left w:val="single" w:color="BFBFBF" w:sz="4"/>
-              <w:bottom w:val="single" w:color="BFBFBF" w:sz="4"/>
-              <w:right w:val="single" w:color="BFBFBF" w:sz="4"/>
+              <w:top w:val="single" w:color="000000" w:sz="4"/>
+              <w:left w:val="single" w:color="000000" w:sz="4"/>
+              <w:bottom w:val="single" w:color="000000" w:sz="4"/>
+              <w:right w:val="single" w:color="000000" w:sz="4"/>
             </w:tcBorders>
             <w:shd w:fill="FFFFFF" w:val="clear"/>
             <w:tcMar>
@@ -571,7 +571,7 @@
           <w:p>
             <w:r>
               <w:rPr>
-                <w:rFonts w:ascii="Calibri" w:cs="Calibri" w:eastAsia="Calibri" w:hAnsi="Calibri"/>
+                <w:rFonts w:ascii="Arial" w:cs="Arial" w:eastAsia="Arial" w:hAnsi="Arial"/>
                 <w:b/>
                 <w:bCs/>
               </w:rPr>
@@ -583,10 +583,10 @@
           <w:tcPr>
             <w:tcW w:type="dxa" w:w="3480"/>
             <w:tcBorders>
-              <w:top w:val="single" w:color="BFBFBF" w:sz="4"/>
-              <w:left w:val="single" w:color="BFBFBF" w:sz="4"/>
-              <w:bottom w:val="single" w:color="BFBFBF" w:sz="4"/>
-              <w:right w:val="single" w:color="BFBFBF" w:sz="4"/>
+              <w:top w:val="single" w:color="000000" w:sz="4"/>
+              <w:left w:val="single" w:color="000000" w:sz="4"/>
+              <w:bottom w:val="single" w:color="000000" w:sz="4"/>
+              <w:right w:val="single" w:color="000000" w:sz="4"/>
             </w:tcBorders>
             <w:shd w:fill="FFFFFF" w:val="clear"/>
             <w:tcMar>
@@ -599,7 +599,7 @@
           <w:p>
             <w:r>
               <w:rPr>
-                <w:rFonts w:ascii="Calibri" w:cs="Calibri" w:eastAsia="Calibri" w:hAnsi="Calibri"/>
+                <w:rFonts w:ascii="Arial" w:cs="Arial" w:eastAsia="Arial" w:hAnsi="Arial"/>
               </w:rPr>
               <w:t xml:space="preserve">Sin número, usa un nombre</w:t>
             </w:r>
@@ -609,10 +609,10 @@
           <w:tcPr>
             <w:tcW w:type="dxa" w:w="3480"/>
             <w:tcBorders>
-              <w:top w:val="single" w:color="BFBFBF" w:sz="4"/>
-              <w:left w:val="single" w:color="BFBFBF" w:sz="4"/>
-              <w:bottom w:val="single" w:color="BFBFBF" w:sz="4"/>
-              <w:right w:val="single" w:color="BFBFBF" w:sz="4"/>
+              <w:top w:val="single" w:color="000000" w:sz="4"/>
+              <w:left w:val="single" w:color="000000" w:sz="4"/>
+              <w:bottom w:val="single" w:color="000000" w:sz="4"/>
+              <w:right w:val="single" w:color="000000" w:sz="4"/>
             </w:tcBorders>
             <w:shd w:fill="FFFFFF" w:val="clear"/>
             <w:tcMar>
@@ -625,7 +625,7 @@
           <w:p>
             <w:r>
               <w:rPr>
-                <w:rFonts w:ascii="Calibri" w:cs="Calibri" w:eastAsia="Calibri" w:hAnsi="Calibri"/>
+                <w:rFonts w:ascii="Arial" w:cs="Arial" w:eastAsia="Arial" w:hAnsi="Arial"/>
                 <w:b/>
                 <w:bCs/>
               </w:rPr>
@@ -633,7 +633,7 @@
             </w:r>
             <w:r>
               <w:rPr>
-                <w:rFonts w:ascii="Calibri" w:cs="Calibri" w:eastAsia="Calibri" w:hAnsi="Calibri"/>
+                <w:rFonts w:ascii="Arial" w:cs="Arial" w:eastAsia="Arial" w:hAnsi="Arial"/>
               </w:rPr>
               <w:t xml:space="preserve">: el nombre dice para qué sirve la ACL</w:t>
             </w:r>
@@ -657,13 +657,13 @@
       </w:pPr>
       <w:r>
         <w:rPr>
-          <w:rFonts w:ascii="Calibri" w:cs="Calibri" w:eastAsia="Calibri" w:hAnsi="Calibri"/>
+          <w:rFonts w:ascii="Arial" w:cs="Arial" w:eastAsia="Arial" w:hAnsi="Arial"/>
         </w:rPr>
         <w:t xml:space="preserve">Las ACL definen reglas con control adicional para los paquetes que </w:t>
       </w:r>
       <w:r>
         <w:rPr>
-          <w:rFonts w:ascii="Calibri" w:cs="Calibri" w:eastAsia="Calibri" w:hAnsi="Calibri"/>
+          <w:rFonts w:ascii="Arial" w:cs="Arial" w:eastAsia="Arial" w:hAnsi="Arial"/>
           <w:b/>
           <w:bCs/>
         </w:rPr>
@@ -671,13 +671,13 @@
       </w:r>
       <w:r>
         <w:rPr>
-          <w:rFonts w:ascii="Calibri" w:cs="Calibri" w:eastAsia="Calibri" w:hAnsi="Calibri"/>
+          <w:rFonts w:ascii="Arial" w:cs="Arial" w:eastAsia="Arial" w:hAnsi="Arial"/>
         </w:rPr>
         <w:t xml:space="preserve"> por las interfaces de entrada, los que se </w:t>
       </w:r>
       <w:r>
         <w:rPr>
-          <w:rFonts w:ascii="Calibri" w:cs="Calibri" w:eastAsia="Calibri" w:hAnsi="Calibri"/>
+          <w:rFonts w:ascii="Arial" w:cs="Arial" w:eastAsia="Arial" w:hAnsi="Arial"/>
           <w:b/>
           <w:bCs/>
         </w:rPr>
@@ -685,13 +685,13 @@
       </w:r>
       <w:r>
         <w:rPr>
-          <w:rFonts w:ascii="Calibri" w:cs="Calibri" w:eastAsia="Calibri" w:hAnsi="Calibri"/>
+          <w:rFonts w:ascii="Arial" w:cs="Arial" w:eastAsia="Arial" w:hAnsi="Arial"/>
         </w:rPr>
         <w:t xml:space="preserve"> a través del router y los que </w:t>
       </w:r>
       <w:r>
         <w:rPr>
-          <w:rFonts w:ascii="Calibri" w:cs="Calibri" w:eastAsia="Calibri" w:hAnsi="Calibri"/>
+          <w:rFonts w:ascii="Arial" w:cs="Arial" w:eastAsia="Arial" w:hAnsi="Arial"/>
           <w:b/>
           <w:bCs/>
         </w:rPr>
@@ -699,22 +699,23 @@
       </w:r>
       <w:r>
         <w:rPr>
-          <w:rFonts w:ascii="Calibri" w:cs="Calibri" w:eastAsia="Calibri" w:hAnsi="Calibri"/>
+          <w:rFonts w:ascii="Arial" w:cs="Arial" w:eastAsia="Arial" w:hAnsi="Arial"/>
         </w:rPr>
         <w:t xml:space="preserve"> por las interfaces de salida.</w:t>
       </w:r>
     </w:p>
     <w:p>
       <w:pPr>
-        <w:pStyle w:val="Heading1"/>
         <w:pBdr>
-          <w:bottom w:val="single" w:color="1F4E79" w:sz="8" w:space="2"/>
+          <w:bottom w:val="single" w:color="000000" w:sz="8" w:space="2"/>
         </w:pBdr>
         <w:spacing w:after="120" w:before="280"/>
       </w:pPr>
       <w:r>
         <w:rPr>
-          <w:rFonts w:ascii="Calibri" w:cs="Calibri" w:eastAsia="Calibri" w:hAnsi="Calibri"/>
+          <w:rFonts w:ascii="Arial" w:cs="Arial" w:eastAsia="Arial" w:hAnsi="Arial"/>
+          <w:b/>
+          <w:bCs/>
         </w:rPr>
         <w:t xml:space="preserve">2. Máscaras de comodín (wildcard)</w:t>
       </w:r>
@@ -730,13 +731,13 @@
       </w:pPr>
       <w:r>
         <w:rPr>
-          <w:rFonts w:ascii="Calibri" w:cs="Calibri" w:eastAsia="Calibri" w:hAnsi="Calibri"/>
+          <w:rFonts w:ascii="Arial" w:cs="Arial" w:eastAsia="Arial" w:hAnsi="Arial"/>
         </w:rPr>
         <w:t xml:space="preserve">Un ACE IPv4 usa una </w:t>
       </w:r>
       <w:r>
         <w:rPr>
-          <w:rFonts w:ascii="Calibri" w:cs="Calibri" w:eastAsia="Calibri" w:hAnsi="Calibri"/>
+          <w:rFonts w:ascii="Arial" w:cs="Arial" w:eastAsia="Arial" w:hAnsi="Arial"/>
           <w:b/>
           <w:bCs/>
         </w:rPr>
@@ -744,7 +745,7 @@
       </w:r>
       <w:r>
         <w:rPr>
-          <w:rFonts w:ascii="Calibri" w:cs="Calibri" w:eastAsia="Calibri" w:hAnsi="Calibri"/>
+          <w:rFonts w:ascii="Arial" w:cs="Arial" w:eastAsia="Arial" w:hAnsi="Arial"/>
         </w:rPr>
         <w:t xml:space="preserve"> para decidir qué bits de la dirección hay que examinar para tener una coincidencia.</w:t>
       </w:r>
@@ -760,13 +761,13 @@
       </w:pPr>
       <w:r>
         <w:rPr>
-          <w:rFonts w:ascii="Calibri" w:cs="Calibri" w:eastAsia="Calibri" w:hAnsi="Calibri"/>
+          <w:rFonts w:ascii="Arial" w:cs="Arial" w:eastAsia="Arial" w:hAnsi="Arial"/>
         </w:rPr>
         <w:t xml:space="preserve">También las usa el protocolo de enrutamiento </w:t>
       </w:r>
       <w:r>
         <w:rPr>
-          <w:rFonts w:ascii="Calibri" w:cs="Calibri" w:eastAsia="Calibri" w:hAnsi="Calibri"/>
+          <w:rFonts w:ascii="Arial" w:cs="Arial" w:eastAsia="Arial" w:hAnsi="Arial"/>
           <w:b/>
           <w:bCs/>
         </w:rPr>
@@ -774,7 +775,7 @@
       </w:r>
       <w:r>
         <w:rPr>
-          <w:rFonts w:ascii="Calibri" w:cs="Calibri" w:eastAsia="Calibri" w:hAnsi="Calibri"/>
+          <w:rFonts w:ascii="Arial" w:cs="Arial" w:eastAsia="Arial" w:hAnsi="Arial"/>
         </w:rPr>
         <w:t xml:space="preserve">.</w:t>
       </w:r>
@@ -790,13 +791,13 @@
       </w:pPr>
       <w:r>
         <w:rPr>
-          <w:rFonts w:ascii="Calibri" w:cs="Calibri" w:eastAsia="Calibri" w:hAnsi="Calibri"/>
+          <w:rFonts w:ascii="Arial" w:cs="Arial" w:eastAsia="Arial" w:hAnsi="Arial"/>
         </w:rPr>
         <w:t xml:space="preserve">Se parece a una máscara de subred porque usa el proceso </w:t>
       </w:r>
       <w:r>
         <w:rPr>
-          <w:rFonts w:ascii="Calibri" w:cs="Calibri" w:eastAsia="Calibri" w:hAnsi="Calibri"/>
+          <w:rFonts w:ascii="Arial" w:cs="Arial" w:eastAsia="Arial" w:hAnsi="Arial"/>
           <w:b/>
           <w:bCs/>
         </w:rPr>
@@ -804,7 +805,7 @@
       </w:r>
       <w:r>
         <w:rPr>
-          <w:rFonts w:ascii="Calibri" w:cs="Calibri" w:eastAsia="Calibri" w:hAnsi="Calibri"/>
+          <w:rFonts w:ascii="Arial" w:cs="Arial" w:eastAsia="Arial" w:hAnsi="Arial"/>
         </w:rPr>
         <w:t xml:space="preserve"> para identificar los bits de la dirección IPv4 que deben coincidir.</w:t>
       </w:r>
@@ -820,7 +821,7 @@
       </w:pPr>
       <w:r>
         <w:rPr>
-          <w:rFonts w:ascii="Calibri" w:cs="Calibri" w:eastAsia="Calibri" w:hAnsi="Calibri"/>
+          <w:rFonts w:ascii="Arial" w:cs="Arial" w:eastAsia="Arial" w:hAnsi="Arial"/>
           <w:b/>
           <w:bCs/>
         </w:rPr>
@@ -828,7 +829,7 @@
       </w:r>
       <w:r>
         <w:rPr>
-          <w:rFonts w:ascii="Calibri" w:cs="Calibri" w:eastAsia="Calibri" w:hAnsi="Calibri"/>
+          <w:rFonts w:ascii="Arial" w:cs="Arial" w:eastAsia="Arial" w:hAnsi="Arial"/>
         </w:rPr>
         <w:t xml:space="preserve"> la forma de coincidir con los 1 y 0 binarios.</w:t>
       </w:r>
@@ -858,12 +859,12 @@
           <w:tcPr>
             <w:tcW w:type="dxa" w:w="2400"/>
             <w:tcBorders>
-              <w:top w:val="single" w:color="BFBFBF" w:sz="4"/>
-              <w:left w:val="single" w:color="BFBFBF" w:sz="4"/>
-              <w:bottom w:val="single" w:color="BFBFBF" w:sz="4"/>
-              <w:right w:val="single" w:color="BFBFBF" w:sz="4"/>
+              <w:top w:val="single" w:color="000000" w:sz="4"/>
+              <w:left w:val="single" w:color="000000" w:sz="4"/>
+              <w:bottom w:val="single" w:color="000000" w:sz="4"/>
+              <w:right w:val="single" w:color="000000" w:sz="4"/>
             </w:tcBorders>
-            <w:shd w:fill="1F4E79" w:val="clear"/>
+            <w:shd w:fill="D9D9D9" w:val="clear"/>
             <w:tcMar>
               <w:top w:type="dxa" w:w="60"/>
               <w:left w:type="dxa" w:w="100"/>
@@ -877,12 +878,12 @@
           <w:tcPr>
             <w:tcW w:type="dxa" w:w="3480"/>
             <w:tcBorders>
-              <w:top w:val="single" w:color="BFBFBF" w:sz="4"/>
-              <w:left w:val="single" w:color="BFBFBF" w:sz="4"/>
-              <w:bottom w:val="single" w:color="BFBFBF" w:sz="4"/>
-              <w:right w:val="single" w:color="BFBFBF" w:sz="4"/>
+              <w:top w:val="single" w:color="000000" w:sz="4"/>
+              <w:left w:val="single" w:color="000000" w:sz="4"/>
+              <w:bottom w:val="single" w:color="000000" w:sz="4"/>
+              <w:right w:val="single" w:color="000000" w:sz="4"/>
             </w:tcBorders>
-            <w:shd w:fill="1F4E79" w:val="clear"/>
+            <w:shd w:fill="D9D9D9" w:val="clear"/>
             <w:tcMar>
               <w:top w:type="dxa" w:w="60"/>
               <w:left w:type="dxa" w:w="100"/>
@@ -893,10 +894,10 @@
           <w:p>
             <w:r>
               <w:rPr>
-                <w:rFonts w:ascii="Calibri" w:cs="Calibri" w:eastAsia="Calibri" w:hAnsi="Calibri"/>
+                <w:rFonts w:ascii="Arial" w:cs="Arial" w:eastAsia="Arial" w:hAnsi="Arial"/>
                 <w:b/>
                 <w:bCs/>
-                <w:color w:val="FFFFFF"/>
+                <w:color w:val="000000"/>
               </w:rPr>
               <w:t xml:space="preserve">Bit en 1</w:t>
             </w:r>
@@ -906,12 +907,12 @@
           <w:tcPr>
             <w:tcW w:type="dxa" w:w="3480"/>
             <w:tcBorders>
-              <w:top w:val="single" w:color="BFBFBF" w:sz="4"/>
-              <w:left w:val="single" w:color="BFBFBF" w:sz="4"/>
-              <w:bottom w:val="single" w:color="BFBFBF" w:sz="4"/>
-              <w:right w:val="single" w:color="BFBFBF" w:sz="4"/>
+              <w:top w:val="single" w:color="000000" w:sz="4"/>
+              <w:left w:val="single" w:color="000000" w:sz="4"/>
+              <w:bottom w:val="single" w:color="000000" w:sz="4"/>
+              <w:right w:val="single" w:color="000000" w:sz="4"/>
             </w:tcBorders>
-            <w:shd w:fill="1F4E79" w:val="clear"/>
+            <w:shd w:fill="D9D9D9" w:val="clear"/>
             <w:tcMar>
               <w:top w:type="dxa" w:w="60"/>
               <w:left w:type="dxa" w:w="100"/>
@@ -922,10 +923,10 @@
           <w:p>
             <w:r>
               <w:rPr>
-                <w:rFonts w:ascii="Calibri" w:cs="Calibri" w:eastAsia="Calibri" w:hAnsi="Calibri"/>
+                <w:rFonts w:ascii="Arial" w:cs="Arial" w:eastAsia="Arial" w:hAnsi="Arial"/>
                 <w:b/>
                 <w:bCs/>
-                <w:color w:val="FFFFFF"/>
+                <w:color w:val="000000"/>
               </w:rPr>
               <w:t xml:space="preserve">Bit en 0</w:t>
             </w:r>
@@ -937,10 +938,10 @@
           <w:tcPr>
             <w:tcW w:type="dxa" w:w="2400"/>
             <w:tcBorders>
-              <w:top w:val="single" w:color="BFBFBF" w:sz="4"/>
-              <w:left w:val="single" w:color="BFBFBF" w:sz="4"/>
-              <w:bottom w:val="single" w:color="BFBFBF" w:sz="4"/>
-              <w:right w:val="single" w:color="BFBFBF" w:sz="4"/>
+              <w:top w:val="single" w:color="000000" w:sz="4"/>
+              <w:left w:val="single" w:color="000000" w:sz="4"/>
+              <w:bottom w:val="single" w:color="000000" w:sz="4"/>
+              <w:right w:val="single" w:color="000000" w:sz="4"/>
             </w:tcBorders>
             <w:shd w:fill="FFFFFF" w:val="clear"/>
             <w:tcMar>
@@ -953,7 +954,7 @@
           <w:p>
             <w:r>
               <w:rPr>
-                <w:rFonts w:ascii="Calibri" w:cs="Calibri" w:eastAsia="Calibri" w:hAnsi="Calibri"/>
+                <w:rFonts w:ascii="Arial" w:cs="Arial" w:eastAsia="Arial" w:hAnsi="Arial"/>
                 <w:b/>
                 <w:bCs/>
               </w:rPr>
@@ -965,10 +966,10 @@
           <w:tcPr>
             <w:tcW w:type="dxa" w:w="3480"/>
             <w:tcBorders>
-              <w:top w:val="single" w:color="BFBFBF" w:sz="4"/>
-              <w:left w:val="single" w:color="BFBFBF" w:sz="4"/>
-              <w:bottom w:val="single" w:color="BFBFBF" w:sz="4"/>
-              <w:right w:val="single" w:color="BFBFBF" w:sz="4"/>
+              <w:top w:val="single" w:color="000000" w:sz="4"/>
+              <w:left w:val="single" w:color="000000" w:sz="4"/>
+              <w:bottom w:val="single" w:color="000000" w:sz="4"/>
+              <w:right w:val="single" w:color="000000" w:sz="4"/>
             </w:tcBorders>
             <w:shd w:fill="FFFFFF" w:val="clear"/>
             <w:tcMar>
@@ -981,7 +982,7 @@
           <w:p>
             <w:r>
               <w:rPr>
-                <w:rFonts w:ascii="Calibri" w:cs="Calibri" w:eastAsia="Calibri" w:hAnsi="Calibri"/>
+                <w:rFonts w:ascii="Arial" w:cs="Arial" w:eastAsia="Arial" w:hAnsi="Arial"/>
               </w:rPr>
               <w:t xml:space="preserve">Coincidencia</w:t>
             </w:r>
@@ -991,10 +992,10 @@
           <w:tcPr>
             <w:tcW w:type="dxa" w:w="3480"/>
             <w:tcBorders>
-              <w:top w:val="single" w:color="BFBFBF" w:sz="4"/>
-              <w:left w:val="single" w:color="BFBFBF" w:sz="4"/>
-              <w:bottom w:val="single" w:color="BFBFBF" w:sz="4"/>
-              <w:right w:val="single" w:color="BFBFBF" w:sz="4"/>
+              <w:top w:val="single" w:color="000000" w:sz="4"/>
+              <w:left w:val="single" w:color="000000" w:sz="4"/>
+              <w:bottom w:val="single" w:color="000000" w:sz="4"/>
+              <w:right w:val="single" w:color="000000" w:sz="4"/>
             </w:tcBorders>
             <w:shd w:fill="FFFFFF" w:val="clear"/>
             <w:tcMar>
@@ -1007,7 +1008,7 @@
           <w:p>
             <w:r>
               <w:rPr>
-                <w:rFonts w:ascii="Calibri" w:cs="Calibri" w:eastAsia="Calibri" w:hAnsi="Calibri"/>
+                <w:rFonts w:ascii="Arial" w:cs="Arial" w:eastAsia="Arial" w:hAnsi="Arial"/>
               </w:rPr>
               <w:t xml:space="preserve">No es coincidencia</w:t>
             </w:r>
@@ -1019,10 +1020,10 @@
           <w:tcPr>
             <w:tcW w:type="dxa" w:w="2400"/>
             <w:tcBorders>
-              <w:top w:val="single" w:color="BFBFBF" w:sz="4"/>
-              <w:left w:val="single" w:color="BFBFBF" w:sz="4"/>
-              <w:bottom w:val="single" w:color="BFBFBF" w:sz="4"/>
-              <w:right w:val="single" w:color="BFBFBF" w:sz="4"/>
+              <w:top w:val="single" w:color="000000" w:sz="4"/>
+              <w:left w:val="single" w:color="000000" w:sz="4"/>
+              <w:bottom w:val="single" w:color="000000" w:sz="4"/>
+              <w:right w:val="single" w:color="000000" w:sz="4"/>
             </w:tcBorders>
             <w:shd w:fill="FFFFFF" w:val="clear"/>
             <w:tcMar>
@@ -1035,7 +1036,7 @@
           <w:p>
             <w:r>
               <w:rPr>
-                <w:rFonts w:ascii="Calibri" w:cs="Calibri" w:eastAsia="Calibri" w:hAnsi="Calibri"/>
+                <w:rFonts w:ascii="Arial" w:cs="Arial" w:eastAsia="Arial" w:hAnsi="Arial"/>
                 <w:b/>
                 <w:bCs/>
               </w:rPr>
@@ -1047,10 +1048,10 @@
           <w:tcPr>
             <w:tcW w:type="dxa" w:w="3480"/>
             <w:tcBorders>
-              <w:top w:val="single" w:color="BFBFBF" w:sz="4"/>
-              <w:left w:val="single" w:color="BFBFBF" w:sz="4"/>
-              <w:bottom w:val="single" w:color="BFBFBF" w:sz="4"/>
-              <w:right w:val="single" w:color="BFBFBF" w:sz="4"/>
+              <w:top w:val="single" w:color="000000" w:sz="4"/>
+              <w:left w:val="single" w:color="000000" w:sz="4"/>
+              <w:bottom w:val="single" w:color="000000" w:sz="4"/>
+              <w:right w:val="single" w:color="000000" w:sz="4"/>
             </w:tcBorders>
             <w:shd w:fill="FFFFFF" w:val="clear"/>
             <w:tcMar>
@@ -1063,7 +1064,7 @@
           <w:p>
             <w:r>
               <w:rPr>
-                <w:rFonts w:ascii="Calibri" w:cs="Calibri" w:eastAsia="Calibri" w:hAnsi="Calibri"/>
+                <w:rFonts w:ascii="Arial" w:cs="Arial" w:eastAsia="Arial" w:hAnsi="Arial"/>
               </w:rPr>
               <w:t xml:space="preserve">No es coincidencia</w:t>
             </w:r>
@@ -1073,10 +1074,10 @@
           <w:tcPr>
             <w:tcW w:type="dxa" w:w="3480"/>
             <w:tcBorders>
-              <w:top w:val="single" w:color="BFBFBF" w:sz="4"/>
-              <w:left w:val="single" w:color="BFBFBF" w:sz="4"/>
-              <w:bottom w:val="single" w:color="BFBFBF" w:sz="4"/>
-              <w:right w:val="single" w:color="BFBFBF" w:sz="4"/>
+              <w:top w:val="single" w:color="000000" w:sz="4"/>
+              <w:left w:val="single" w:color="000000" w:sz="4"/>
+              <w:bottom w:val="single" w:color="000000" w:sz="4"/>
+              <w:right w:val="single" w:color="000000" w:sz="4"/>
             </w:tcBorders>
             <w:shd w:fill="FFFFFF" w:val="clear"/>
             <w:tcMar>
@@ -1089,7 +1090,7 @@
           <w:p>
             <w:r>
               <w:rPr>
-                <w:rFonts w:ascii="Calibri" w:cs="Calibri" w:eastAsia="Calibri" w:hAnsi="Calibri"/>
+                <w:rFonts w:ascii="Arial" w:cs="Arial" w:eastAsia="Arial" w:hAnsi="Arial"/>
               </w:rPr>
               <w:t xml:space="preserve">Coincidencia</w:t>
             </w:r>
@@ -1099,52 +1100,16 @@
     </w:tbl>
     <w:p>
       <w:pPr>
-        <w:shd w:fill="FEF3C7" w:val="clear"/>
-        <w:spacing w:after="100" w:before="60"/>
-        <w:ind w:left="120" w:right="120"/>
-      </w:pPr>
-      <w:r>
-        <w:rPr>
-          <w:rFonts w:ascii="Calibri" w:cs="Calibri" w:eastAsia="Calibri" w:hAnsi="Calibri"/>
-          <w:b/>
-          <w:bCs/>
-          <w:color w:val="B45309"/>
-        </w:rPr>
-        <w:t xml:space="preserve">⚠ Ojo: </w:t>
-      </w:r>
-      <w:r>
-        <w:rPr>
-          <w:rFonts w:ascii="Calibri" w:cs="Calibri" w:eastAsia="Calibri" w:hAnsi="Calibri"/>
-        </w:rPr>
-        <w:t xml:space="preserve">En la wildcard es </w:t>
-      </w:r>
-      <w:r>
-        <w:rPr>
-          <w:rFonts w:ascii="Calibri" w:cs="Calibri" w:eastAsia="Calibri" w:hAnsi="Calibri"/>
-          <w:b/>
-          <w:bCs/>
-        </w:rPr>
-        <w:t xml:space="preserve">al revés</w:t>
-      </w:r>
-      <w:r>
-        <w:rPr>
-          <w:rFonts w:ascii="Calibri" w:cs="Calibri" w:eastAsia="Calibri" w:hAnsi="Calibri"/>
-        </w:rPr>
-        <w:t xml:space="preserve"> que en la máscara de subred.</w:t>
-      </w:r>
-    </w:p>
-    <w:p>
-      <w:pPr>
-        <w:pStyle w:val="ListParagraph"/>
-        <w:numPr>
-          <w:ilvl w:val="0"/>
-          <w:numId w:val="2"/>
-        </w:numPr>
-        <w:spacing w:after="60"/>
-      </w:pPr>
-      <w:r>
-        <w:rPr>
-          <w:rFonts w:ascii="Calibri" w:cs="Calibri" w:eastAsia="Calibri" w:hAnsi="Calibri"/>
+        <w:pStyle w:val="ListParagraph"/>
+        <w:numPr>
+          <w:ilvl w:val="0"/>
+          <w:numId w:val="2"/>
+        </w:numPr>
+        <w:spacing w:after="60"/>
+      </w:pPr>
+      <w:r>
+        <w:rPr>
+          <w:rFonts w:ascii="Arial" w:cs="Arial" w:eastAsia="Arial" w:hAnsi="Arial"/>
           <w:b/>
           <w:bCs/>
         </w:rPr>
@@ -1152,13 +1117,13 @@
       </w:r>
       <w:r>
         <w:rPr>
-          <w:rFonts w:ascii="Calibri" w:cs="Calibri" w:eastAsia="Calibri" w:hAnsi="Calibri"/>
+          <w:rFonts w:ascii="Arial" w:cs="Arial" w:eastAsia="Arial" w:hAnsi="Arial"/>
         </w:rPr>
         <w:t xml:space="preserve"> restar la máscara de subred de </w:t>
       </w:r>
       <w:r>
         <w:rPr>
-          <w:rFonts w:ascii="Calibri" w:cs="Calibri" w:eastAsia="Calibri" w:hAnsi="Calibri"/>
+          <w:rFonts w:ascii="Arial" w:cs="Arial" w:eastAsia="Arial" w:hAnsi="Arial"/>
           <w:b/>
           <w:bCs/>
         </w:rPr>
@@ -1166,7 +1131,7 @@
       </w:r>
       <w:r>
         <w:rPr>
-          <w:rFonts w:ascii="Calibri" w:cs="Calibri" w:eastAsia="Calibri" w:hAnsi="Calibri"/>
+          <w:rFonts w:ascii="Arial" w:cs="Arial" w:eastAsia="Arial" w:hAnsi="Arial"/>
         </w:rPr>
         <w:t xml:space="preserve">.</w:t>
       </w:r>
@@ -1182,13 +1147,13 @@
       </w:pPr>
       <w:r>
         <w:rPr>
-          <w:rFonts w:ascii="Calibri" w:cs="Calibri" w:eastAsia="Calibri" w:hAnsi="Calibri"/>
+          <w:rFonts w:ascii="Arial" w:cs="Arial" w:eastAsia="Arial" w:hAnsi="Arial"/>
         </w:rPr>
         <w:t xml:space="preserve">Cisco IOS tiene dos palabras clave para simplificar: </w:t>
       </w:r>
       <w:r>
         <w:rPr>
-          <w:rFonts w:ascii="Calibri" w:cs="Calibri" w:eastAsia="Calibri" w:hAnsi="Calibri"/>
+          <w:rFonts w:ascii="Arial" w:cs="Arial" w:eastAsia="Arial" w:hAnsi="Arial"/>
           <w:b/>
           <w:bCs/>
         </w:rPr>
@@ -1196,13 +1161,13 @@
       </w:r>
       <w:r>
         <w:rPr>
-          <w:rFonts w:ascii="Calibri" w:cs="Calibri" w:eastAsia="Calibri" w:hAnsi="Calibri"/>
+          <w:rFonts w:ascii="Arial" w:cs="Arial" w:eastAsia="Arial" w:hAnsi="Arial"/>
         </w:rPr>
         <w:t xml:space="preserve"> y </w:t>
       </w:r>
       <w:r>
         <w:rPr>
-          <w:rFonts w:ascii="Calibri" w:cs="Calibri" w:eastAsia="Calibri" w:hAnsi="Calibri"/>
+          <w:rFonts w:ascii="Arial" w:cs="Arial" w:eastAsia="Arial" w:hAnsi="Arial"/>
           <w:b/>
           <w:bCs/>
         </w:rPr>
@@ -1210,34 +1175,36 @@
       </w:r>
       <w:r>
         <w:rPr>
-          <w:rFonts w:ascii="Calibri" w:cs="Calibri" w:eastAsia="Calibri" w:hAnsi="Calibri"/>
+          <w:rFonts w:ascii="Arial" w:cs="Arial" w:eastAsia="Arial" w:hAnsi="Arial"/>
         </w:rPr>
         <w:t xml:space="preserve">. Reducen las pulsaciones de teclas y hacen más fácil leer la ACE.</w:t>
       </w:r>
     </w:p>
     <w:p>
       <w:pPr>
-        <w:pStyle w:val="Heading1"/>
         <w:pBdr>
-          <w:bottom w:val="single" w:color="1F4E79" w:sz="8" w:space="2"/>
+          <w:bottom w:val="single" w:color="000000" w:sz="8" w:space="2"/>
         </w:pBdr>
         <w:spacing w:after="120" w:before="280"/>
       </w:pPr>
       <w:r>
         <w:rPr>
-          <w:rFonts w:ascii="Calibri" w:cs="Calibri" w:eastAsia="Calibri" w:hAnsi="Calibri"/>
+          <w:rFonts w:ascii="Arial" w:cs="Arial" w:eastAsia="Arial" w:hAnsi="Arial"/>
+          <w:b/>
+          <w:bCs/>
         </w:rPr>
         <w:t xml:space="preserve">3. Configurar ACL</w:t>
       </w:r>
     </w:p>
     <w:p>
       <w:pPr>
-        <w:pStyle w:val="Heading3"/>
         <w:spacing w:after="80" w:before="160"/>
       </w:pPr>
       <w:r>
         <w:rPr>
-          <w:rFonts w:ascii="Calibri" w:cs="Calibri" w:eastAsia="Calibri" w:hAnsi="Calibri"/>
+          <w:rFonts w:ascii="Arial" w:cs="Arial" w:eastAsia="Arial" w:hAnsi="Arial"/>
+          <w:b/>
+          <w:bCs/>
         </w:rPr>
         <w:t xml:space="preserve">Recomendaciones</w:t>
       </w:r>
@@ -1253,13 +1220,13 @@
       </w:pPr>
       <w:r>
         <w:rPr>
-          <w:rFonts w:ascii="Calibri" w:cs="Calibri" w:eastAsia="Calibri" w:hAnsi="Calibri"/>
+          <w:rFonts w:ascii="Arial" w:cs="Arial" w:eastAsia="Arial" w:hAnsi="Arial"/>
         </w:rPr>
         <w:t xml:space="preserve">Si la ACL es compleja, usar un </w:t>
       </w:r>
       <w:r>
         <w:rPr>
-          <w:rFonts w:ascii="Calibri" w:cs="Calibri" w:eastAsia="Calibri" w:hAnsi="Calibri"/>
+          <w:rFonts w:ascii="Arial" w:cs="Arial" w:eastAsia="Arial" w:hAnsi="Arial"/>
           <w:b/>
           <w:bCs/>
         </w:rPr>
@@ -1267,13 +1234,13 @@
       </w:r>
       <w:r>
         <w:rPr>
-          <w:rFonts w:ascii="Calibri" w:cs="Calibri" w:eastAsia="Calibri" w:hAnsi="Calibri"/>
+          <w:rFonts w:ascii="Arial" w:cs="Arial" w:eastAsia="Arial" w:hAnsi="Arial"/>
         </w:rPr>
         <w:t xml:space="preserve">: escribir los detalles de la política, agregar los comandos del IOS, incluir </w:t>
       </w:r>
       <w:r>
         <w:rPr>
-          <w:rFonts w:ascii="Calibri" w:cs="Calibri" w:eastAsia="Calibri" w:hAnsi="Calibri"/>
+          <w:rFonts w:ascii="Arial" w:cs="Arial" w:eastAsia="Arial" w:hAnsi="Arial"/>
           <w:b/>
           <w:bCs/>
         </w:rPr>
@@ -1281,7 +1248,7 @@
       </w:r>
       <w:r>
         <w:rPr>
-          <w:rFonts w:ascii="Calibri" w:cs="Calibri" w:eastAsia="Calibri" w:hAnsi="Calibri"/>
+          <w:rFonts w:ascii="Arial" w:cs="Arial" w:eastAsia="Arial" w:hAnsi="Arial"/>
         </w:rPr>
         <w:t xml:space="preserve"> para documentar y luego copiar y pegar en el dispositivo.</w:t>
       </w:r>
@@ -1297,7 +1264,7 @@
       </w:pPr>
       <w:r>
         <w:rPr>
-          <w:rFonts w:ascii="Calibri" w:cs="Calibri" w:eastAsia="Calibri" w:hAnsi="Calibri"/>
+          <w:rFonts w:ascii="Arial" w:cs="Arial" w:eastAsia="Arial" w:hAnsi="Arial"/>
           <w:b/>
           <w:bCs/>
         </w:rPr>
@@ -1305,19 +1272,20 @@
       </w:r>
       <w:r>
         <w:rPr>
-          <w:rFonts w:ascii="Calibri" w:cs="Calibri" w:eastAsia="Calibri" w:hAnsi="Calibri"/>
+          <w:rFonts w:ascii="Arial" w:cs="Arial" w:eastAsia="Arial" w:hAnsi="Arial"/>
         </w:rPr>
         <w:t xml:space="preserve"> la ACL para asegurar que aplica bien la política.</w:t>
       </w:r>
     </w:p>
     <w:p>
       <w:pPr>
-        <w:pStyle w:val="Heading3"/>
         <w:spacing w:after="80" w:before="160"/>
       </w:pPr>
       <w:r>
         <w:rPr>
-          <w:rFonts w:ascii="Calibri" w:cs="Calibri" w:eastAsia="Calibri" w:hAnsi="Calibri"/>
+          <w:rFonts w:ascii="Arial" w:cs="Arial" w:eastAsia="Arial" w:hAnsi="Arial"/>
+          <w:b/>
+          <w:bCs/>
         </w:rPr>
         <w:t xml:space="preserve">Comandos</w:t>
       </w:r>
@@ -1328,7 +1296,7 @@
       </w:pPr>
       <w:r>
         <w:rPr>
-          <w:rFonts w:ascii="Calibri" w:cs="Calibri" w:eastAsia="Calibri" w:hAnsi="Calibri"/>
+          <w:rFonts w:ascii="Arial" w:cs="Arial" w:eastAsia="Arial" w:hAnsi="Arial"/>
           <w:b/>
           <w:bCs/>
         </w:rPr>
@@ -1343,9 +1311,9 @@
       </w:pPr>
       <w:r>
         <w:rPr>
-          <w:rFonts w:ascii="Consolas" w:cs="Consolas" w:eastAsia="Consolas" w:hAnsi="Consolas"/>
-          <w:sz w:val="20"/>
-          <w:szCs w:val="20"/>
+          <w:rFonts w:ascii="Arial" w:cs="Arial" w:eastAsia="Arial" w:hAnsi="Arial"/>
+          <w:sz w:val="24"/>
+          <w:szCs w:val="24"/>
         </w:rPr>
         <w:t xml:space="preserve">access-list access-list-number {deny | permit | remark text} source [source-wildcard] [log]</w:t>
       </w:r>
@@ -1356,7 +1324,7 @@
       </w:pPr>
       <w:r>
         <w:rPr>
-          <w:rFonts w:ascii="Calibri" w:cs="Calibri" w:eastAsia="Calibri" w:hAnsi="Calibri"/>
+          <w:rFonts w:ascii="Arial" w:cs="Arial" w:eastAsia="Arial" w:hAnsi="Arial"/>
           <w:b/>
           <w:bCs/>
         </w:rPr>
@@ -1371,9 +1339,9 @@
       </w:pPr>
       <w:r>
         <w:rPr>
-          <w:rFonts w:ascii="Consolas" w:cs="Consolas" w:eastAsia="Consolas" w:hAnsi="Consolas"/>
-          <w:sz w:val="20"/>
-          <w:szCs w:val="20"/>
+          <w:rFonts w:ascii="Arial" w:cs="Arial" w:eastAsia="Arial" w:hAnsi="Arial"/>
+          <w:sz w:val="24"/>
+          <w:szCs w:val="24"/>
         </w:rPr>
         <w:t xml:space="preserve">ip access-list standard access-list-name</w:t>
       </w:r>
@@ -1389,13 +1357,13 @@
       </w:pPr>
       <w:r>
         <w:rPr>
-          <w:rFonts w:ascii="Calibri" w:cs="Calibri" w:eastAsia="Calibri" w:hAnsi="Calibri"/>
+          <w:rFonts w:ascii="Arial" w:cs="Arial" w:eastAsia="Arial" w:hAnsi="Arial"/>
         </w:rPr>
         <w:t xml:space="preserve">Los nombres son </w:t>
       </w:r>
       <w:r>
         <w:rPr>
-          <w:rFonts w:ascii="Calibri" w:cs="Calibri" w:eastAsia="Calibri" w:hAnsi="Calibri"/>
+          <w:rFonts w:ascii="Arial" w:cs="Arial" w:eastAsia="Arial" w:hAnsi="Arial"/>
           <w:b/>
           <w:bCs/>
         </w:rPr>
@@ -1403,13 +1371,13 @@
       </w:r>
       <w:r>
         <w:rPr>
-          <w:rFonts w:ascii="Calibri" w:cs="Calibri" w:eastAsia="Calibri" w:hAnsi="Calibri"/>
+          <w:rFonts w:ascii="Arial" w:cs="Arial" w:eastAsia="Arial" w:hAnsi="Arial"/>
         </w:rPr>
         <w:t xml:space="preserve">, distinguen </w:t>
       </w:r>
       <w:r>
         <w:rPr>
-          <w:rFonts w:ascii="Calibri" w:cs="Calibri" w:eastAsia="Calibri" w:hAnsi="Calibri"/>
+          <w:rFonts w:ascii="Arial" w:cs="Arial" w:eastAsia="Arial" w:hAnsi="Arial"/>
           <w:b/>
           <w:bCs/>
         </w:rPr>
@@ -1417,13 +1385,13 @@
       </w:r>
       <w:r>
         <w:rPr>
-          <w:rFonts w:ascii="Calibri" w:cs="Calibri" w:eastAsia="Calibri" w:hAnsi="Calibri"/>
+          <w:rFonts w:ascii="Arial" w:cs="Arial" w:eastAsia="Arial" w:hAnsi="Arial"/>
         </w:rPr>
         <w:t xml:space="preserve"> y deben ser </w:t>
       </w:r>
       <w:r>
         <w:rPr>
-          <w:rFonts w:ascii="Calibri" w:cs="Calibri" w:eastAsia="Calibri" w:hAnsi="Calibri"/>
+          <w:rFonts w:ascii="Arial" w:cs="Arial" w:eastAsia="Arial" w:hAnsi="Arial"/>
           <w:b/>
           <w:bCs/>
         </w:rPr>
@@ -1431,7 +1399,7 @@
       </w:r>
       <w:r>
         <w:rPr>
-          <w:rFonts w:ascii="Calibri" w:cs="Calibri" w:eastAsia="Calibri" w:hAnsi="Calibri"/>
+          <w:rFonts w:ascii="Arial" w:cs="Arial" w:eastAsia="Arial" w:hAnsi="Arial"/>
         </w:rPr>
         <w:t xml:space="preserve">.</w:t>
       </w:r>
@@ -1447,13 +1415,13 @@
       </w:pPr>
       <w:r>
         <w:rPr>
-          <w:rFonts w:ascii="Calibri" w:cs="Calibri" w:eastAsia="Calibri" w:hAnsi="Calibri"/>
+          <w:rFonts w:ascii="Arial" w:cs="Arial" w:eastAsia="Arial" w:hAnsi="Arial"/>
         </w:rPr>
         <w:t xml:space="preserve">Los pasos para configurar ACL </w:t>
       </w:r>
       <w:r>
         <w:rPr>
-          <w:rFonts w:ascii="Calibri" w:cs="Calibri" w:eastAsia="Calibri" w:hAnsi="Calibri"/>
+          <w:rFonts w:ascii="Arial" w:cs="Arial" w:eastAsia="Arial" w:hAnsi="Arial"/>
           <w:b/>
           <w:bCs/>
         </w:rPr>
@@ -1461,7 +1429,7 @@
       </w:r>
       <w:r>
         <w:rPr>
-          <w:rFonts w:ascii="Calibri" w:cs="Calibri" w:eastAsia="Calibri" w:hAnsi="Calibri"/>
+          <w:rFonts w:ascii="Arial" w:cs="Arial" w:eastAsia="Arial" w:hAnsi="Arial"/>
         </w:rPr>
         <w:t xml:space="preserve"> son los mismos que para las estándar.</w:t>
       </w:r>
@@ -1472,7 +1440,7 @@
       </w:pPr>
       <w:r>
         <w:rPr>
-          <w:rFonts w:ascii="Calibri" w:cs="Calibri" w:eastAsia="Calibri" w:hAnsi="Calibri"/>
+          <w:rFonts w:ascii="Arial" w:cs="Arial" w:eastAsia="Arial" w:hAnsi="Arial"/>
           <w:b/>
           <w:bCs/>
         </w:rPr>
@@ -1480,7 +1448,7 @@
       </w:r>
       <w:r>
         <w:rPr>
-          <w:rFonts w:ascii="Calibri" w:cs="Calibri" w:eastAsia="Calibri" w:hAnsi="Calibri"/>
+          <w:rFonts w:ascii="Arial" w:cs="Arial" w:eastAsia="Arial" w:hAnsi="Arial"/>
         </w:rPr>
         <w:t xml:space="preserve"> (igual para estándar y extendida):</w:t>
       </w:r>
@@ -1493,21 +1461,22 @@
       </w:pPr>
       <w:r>
         <w:rPr>
-          <w:rFonts w:ascii="Consolas" w:cs="Consolas" w:eastAsia="Consolas" w:hAnsi="Consolas"/>
-          <w:sz w:val="20"/>
-          <w:szCs w:val="20"/>
+          <w:rFonts w:ascii="Arial" w:cs="Arial" w:eastAsia="Arial" w:hAnsi="Arial"/>
+          <w:sz w:val="24"/>
+          <w:szCs w:val="24"/>
         </w:rPr>
         <w:t xml:space="preserve">ip access-group {access-list-number | access-list-name} {in | out}</w:t>
       </w:r>
     </w:p>
     <w:p>
       <w:pPr>
-        <w:pStyle w:val="Heading3"/>
         <w:spacing w:after="80" w:before="160"/>
       </w:pPr>
       <w:r>
         <w:rPr>
-          <w:rFonts w:ascii="Calibri" w:cs="Calibri" w:eastAsia="Calibri" w:hAnsi="Calibri"/>
+          <w:rFonts w:ascii="Arial" w:cs="Arial" w:eastAsia="Arial" w:hAnsi="Arial"/>
+          <w:b/>
+          <w:bCs/>
         </w:rPr>
         <w:t xml:space="preserve">ACL extendidas</w:t>
       </w:r>
@@ -1523,7 +1492,7 @@
       </w:pPr>
       <w:r>
         <w:rPr>
-          <w:rFonts w:ascii="Calibri" w:cs="Calibri" w:eastAsia="Calibri" w:hAnsi="Calibri"/>
+          <w:rFonts w:ascii="Arial" w:cs="Arial" w:eastAsia="Arial" w:hAnsi="Arial"/>
         </w:rPr>
         <w:t xml:space="preserve">Filtran en muchos tipos de protocolos y puertos de Internet.</w:t>
       </w:r>
@@ -1539,13 +1508,13 @@
       </w:pPr>
       <w:r>
         <w:rPr>
-          <w:rFonts w:ascii="Calibri" w:cs="Calibri" w:eastAsia="Calibri" w:hAnsi="Calibri"/>
+          <w:rFonts w:ascii="Arial" w:cs="Arial" w:eastAsia="Arial" w:hAnsi="Arial"/>
         </w:rPr>
         <w:t xml:space="preserve">Con la palabra clave </w:t>
       </w:r>
       <w:r>
         <w:rPr>
-          <w:rFonts w:ascii="Calibri" w:cs="Calibri" w:eastAsia="Calibri" w:hAnsi="Calibri"/>
+          <w:rFonts w:ascii="Arial" w:cs="Arial" w:eastAsia="Arial" w:hAnsi="Arial"/>
           <w:b/>
           <w:bCs/>
         </w:rPr>
@@ -1553,13 +1522,13 @@
       </w:r>
       <w:r>
         <w:rPr>
-          <w:rFonts w:ascii="Calibri" w:cs="Calibri" w:eastAsia="Calibri" w:hAnsi="Calibri"/>
+          <w:rFonts w:ascii="Arial" w:cs="Arial" w:eastAsia="Arial" w:hAnsi="Arial"/>
         </w:rPr>
         <w:t xml:space="preserve"> pueden hacer servicios básicos de firewall </w:t>
       </w:r>
       <w:r>
         <w:rPr>
-          <w:rFonts w:ascii="Calibri" w:cs="Calibri" w:eastAsia="Calibri" w:hAnsi="Calibri"/>
+          <w:rFonts w:ascii="Arial" w:cs="Arial" w:eastAsia="Arial" w:hAnsi="Arial"/>
           <w:b/>
           <w:bCs/>
         </w:rPr>
@@ -1567,7 +1536,7 @@
       </w:r>
       <w:r>
         <w:rPr>
-          <w:rFonts w:ascii="Calibri" w:cs="Calibri" w:eastAsia="Calibri" w:hAnsi="Calibri"/>
+          <w:rFonts w:ascii="Arial" w:cs="Arial" w:eastAsia="Arial" w:hAnsi="Arial"/>
         </w:rPr>
         <w:t xml:space="preserve">.</w:t>
       </w:r>
@@ -1583,13 +1552,13 @@
       </w:pPr>
       <w:r>
         <w:rPr>
-          <w:rFonts w:ascii="Calibri" w:cs="Calibri" w:eastAsia="Calibri" w:hAnsi="Calibri"/>
+          <w:rFonts w:ascii="Arial" w:cs="Arial" w:eastAsia="Arial" w:hAnsi="Arial"/>
         </w:rPr>
         <w:t xml:space="preserve">Esa palabra clave deja que el tráfico interno </w:t>
       </w:r>
       <w:r>
         <w:rPr>
-          <w:rFonts w:ascii="Calibri" w:cs="Calibri" w:eastAsia="Calibri" w:hAnsi="Calibri"/>
+          <w:rFonts w:ascii="Arial" w:cs="Arial" w:eastAsia="Arial" w:hAnsi="Arial"/>
           <w:b/>
           <w:bCs/>
         </w:rPr>
@@ -1597,13 +1566,13 @@
       </w:r>
       <w:r>
         <w:rPr>
-          <w:rFonts w:ascii="Calibri" w:cs="Calibri" w:eastAsia="Calibri" w:hAnsi="Calibri"/>
+          <w:rFonts w:ascii="Arial" w:cs="Arial" w:eastAsia="Arial" w:hAnsi="Arial"/>
         </w:rPr>
         <w:t xml:space="preserve"> de la red privada y permite que el tráfico de </w:t>
       </w:r>
       <w:r>
         <w:rPr>
-          <w:rFonts w:ascii="Calibri" w:cs="Calibri" w:eastAsia="Calibri" w:hAnsi="Calibri"/>
+          <w:rFonts w:ascii="Arial" w:cs="Arial" w:eastAsia="Arial" w:hAnsi="Arial"/>
           <w:b/>
           <w:bCs/>
         </w:rPr>
@@ -1611,22 +1580,23 @@
       </w:r>
       <w:r>
         <w:rPr>
-          <w:rFonts w:ascii="Calibri" w:cs="Calibri" w:eastAsia="Calibri" w:hAnsi="Calibri"/>
+          <w:rFonts w:ascii="Arial" w:cs="Arial" w:eastAsia="Arial" w:hAnsi="Arial"/>
         </w:rPr>
         <w:t xml:space="preserve">.</w:t>
       </w:r>
     </w:p>
     <w:p>
       <w:pPr>
-        <w:pStyle w:val="Heading1"/>
         <w:pBdr>
-          <w:bottom w:val="single" w:color="1F4E79" w:sz="8" w:space="2"/>
+          <w:bottom w:val="single" w:color="000000" w:sz="8" w:space="2"/>
         </w:pBdr>
         <w:spacing w:after="120" w:before="280"/>
       </w:pPr>
       <w:r>
         <w:rPr>
-          <w:rFonts w:ascii="Calibri" w:cs="Calibri" w:eastAsia="Calibri" w:hAnsi="Calibri"/>
+          <w:rFonts w:ascii="Arial" w:cs="Arial" w:eastAsia="Arial" w:hAnsi="Arial"/>
+          <w:b/>
+          <w:bCs/>
         </w:rPr>
         <w:t xml:space="preserve">4. Sintaxis de ACL con nombre estándar IPv4</w:t>
       </w:r>
@@ -1642,13 +1612,13 @@
       </w:pPr>
       <w:r>
         <w:rPr>
-          <w:rFonts w:ascii="Calibri" w:cs="Calibri" w:eastAsia="Calibri" w:hAnsi="Calibri"/>
+          <w:rFonts w:ascii="Arial" w:cs="Arial" w:eastAsia="Arial" w:hAnsi="Arial"/>
         </w:rPr>
         <w:t xml:space="preserve">Las ACL con varias ACE se deben crear en un </w:t>
       </w:r>
       <w:r>
         <w:rPr>
-          <w:rFonts w:ascii="Calibri" w:cs="Calibri" w:eastAsia="Calibri" w:hAnsi="Calibri"/>
+          <w:rFonts w:ascii="Arial" w:cs="Arial" w:eastAsia="Arial" w:hAnsi="Arial"/>
           <w:b/>
           <w:bCs/>
         </w:rPr>
@@ -1656,7 +1626,7 @@
       </w:r>
       <w:r>
         <w:rPr>
-          <w:rFonts w:ascii="Calibri" w:cs="Calibri" w:eastAsia="Calibri" w:hAnsi="Calibri"/>
+          <w:rFonts w:ascii="Arial" w:cs="Arial" w:eastAsia="Arial" w:hAnsi="Arial"/>
         </w:rPr>
         <w:t xml:space="preserve">: así se planifican las ACE, se crea la ACL y se pega en la interfaz del router. Además, editarla es más fácil.</w:t>
       </w:r>
@@ -1672,13 +1642,13 @@
       </w:pPr>
       <w:r>
         <w:rPr>
-          <w:rFonts w:ascii="Calibri" w:cs="Calibri" w:eastAsia="Calibri" w:hAnsi="Calibri"/>
+          <w:rFonts w:ascii="Arial" w:cs="Arial" w:eastAsia="Arial" w:hAnsi="Arial"/>
         </w:rPr>
         <w:t xml:space="preserve">Una ACE también se puede </w:t>
       </w:r>
       <w:r>
         <w:rPr>
-          <w:rFonts w:ascii="Calibri" w:cs="Calibri" w:eastAsia="Calibri" w:hAnsi="Calibri"/>
+          <w:rFonts w:ascii="Arial" w:cs="Arial" w:eastAsia="Arial" w:hAnsi="Arial"/>
           <w:b/>
           <w:bCs/>
         </w:rPr>
@@ -1686,13 +1656,13 @@
       </w:r>
       <w:r>
         <w:rPr>
-          <w:rFonts w:ascii="Calibri" w:cs="Calibri" w:eastAsia="Calibri" w:hAnsi="Calibri"/>
+          <w:rFonts w:ascii="Arial" w:cs="Arial" w:eastAsia="Arial" w:hAnsi="Arial"/>
         </w:rPr>
         <w:t xml:space="preserve"> usando los </w:t>
       </w:r>
       <w:r>
         <w:rPr>
-          <w:rFonts w:ascii="Calibri" w:cs="Calibri" w:eastAsia="Calibri" w:hAnsi="Calibri"/>
+          <w:rFonts w:ascii="Arial" w:cs="Arial" w:eastAsia="Arial" w:hAnsi="Arial"/>
           <w:b/>
           <w:bCs/>
         </w:rPr>
@@ -1700,7 +1670,7 @@
       </w:r>
       <w:r>
         <w:rPr>
-          <w:rFonts w:ascii="Calibri" w:cs="Calibri" w:eastAsia="Calibri" w:hAnsi="Calibri"/>
+          <w:rFonts w:ascii="Arial" w:cs="Arial" w:eastAsia="Arial" w:hAnsi="Arial"/>
         </w:rPr>
         <w:t xml:space="preserve">.</w:t>
       </w:r>
@@ -1716,13 +1686,13 @@
       </w:pPr>
       <w:r>
         <w:rPr>
-          <w:rFonts w:ascii="Calibri" w:cs="Calibri" w:eastAsia="Calibri" w:hAnsi="Calibri"/>
+          <w:rFonts w:ascii="Arial" w:cs="Arial" w:eastAsia="Arial" w:hAnsi="Arial"/>
         </w:rPr>
         <w:t xml:space="preserve">Los números de secuencia se asignan </w:t>
       </w:r>
       <w:r>
         <w:rPr>
-          <w:rFonts w:ascii="Calibri" w:cs="Calibri" w:eastAsia="Calibri" w:hAnsi="Calibri"/>
+          <w:rFonts w:ascii="Arial" w:cs="Arial" w:eastAsia="Arial" w:hAnsi="Arial"/>
           <w:b/>
           <w:bCs/>
         </w:rPr>
@@ -1730,7 +1700,7 @@
       </w:r>
       <w:r>
         <w:rPr>
-          <w:rFonts w:ascii="Calibri" w:cs="Calibri" w:eastAsia="Calibri" w:hAnsi="Calibri"/>
+          <w:rFonts w:ascii="Arial" w:cs="Arial" w:eastAsia="Arial" w:hAnsi="Arial"/>
         </w:rPr>
         <w:t xml:space="preserve"> al introducir una ACE.</w:t>
       </w:r>
@@ -1746,13 +1716,13 @@
       </w:pPr>
       <w:r>
         <w:rPr>
-          <w:rFonts w:ascii="Calibri" w:cs="Calibri" w:eastAsia="Calibri" w:hAnsi="Calibri"/>
+          <w:rFonts w:ascii="Arial" w:cs="Arial" w:eastAsia="Arial" w:hAnsi="Arial"/>
         </w:rPr>
         <w:t xml:space="preserve">Se ven con el comando </w:t>
       </w:r>
       <w:r>
         <w:rPr>
-          <w:rFonts w:ascii="Calibri" w:cs="Calibri" w:eastAsia="Calibri" w:hAnsi="Calibri"/>
+          <w:rFonts w:ascii="Arial" w:cs="Arial" w:eastAsia="Arial" w:hAnsi="Arial"/>
           <w:b/>
           <w:bCs/>
         </w:rPr>
@@ -1760,34 +1730,36 @@
       </w:r>
       <w:r>
         <w:rPr>
-          <w:rFonts w:ascii="Calibri" w:cs="Calibri" w:eastAsia="Calibri" w:hAnsi="Calibri"/>
+          <w:rFonts w:ascii="Arial" w:cs="Arial" w:eastAsia="Arial" w:hAnsi="Arial"/>
         </w:rPr>
         <w:t xml:space="preserve">.</w:t>
       </w:r>
     </w:p>
     <w:p>
       <w:pPr>
-        <w:pStyle w:val="Heading1"/>
         <w:pBdr>
-          <w:bottom w:val="single" w:color="1F4E79" w:sz="8" w:space="2"/>
+          <w:bottom w:val="single" w:color="000000" w:sz="8" w:space="2"/>
         </w:pBdr>
         <w:spacing w:after="120" w:before="280"/>
       </w:pPr>
       <w:r>
         <w:rPr>
-          <w:rFonts w:ascii="Calibri" w:cs="Calibri" w:eastAsia="Calibri" w:hAnsi="Calibri"/>
+          <w:rFonts w:ascii="Arial" w:cs="Arial" w:eastAsia="Arial" w:hAnsi="Arial"/>
+          <w:b/>
+          <w:bCs/>
         </w:rPr>
         <w:t xml:space="preserve">5. Implementar ACL</w:t>
       </w:r>
     </w:p>
     <w:p>
       <w:pPr>
-        <w:pStyle w:val="Heading3"/>
         <w:spacing w:after="80" w:before="160"/>
       </w:pPr>
       <w:r>
         <w:rPr>
-          <w:rFonts w:ascii="Calibri" w:cs="Calibri" w:eastAsia="Calibri" w:hAnsi="Calibri"/>
+          <w:rFonts w:ascii="Arial" w:cs="Arial" w:eastAsia="Arial" w:hAnsi="Arial"/>
+          <w:b/>
+          <w:bCs/>
         </w:rPr>
         <w:t xml:space="preserve">Pautas al configurar y aplicar una ACL</w:t>
       </w:r>
@@ -1803,13 +1775,13 @@
       </w:pPr>
       <w:r>
         <w:rPr>
-          <w:rFonts w:ascii="Calibri" w:cs="Calibri" w:eastAsia="Calibri" w:hAnsi="Calibri"/>
+          <w:rFonts w:ascii="Arial" w:cs="Arial" w:eastAsia="Arial" w:hAnsi="Arial"/>
         </w:rPr>
         <w:t xml:space="preserve">Crear la ACL a </w:t>
       </w:r>
       <w:r>
         <w:rPr>
-          <w:rFonts w:ascii="Calibri" w:cs="Calibri" w:eastAsia="Calibri" w:hAnsi="Calibri"/>
+          <w:rFonts w:ascii="Arial" w:cs="Arial" w:eastAsia="Arial" w:hAnsi="Arial"/>
           <w:b/>
           <w:bCs/>
         </w:rPr>
@@ -1817,7 +1789,7 @@
       </w:r>
       <w:r>
         <w:rPr>
-          <w:rFonts w:ascii="Calibri" w:cs="Calibri" w:eastAsia="Calibri" w:hAnsi="Calibri"/>
+          <w:rFonts w:ascii="Arial" w:cs="Arial" w:eastAsia="Arial" w:hAnsi="Arial"/>
         </w:rPr>
         <w:t xml:space="preserve"> y luego aplicarla.</w:t>
       </w:r>
@@ -1833,13 +1805,13 @@
       </w:pPr>
       <w:r>
         <w:rPr>
-          <w:rFonts w:ascii="Calibri" w:cs="Calibri" w:eastAsia="Calibri" w:hAnsi="Calibri"/>
+          <w:rFonts w:ascii="Arial" w:cs="Arial" w:eastAsia="Arial" w:hAnsi="Arial"/>
         </w:rPr>
         <w:t xml:space="preserve">La última declaración debe ser un </w:t>
       </w:r>
       <w:r>
         <w:rPr>
-          <w:rFonts w:ascii="Calibri" w:cs="Calibri" w:eastAsia="Calibri" w:hAnsi="Calibri"/>
+          <w:rFonts w:ascii="Arial" w:cs="Arial" w:eastAsia="Arial" w:hAnsi="Arial"/>
           <w:b/>
           <w:bCs/>
         </w:rPr>
@@ -1847,13 +1819,13 @@
       </w:r>
       <w:r>
         <w:rPr>
-          <w:rFonts w:ascii="Calibri" w:cs="Calibri" w:eastAsia="Calibri" w:hAnsi="Calibri"/>
+          <w:rFonts w:ascii="Arial" w:cs="Arial" w:eastAsia="Arial" w:hAnsi="Arial"/>
         </w:rPr>
         <w:t xml:space="preserve"> implícito o </w:t>
       </w:r>
       <w:r>
         <w:rPr>
-          <w:rFonts w:ascii="Calibri" w:cs="Calibri" w:eastAsia="Calibri" w:hAnsi="Calibri"/>
+          <w:rFonts w:ascii="Arial" w:cs="Arial" w:eastAsia="Arial" w:hAnsi="Arial"/>
           <w:b/>
           <w:bCs/>
         </w:rPr>
@@ -1861,7 +1833,7 @@
       </w:r>
       <w:r>
         <w:rPr>
-          <w:rFonts w:ascii="Calibri" w:cs="Calibri" w:eastAsia="Calibri" w:hAnsi="Calibri"/>
+          <w:rFonts w:ascii="Arial" w:cs="Arial" w:eastAsia="Arial" w:hAnsi="Arial"/>
         </w:rPr>
         <w:t xml:space="preserve">.</w:t>
       </w:r>
@@ -1877,7 +1849,7 @@
       </w:pPr>
       <w:r>
         <w:rPr>
-          <w:rFonts w:ascii="Calibri" w:cs="Calibri" w:eastAsia="Calibri" w:hAnsi="Calibri"/>
+          <w:rFonts w:ascii="Arial" w:cs="Arial" w:eastAsia="Arial" w:hAnsi="Arial"/>
           <w:b/>
           <w:bCs/>
         </w:rPr>
@@ -1885,13 +1857,13 @@
       </w:r>
       <w:r>
         <w:rPr>
-          <w:rFonts w:ascii="Calibri" w:cs="Calibri" w:eastAsia="Calibri" w:hAnsi="Calibri"/>
+          <w:rFonts w:ascii="Arial" w:cs="Arial" w:eastAsia="Arial" w:hAnsi="Arial"/>
         </w:rPr>
         <w:t xml:space="preserve"> las ACL se procesan de </w:t>
       </w:r>
       <w:r>
         <w:rPr>
-          <w:rFonts w:ascii="Calibri" w:cs="Calibri" w:eastAsia="Calibri" w:hAnsi="Calibri"/>
+          <w:rFonts w:ascii="Arial" w:cs="Arial" w:eastAsia="Arial" w:hAnsi="Arial"/>
           <w:b/>
           <w:bCs/>
         </w:rPr>
@@ -1899,7 +1871,7 @@
       </w:r>
       <w:r>
         <w:rPr>
-          <w:rFonts w:ascii="Calibri" w:cs="Calibri" w:eastAsia="Calibri" w:hAnsi="Calibri"/>
+          <w:rFonts w:ascii="Arial" w:cs="Arial" w:eastAsia="Arial" w:hAnsi="Arial"/>
         </w:rPr>
         <w:t xml:space="preserve">.</w:t>
       </w:r>
@@ -1915,13 +1887,13 @@
       </w:pPr>
       <w:r>
         <w:rPr>
-          <w:rFonts w:ascii="Calibri" w:cs="Calibri" w:eastAsia="Calibri" w:hAnsi="Calibri"/>
+          <w:rFonts w:ascii="Arial" w:cs="Arial" w:eastAsia="Arial" w:hAnsi="Arial"/>
         </w:rPr>
         <w:t xml:space="preserve">En cuanto una sentencia coincide, </w:t>
       </w:r>
       <w:r>
         <w:rPr>
-          <w:rFonts w:ascii="Calibri" w:cs="Calibri" w:eastAsia="Calibri" w:hAnsi="Calibri"/>
+          <w:rFonts w:ascii="Arial" w:cs="Arial" w:eastAsia="Arial" w:hAnsi="Arial"/>
           <w:b/>
           <w:bCs/>
         </w:rPr>
@@ -1929,7 +1901,7 @@
       </w:r>
       <w:r>
         <w:rPr>
-          <w:rFonts w:ascii="Calibri" w:cs="Calibri" w:eastAsia="Calibri" w:hAnsi="Calibri"/>
+          <w:rFonts w:ascii="Arial" w:cs="Arial" w:eastAsia="Arial" w:hAnsi="Arial"/>
         </w:rPr>
         <w:t xml:space="preserve">.</w:t>
       </w:r>
@@ -1945,13 +1917,13 @@
       </w:pPr>
       <w:r>
         <w:rPr>
-          <w:rFonts w:ascii="Calibri" w:cs="Calibri" w:eastAsia="Calibri" w:hAnsi="Calibri"/>
+          <w:rFonts w:ascii="Arial" w:cs="Arial" w:eastAsia="Arial" w:hAnsi="Arial"/>
         </w:rPr>
         <w:t xml:space="preserve">Filtrar siempre de lo </w:t>
       </w:r>
       <w:r>
         <w:rPr>
-          <w:rFonts w:ascii="Calibri" w:cs="Calibri" w:eastAsia="Calibri" w:hAnsi="Calibri"/>
+          <w:rFonts w:ascii="Arial" w:cs="Arial" w:eastAsia="Arial" w:hAnsi="Arial"/>
           <w:b/>
           <w:bCs/>
         </w:rPr>
@@ -1959,7 +1931,7 @@
       </w:r>
       <w:r>
         <w:rPr>
-          <w:rFonts w:ascii="Calibri" w:cs="Calibri" w:eastAsia="Calibri" w:hAnsi="Calibri"/>
+          <w:rFonts w:ascii="Arial" w:cs="Arial" w:eastAsia="Arial" w:hAnsi="Arial"/>
         </w:rPr>
         <w:t xml:space="preserve">. Ejemplo: denegar un host específico y luego permitir todos los demás.</w:t>
       </w:r>
@@ -1975,13 +1947,13 @@
       </w:pPr>
       <w:r>
         <w:rPr>
-          <w:rFonts w:ascii="Calibri" w:cs="Calibri" w:eastAsia="Calibri" w:hAnsi="Calibri"/>
+          <w:rFonts w:ascii="Arial" w:cs="Arial" w:eastAsia="Arial" w:hAnsi="Arial"/>
         </w:rPr>
         <w:t xml:space="preserve">Solo se permite </w:t>
       </w:r>
       <w:r>
         <w:rPr>
-          <w:rFonts w:ascii="Calibri" w:cs="Calibri" w:eastAsia="Calibri" w:hAnsi="Calibri"/>
+          <w:rFonts w:ascii="Arial" w:cs="Arial" w:eastAsia="Arial" w:hAnsi="Arial"/>
           <w:b/>
           <w:bCs/>
         </w:rPr>
@@ -1989,7 +1961,7 @@
       </w:r>
       <w:r>
         <w:rPr>
-          <w:rFonts w:ascii="Calibri" w:cs="Calibri" w:eastAsia="Calibri" w:hAnsi="Calibri"/>
+          <w:rFonts w:ascii="Arial" w:cs="Arial" w:eastAsia="Arial" w:hAnsi="Arial"/>
         </w:rPr>
         <w:t xml:space="preserve">.</w:t>
       </w:r>
@@ -2005,13 +1977,13 @@
       </w:pPr>
       <w:r>
         <w:rPr>
-          <w:rFonts w:ascii="Calibri" w:cs="Calibri" w:eastAsia="Calibri" w:hAnsi="Calibri"/>
+          <w:rFonts w:ascii="Arial" w:cs="Arial" w:eastAsia="Arial" w:hAnsi="Arial"/>
         </w:rPr>
         <w:t xml:space="preserve">Las declaraciones nuevas de una ACL existente se agregan </w:t>
       </w:r>
       <w:r>
         <w:rPr>
-          <w:rFonts w:ascii="Calibri" w:cs="Calibri" w:eastAsia="Calibri" w:hAnsi="Calibri"/>
+          <w:rFonts w:ascii="Arial" w:cs="Arial" w:eastAsia="Arial" w:hAnsi="Arial"/>
           <w:b/>
           <w:bCs/>
         </w:rPr>
@@ -2019,7 +1991,7 @@
       </w:r>
       <w:r>
         <w:rPr>
-          <w:rFonts w:ascii="Calibri" w:cs="Calibri" w:eastAsia="Calibri" w:hAnsi="Calibri"/>
+          <w:rFonts w:ascii="Arial" w:cs="Arial" w:eastAsia="Arial" w:hAnsi="Arial"/>
         </w:rPr>
         <w:t xml:space="preserve"> por defecto.</w:t>
       </w:r>
@@ -2035,13 +2007,13 @@
       </w:pPr>
       <w:r>
         <w:rPr>
-          <w:rFonts w:ascii="Calibri" w:cs="Calibri" w:eastAsia="Calibri" w:hAnsi="Calibri"/>
+          <w:rFonts w:ascii="Arial" w:cs="Arial" w:eastAsia="Arial" w:hAnsi="Arial"/>
         </w:rPr>
         <w:t xml:space="preserve">Los paquetes generados por el propio router </w:t>
       </w:r>
       <w:r>
         <w:rPr>
-          <w:rFonts w:ascii="Calibri" w:cs="Calibri" w:eastAsia="Calibri" w:hAnsi="Calibri"/>
+          <w:rFonts w:ascii="Arial" w:cs="Arial" w:eastAsia="Arial" w:hAnsi="Arial"/>
           <w:b/>
           <w:bCs/>
         </w:rPr>
@@ -2049,19 +2021,20 @@
       </w:r>
       <w:r>
         <w:rPr>
-          <w:rFonts w:ascii="Calibri" w:cs="Calibri" w:eastAsia="Calibri" w:hAnsi="Calibri"/>
+          <w:rFonts w:ascii="Arial" w:cs="Arial" w:eastAsia="Arial" w:hAnsi="Arial"/>
         </w:rPr>
         <w:t xml:space="preserve"> son filtrados por las ACL salientes.</w:t>
       </w:r>
     </w:p>
     <w:p>
       <w:pPr>
-        <w:pStyle w:val="Heading3"/>
         <w:spacing w:after="80" w:before="160"/>
       </w:pPr>
       <w:r>
         <w:rPr>
-          <w:rFonts w:ascii="Calibri" w:cs="Calibri" w:eastAsia="Calibri" w:hAnsi="Calibri"/>
+          <w:rFonts w:ascii="Arial" w:cs="Arial" w:eastAsia="Arial" w:hAnsi="Arial"/>
+          <w:b/>
+          <w:bCs/>
         </w:rPr>
         <w:t xml:space="preserve">Dónde colocarlas</w:t>
       </w:r>
@@ -2090,12 +2063,12 @@
           <w:tcPr>
             <w:tcW w:type="dxa" w:w="3000"/>
             <w:tcBorders>
-              <w:top w:val="single" w:color="BFBFBF" w:sz="4"/>
-              <w:left w:val="single" w:color="BFBFBF" w:sz="4"/>
-              <w:bottom w:val="single" w:color="BFBFBF" w:sz="4"/>
-              <w:right w:val="single" w:color="BFBFBF" w:sz="4"/>
+              <w:top w:val="single" w:color="000000" w:sz="4"/>
+              <w:left w:val="single" w:color="000000" w:sz="4"/>
+              <w:bottom w:val="single" w:color="000000" w:sz="4"/>
+              <w:right w:val="single" w:color="000000" w:sz="4"/>
             </w:tcBorders>
-            <w:shd w:fill="1F4E79" w:val="clear"/>
+            <w:shd w:fill="D9D9D9" w:val="clear"/>
             <w:tcMar>
               <w:top w:type="dxa" w:w="60"/>
               <w:left w:type="dxa" w:w="100"/>
@@ -2106,10 +2079,10 @@
           <w:p>
             <w:r>
               <w:rPr>
-                <w:rFonts w:ascii="Calibri" w:cs="Calibri" w:eastAsia="Calibri" w:hAnsi="Calibri"/>
+                <w:rFonts w:ascii="Arial" w:cs="Arial" w:eastAsia="Arial" w:hAnsi="Arial"/>
                 <w:b/>
                 <w:bCs/>
-                <w:color w:val="FFFFFF"/>
+                <w:color w:val="000000"/>
               </w:rPr>
               <w:t xml:space="preserve">Tipo</w:t>
             </w:r>
@@ -2119,12 +2092,12 @@
           <w:tcPr>
             <w:tcW w:type="dxa" w:w="6360"/>
             <w:tcBorders>
-              <w:top w:val="single" w:color="BFBFBF" w:sz="4"/>
-              <w:left w:val="single" w:color="BFBFBF" w:sz="4"/>
-              <w:bottom w:val="single" w:color="BFBFBF" w:sz="4"/>
-              <w:right w:val="single" w:color="BFBFBF" w:sz="4"/>
+              <w:top w:val="single" w:color="000000" w:sz="4"/>
+              <w:left w:val="single" w:color="000000" w:sz="4"/>
+              <w:bottom w:val="single" w:color="000000" w:sz="4"/>
+              <w:right w:val="single" w:color="000000" w:sz="4"/>
             </w:tcBorders>
-            <w:shd w:fill="1F4E79" w:val="clear"/>
+            <w:shd w:fill="D9D9D9" w:val="clear"/>
             <w:tcMar>
               <w:top w:type="dxa" w:w="60"/>
               <w:left w:type="dxa" w:w="100"/>
@@ -2135,10 +2108,10 @@
           <w:p>
             <w:r>
               <w:rPr>
-                <w:rFonts w:ascii="Calibri" w:cs="Calibri" w:eastAsia="Calibri" w:hAnsi="Calibri"/>
+                <w:rFonts w:ascii="Arial" w:cs="Arial" w:eastAsia="Arial" w:hAnsi="Arial"/>
                 <w:b/>
                 <w:bCs/>
-                <w:color w:val="FFFFFF"/>
+                <w:color w:val="000000"/>
               </w:rPr>
               <w:t xml:space="preserve">Ubicación</w:t>
             </w:r>
@@ -2150,10 +2123,10 @@
           <w:tcPr>
             <w:tcW w:type="dxa" w:w="3000"/>
             <w:tcBorders>
-              <w:top w:val="single" w:color="BFBFBF" w:sz="4"/>
-              <w:left w:val="single" w:color="BFBFBF" w:sz="4"/>
-              <w:bottom w:val="single" w:color="BFBFBF" w:sz="4"/>
-              <w:right w:val="single" w:color="BFBFBF" w:sz="4"/>
+              <w:top w:val="single" w:color="000000" w:sz="4"/>
+              <w:left w:val="single" w:color="000000" w:sz="4"/>
+              <w:bottom w:val="single" w:color="000000" w:sz="4"/>
+              <w:right w:val="single" w:color="000000" w:sz="4"/>
             </w:tcBorders>
             <w:shd w:fill="FFFFFF" w:val="clear"/>
             <w:tcMar>
@@ -2166,7 +2139,7 @@
           <w:p>
             <w:r>
               <w:rPr>
-                <w:rFonts w:ascii="Calibri" w:cs="Calibri" w:eastAsia="Calibri" w:hAnsi="Calibri"/>
+                <w:rFonts w:ascii="Arial" w:cs="Arial" w:eastAsia="Arial" w:hAnsi="Arial"/>
                 <w:b/>
                 <w:bCs/>
               </w:rPr>
@@ -2178,10 +2151,10 @@
           <w:tcPr>
             <w:tcW w:type="dxa" w:w="6360"/>
             <w:tcBorders>
-              <w:top w:val="single" w:color="BFBFBF" w:sz="4"/>
-              <w:left w:val="single" w:color="BFBFBF" w:sz="4"/>
-              <w:bottom w:val="single" w:color="BFBFBF" w:sz="4"/>
-              <w:right w:val="single" w:color="BFBFBF" w:sz="4"/>
+              <w:top w:val="single" w:color="000000" w:sz="4"/>
+              <w:left w:val="single" w:color="000000" w:sz="4"/>
+              <w:bottom w:val="single" w:color="000000" w:sz="4"/>
+              <w:right w:val="single" w:color="000000" w:sz="4"/>
             </w:tcBorders>
             <w:shd w:fill="FFFFFF" w:val="clear"/>
             <w:tcMar>
@@ -2194,13 +2167,13 @@
           <w:p>
             <w:r>
               <w:rPr>
-                <w:rFonts w:ascii="Calibri" w:cs="Calibri" w:eastAsia="Calibri" w:hAnsi="Calibri"/>
+                <w:rFonts w:ascii="Arial" w:cs="Arial" w:eastAsia="Arial" w:hAnsi="Arial"/>
               </w:rPr>
               <w:t xml:space="preserve">Lo más cerca posible del </w:t>
             </w:r>
             <w:r>
               <w:rPr>
-                <w:rFonts w:ascii="Calibri" w:cs="Calibri" w:eastAsia="Calibri" w:hAnsi="Calibri"/>
+                <w:rFonts w:ascii="Arial" w:cs="Arial" w:eastAsia="Arial" w:hAnsi="Arial"/>
                 <w:b/>
                 <w:bCs/>
               </w:rPr>
@@ -2214,10 +2187,10 @@
           <w:tcPr>
             <w:tcW w:type="dxa" w:w="3000"/>
             <w:tcBorders>
-              <w:top w:val="single" w:color="BFBFBF" w:sz="4"/>
-              <w:left w:val="single" w:color="BFBFBF" w:sz="4"/>
-              <w:bottom w:val="single" w:color="BFBFBF" w:sz="4"/>
-              <w:right w:val="single" w:color="BFBFBF" w:sz="4"/>
+              <w:top w:val="single" w:color="000000" w:sz="4"/>
+              <w:left w:val="single" w:color="000000" w:sz="4"/>
+              <w:bottom w:val="single" w:color="000000" w:sz="4"/>
+              <w:right w:val="single" w:color="000000" w:sz="4"/>
             </w:tcBorders>
             <w:shd w:fill="FFFFFF" w:val="clear"/>
             <w:tcMar>
@@ -2230,7 +2203,7 @@
           <w:p>
             <w:r>
               <w:rPr>
-                <w:rFonts w:ascii="Calibri" w:cs="Calibri" w:eastAsia="Calibri" w:hAnsi="Calibri"/>
+                <w:rFonts w:ascii="Arial" w:cs="Arial" w:eastAsia="Arial" w:hAnsi="Arial"/>
                 <w:b/>
                 <w:bCs/>
               </w:rPr>
@@ -2242,10 +2215,10 @@
           <w:tcPr>
             <w:tcW w:type="dxa" w:w="6360"/>
             <w:tcBorders>
-              <w:top w:val="single" w:color="BFBFBF" w:sz="4"/>
-              <w:left w:val="single" w:color="BFBFBF" w:sz="4"/>
-              <w:bottom w:val="single" w:color="BFBFBF" w:sz="4"/>
-              <w:right w:val="single" w:color="BFBFBF" w:sz="4"/>
+              <w:top w:val="single" w:color="000000" w:sz="4"/>
+              <w:left w:val="single" w:color="000000" w:sz="4"/>
+              <w:bottom w:val="single" w:color="000000" w:sz="4"/>
+              <w:right w:val="single" w:color="000000" w:sz="4"/>
             </w:tcBorders>
             <w:shd w:fill="FFFFFF" w:val="clear"/>
             <w:tcMar>
@@ -2258,13 +2231,13 @@
           <w:p>
             <w:r>
               <w:rPr>
-                <w:rFonts w:ascii="Calibri" w:cs="Calibri" w:eastAsia="Calibri" w:hAnsi="Calibri"/>
+                <w:rFonts w:ascii="Arial" w:cs="Arial" w:eastAsia="Arial" w:hAnsi="Arial"/>
               </w:rPr>
               <w:t xml:space="preserve">Lo más cerca posible del </w:t>
             </w:r>
             <w:r>
               <w:rPr>
-                <w:rFonts w:ascii="Calibri" w:cs="Calibri" w:eastAsia="Calibri" w:hAnsi="Calibri"/>
+                <w:rFonts w:ascii="Arial" w:cs="Arial" w:eastAsia="Arial" w:hAnsi="Arial"/>
                 <w:b/>
                 <w:bCs/>
               </w:rPr>
@@ -2272,7 +2245,7 @@
             </w:r>
             <w:r>
               <w:rPr>
-                <w:rFonts w:ascii="Calibri" w:cs="Calibri" w:eastAsia="Calibri" w:hAnsi="Calibri"/>
+                <w:rFonts w:ascii="Arial" w:cs="Arial" w:eastAsia="Arial" w:hAnsi="Arial"/>
               </w:rPr>
               <w:t xml:space="preserve"> del tráfico que se quiere filtrar</w:t>
             </w:r>
@@ -2287,51 +2260,16 @@
     </w:p>
     <w:p>
       <w:pPr>
-        <w:shd w:fill="FEF3C7" w:val="clear"/>
-        <w:spacing w:after="100" w:before="60"/>
-        <w:ind w:left="120" w:right="120"/>
-      </w:pPr>
-      <w:r>
-        <w:rPr>
-          <w:rFonts w:ascii="Calibri" w:cs="Calibri" w:eastAsia="Calibri" w:hAnsi="Calibri"/>
-          <w:b/>
-          <w:bCs/>
-          <w:color w:val="B45309"/>
-        </w:rPr>
-        <w:t xml:space="preserve">⚠ Ojo: </w:t>
-      </w:r>
-      <w:r>
-        <w:rPr>
-          <w:rFonts w:ascii="Calibri" w:cs="Calibri" w:eastAsia="Calibri" w:hAnsi="Calibri"/>
-        </w:rPr>
-        <w:t xml:space="preserve">Cada ACL debe ir donde sea </w:t>
-      </w:r>
-      <w:r>
-        <w:rPr>
-          <w:rFonts w:ascii="Calibri" w:cs="Calibri" w:eastAsia="Calibri" w:hAnsi="Calibri"/>
-          <w:b/>
-          <w:bCs/>
-        </w:rPr>
-        <w:t xml:space="preserve">más eficiente</w:t>
-      </w:r>
-      <w:r>
-        <w:rPr>
-          <w:rFonts w:ascii="Calibri" w:cs="Calibri" w:eastAsia="Calibri" w:hAnsi="Calibri"/>
-        </w:rPr>
-        <w:t xml:space="preserve">. Lo que influye en la colocación: el grado de control organizativo, el ancho de banda de las redes involucradas y la facilidad de configuración.</w:t>
-      </w:r>
-    </w:p>
-    <w:p>
-      <w:pPr>
-        <w:pStyle w:val="Heading1"/>
         <w:pBdr>
-          <w:bottom w:val="single" w:color="1F4E79" w:sz="8" w:space="2"/>
+          <w:bottom w:val="single" w:color="000000" w:sz="8" w:space="2"/>
         </w:pBdr>
         <w:spacing w:after="120" w:before="280"/>
       </w:pPr>
       <w:r>
         <w:rPr>
-          <w:rFonts w:ascii="Calibri" w:cs="Calibri" w:eastAsia="Calibri" w:hAnsi="Calibri"/>
+          <w:rFonts w:ascii="Arial" w:cs="Arial" w:eastAsia="Arial" w:hAnsi="Arial"/>
+          <w:b/>
+          <w:bCs/>
         </w:rPr>
         <w:t xml:space="preserve">6. Mitigar ataques con ACL</w:t>
       </w:r>
@@ -2347,13 +2285,13 @@
       </w:pPr>
       <w:r>
         <w:rPr>
-          <w:rFonts w:ascii="Calibri" w:cs="Calibri" w:eastAsia="Calibri" w:hAnsi="Calibri"/>
+          <w:rFonts w:ascii="Arial" w:cs="Arial" w:eastAsia="Arial" w:hAnsi="Arial"/>
         </w:rPr>
         <w:t xml:space="preserve">Las ACL ayudan contra muchas amenazas, como la </w:t>
       </w:r>
       <w:r>
         <w:rPr>
-          <w:rFonts w:ascii="Calibri" w:cs="Calibri" w:eastAsia="Calibri" w:hAnsi="Calibri"/>
+          <w:rFonts w:ascii="Arial" w:cs="Arial" w:eastAsia="Arial" w:hAnsi="Arial"/>
           <w:b/>
           <w:bCs/>
         </w:rPr>
@@ -2361,13 +2299,13 @@
       </w:r>
       <w:r>
         <w:rPr>
-          <w:rFonts w:ascii="Calibri" w:cs="Calibri" w:eastAsia="Calibri" w:hAnsi="Calibri"/>
+          <w:rFonts w:ascii="Arial" w:cs="Arial" w:eastAsia="Arial" w:hAnsi="Arial"/>
         </w:rPr>
         <w:t xml:space="preserve"> y los ataques </w:t>
       </w:r>
       <w:r>
         <w:rPr>
-          <w:rFonts w:ascii="Calibri" w:cs="Calibri" w:eastAsia="Calibri" w:hAnsi="Calibri"/>
+          <w:rFonts w:ascii="Arial" w:cs="Arial" w:eastAsia="Arial" w:hAnsi="Arial"/>
           <w:b/>
           <w:bCs/>
         </w:rPr>
@@ -2375,7 +2313,7 @@
       </w:r>
       <w:r>
         <w:rPr>
-          <w:rFonts w:ascii="Calibri" w:cs="Calibri" w:eastAsia="Calibri" w:hAnsi="Calibri"/>
+          <w:rFonts w:ascii="Arial" w:cs="Arial" w:eastAsia="Arial" w:hAnsi="Arial"/>
         </w:rPr>
         <w:t xml:space="preserve">.</w:t>
       </w:r>
@@ -2391,13 +2329,13 @@
       </w:pPr>
       <w:r>
         <w:rPr>
-          <w:rFonts w:ascii="Calibri" w:cs="Calibri" w:eastAsia="Calibri" w:hAnsi="Calibri"/>
+          <w:rFonts w:ascii="Arial" w:cs="Arial" w:eastAsia="Arial" w:hAnsi="Arial"/>
         </w:rPr>
         <w:t xml:space="preserve">Estrategia efectiva: permitir </w:t>
       </w:r>
       <w:r>
         <w:rPr>
-          <w:rFonts w:ascii="Calibri" w:cs="Calibri" w:eastAsia="Calibri" w:hAnsi="Calibri"/>
+          <w:rFonts w:ascii="Arial" w:cs="Arial" w:eastAsia="Arial" w:hAnsi="Arial"/>
           <w:b/>
           <w:bCs/>
         </w:rPr>
@@ -2405,7 +2343,7 @@
       </w:r>
       <w:r>
         <w:rPr>
-          <w:rFonts w:ascii="Calibri" w:cs="Calibri" w:eastAsia="Calibri" w:hAnsi="Calibri"/>
+          <w:rFonts w:ascii="Arial" w:cs="Arial" w:eastAsia="Arial" w:hAnsi="Arial"/>
         </w:rPr>
         <w:t xml:space="preserve"> a través de un firewall.</w:t>
       </w:r>
@@ -2421,13 +2359,13 @@
       </w:pPr>
       <w:r>
         <w:rPr>
-          <w:rFonts w:ascii="Calibri" w:cs="Calibri" w:eastAsia="Calibri" w:hAnsi="Calibri"/>
+          <w:rFonts w:ascii="Arial" w:cs="Arial" w:eastAsia="Arial" w:hAnsi="Arial"/>
         </w:rPr>
         <w:t xml:space="preserve">El router debe bloquear los mensajes entrantes de </w:t>
       </w:r>
       <w:r>
         <w:rPr>
-          <w:rFonts w:ascii="Calibri" w:cs="Calibri" w:eastAsia="Calibri" w:hAnsi="Calibri"/>
+          <w:rFonts w:ascii="Arial" w:cs="Arial" w:eastAsia="Arial" w:hAnsi="Arial"/>
           <w:b/>
           <w:bCs/>
         </w:rPr>
@@ -2435,13 +2373,13 @@
       </w:r>
       <w:r>
         <w:rPr>
-          <w:rFonts w:ascii="Calibri" w:cs="Calibri" w:eastAsia="Calibri" w:hAnsi="Calibri"/>
+          <w:rFonts w:ascii="Arial" w:cs="Arial" w:eastAsia="Arial" w:hAnsi="Arial"/>
         </w:rPr>
         <w:t xml:space="preserve"> y </w:t>
       </w:r>
       <w:r>
         <w:rPr>
-          <w:rFonts w:ascii="Calibri" w:cs="Calibri" w:eastAsia="Calibri" w:hAnsi="Calibri"/>
+          <w:rFonts w:ascii="Arial" w:cs="Arial" w:eastAsia="Arial" w:hAnsi="Arial"/>
           <w:b/>
           <w:bCs/>
         </w:rPr>
@@ -2449,7 +2387,7 @@
       </w:r>
       <w:r>
         <w:rPr>
-          <w:rFonts w:ascii="Calibri" w:cs="Calibri" w:eastAsia="Calibri" w:hAnsi="Calibri"/>
+          <w:rFonts w:ascii="Arial" w:cs="Arial" w:eastAsia="Arial" w:hAnsi="Arial"/>
         </w:rPr>
         <w:t xml:space="preserve"> de ICMP.</w:t>
       </w:r>
@@ -2465,13 +2403,13 @@
       </w:pPr>
       <w:r>
         <w:rPr>
-          <w:rFonts w:ascii="Calibri" w:cs="Calibri" w:eastAsia="Calibri" w:hAnsi="Calibri"/>
+          <w:rFonts w:ascii="Arial" w:cs="Arial" w:eastAsia="Arial" w:hAnsi="Arial"/>
         </w:rPr>
         <w:t xml:space="preserve">Si el </w:t>
       </w:r>
       <w:r>
         <w:rPr>
-          <w:rFonts w:ascii="Calibri" w:cs="Calibri" w:eastAsia="Calibri" w:hAnsi="Calibri"/>
+          <w:rFonts w:ascii="Arial" w:cs="Arial" w:eastAsia="Arial" w:hAnsi="Arial"/>
           <w:b/>
           <w:bCs/>
         </w:rPr>
@@ -2479,19 +2417,20 @@
       </w:r>
       <w:r>
         <w:rPr>
-          <w:rFonts w:ascii="Calibri" w:cs="Calibri" w:eastAsia="Calibri" w:hAnsi="Calibri"/>
+          <w:rFonts w:ascii="Arial" w:cs="Arial" w:eastAsia="Arial" w:hAnsi="Arial"/>
         </w:rPr>
         <w:t xml:space="preserve"> es necesario, se mitigan sus vulnerabilidades con ACL de interfaz que filtren los paquetes SNMP de sistemas no autorizados.</w:t>
       </w:r>
     </w:p>
     <w:p>
       <w:pPr>
-        <w:pStyle w:val="Heading3"/>
         <w:spacing w:after="80" w:before="160"/>
       </w:pPr>
       <w:r>
         <w:rPr>
-          <w:rFonts w:ascii="Calibri" w:cs="Calibri" w:eastAsia="Calibri" w:hAnsi="Calibri"/>
+          <w:rFonts w:ascii="Arial" w:cs="Arial" w:eastAsia="Arial" w:hAnsi="Arial"/>
+          <w:b/>
+          <w:bCs/>
         </w:rPr>
         <w:t xml:space="preserve">Mensajes ICMP</w:t>
       </w:r>
@@ -2520,12 +2459,12 @@
           <w:tcPr>
             <w:tcW w:type="dxa" w:w="2400"/>
             <w:tcBorders>
-              <w:top w:val="single" w:color="BFBFBF" w:sz="4"/>
-              <w:left w:val="single" w:color="BFBFBF" w:sz="4"/>
-              <w:bottom w:val="single" w:color="BFBFBF" w:sz="4"/>
-              <w:right w:val="single" w:color="BFBFBF" w:sz="4"/>
+              <w:top w:val="single" w:color="000000" w:sz="4"/>
+              <w:left w:val="single" w:color="000000" w:sz="4"/>
+              <w:bottom w:val="single" w:color="000000" w:sz="4"/>
+              <w:right w:val="single" w:color="000000" w:sz="4"/>
             </w:tcBorders>
-            <w:shd w:fill="1F4E79" w:val="clear"/>
+            <w:shd w:fill="D9D9D9" w:val="clear"/>
             <w:tcMar>
               <w:top w:type="dxa" w:w="60"/>
               <w:left w:type="dxa" w:w="100"/>
@@ -2536,10 +2475,10 @@
           <w:p>
             <w:r>
               <w:rPr>
-                <w:rFonts w:ascii="Calibri" w:cs="Calibri" w:eastAsia="Calibri" w:hAnsi="Calibri"/>
+                <w:rFonts w:ascii="Arial" w:cs="Arial" w:eastAsia="Arial" w:hAnsi="Arial"/>
                 <w:b/>
                 <w:bCs/>
-                <w:color w:val="FFFFFF"/>
+                <w:color w:val="000000"/>
               </w:rPr>
               <w:t xml:space="preserve">Dirección</w:t>
             </w:r>
@@ -2549,12 +2488,12 @@
           <w:tcPr>
             <w:tcW w:type="dxa" w:w="6960"/>
             <w:tcBorders>
-              <w:top w:val="single" w:color="BFBFBF" w:sz="4"/>
-              <w:left w:val="single" w:color="BFBFBF" w:sz="4"/>
-              <w:bottom w:val="single" w:color="BFBFBF" w:sz="4"/>
-              <w:right w:val="single" w:color="BFBFBF" w:sz="4"/>
+              <w:top w:val="single" w:color="000000" w:sz="4"/>
+              <w:left w:val="single" w:color="000000" w:sz="4"/>
+              <w:bottom w:val="single" w:color="000000" w:sz="4"/>
+              <w:right w:val="single" w:color="000000" w:sz="4"/>
             </w:tcBorders>
-            <w:shd w:fill="1F4E79" w:val="clear"/>
+            <w:shd w:fill="D9D9D9" w:val="clear"/>
             <w:tcMar>
               <w:top w:type="dxa" w:w="60"/>
               <w:left w:type="dxa" w:w="100"/>
@@ -2565,10 +2504,10 @@
           <w:p>
             <w:r>
               <w:rPr>
-                <w:rFonts w:ascii="Calibri" w:cs="Calibri" w:eastAsia="Calibri" w:hAnsi="Calibri"/>
+                <w:rFonts w:ascii="Arial" w:cs="Arial" w:eastAsia="Arial" w:hAnsi="Arial"/>
                 <w:b/>
                 <w:bCs/>
-                <w:color w:val="FFFFFF"/>
+                <w:color w:val="000000"/>
               </w:rPr>
               <w:t xml:space="preserve">Mensajes recomendados</w:t>
             </w:r>
@@ -2580,10 +2519,10 @@
           <w:tcPr>
             <w:tcW w:type="dxa" w:w="2400"/>
             <w:tcBorders>
-              <w:top w:val="single" w:color="BFBFBF" w:sz="4"/>
-              <w:left w:val="single" w:color="BFBFBF" w:sz="4"/>
-              <w:bottom w:val="single" w:color="BFBFBF" w:sz="4"/>
-              <w:right w:val="single" w:color="BFBFBF" w:sz="4"/>
+              <w:top w:val="single" w:color="000000" w:sz="4"/>
+              <w:left w:val="single" w:color="000000" w:sz="4"/>
+              <w:bottom w:val="single" w:color="000000" w:sz="4"/>
+              <w:right w:val="single" w:color="000000" w:sz="4"/>
             </w:tcBorders>
             <w:shd w:fill="FFFFFF" w:val="clear"/>
             <w:tcMar>
@@ -2596,7 +2535,7 @@
           <w:p>
             <w:r>
               <w:rPr>
-                <w:rFonts w:ascii="Calibri" w:cs="Calibri" w:eastAsia="Calibri" w:hAnsi="Calibri"/>
+                <w:rFonts w:ascii="Arial" w:cs="Arial" w:eastAsia="Arial" w:hAnsi="Arial"/>
                 <w:b/>
                 <w:bCs/>
               </w:rPr>
@@ -2604,7 +2543,7 @@
             </w:r>
             <w:r>
               <w:rPr>
-                <w:rFonts w:ascii="Calibri" w:cs="Calibri" w:eastAsia="Calibri" w:hAnsi="Calibri"/>
+                <w:rFonts w:ascii="Arial" w:cs="Arial" w:eastAsia="Arial" w:hAnsi="Arial"/>
               </w:rPr>
               <w:t xml:space="preserve"> (permitidos en la red interna)</w:t>
             </w:r>
@@ -2614,10 +2553,10 @@
           <w:tcPr>
             <w:tcW w:type="dxa" w:w="6960"/>
             <w:tcBorders>
-              <w:top w:val="single" w:color="BFBFBF" w:sz="4"/>
-              <w:left w:val="single" w:color="BFBFBF" w:sz="4"/>
-              <w:bottom w:val="single" w:color="BFBFBF" w:sz="4"/>
-              <w:right w:val="single" w:color="BFBFBF" w:sz="4"/>
+              <w:top w:val="single" w:color="000000" w:sz="4"/>
+              <w:left w:val="single" w:color="000000" w:sz="4"/>
+              <w:bottom w:val="single" w:color="000000" w:sz="4"/>
+              <w:right w:val="single" w:color="000000" w:sz="4"/>
             </w:tcBorders>
             <w:shd w:fill="FFFFFF" w:val="clear"/>
             <w:tcMar>
@@ -2630,7 +2569,7 @@
           <w:p>
             <w:r>
               <w:rPr>
-                <w:rFonts w:ascii="Calibri" w:cs="Calibri" w:eastAsia="Calibri" w:hAnsi="Calibri"/>
+                <w:rFonts w:ascii="Arial" w:cs="Arial" w:eastAsia="Arial" w:hAnsi="Arial"/>
               </w:rPr>
               <w:t xml:space="preserve">echo reply, source quench, unreachable</w:t>
             </w:r>
@@ -2642,10 +2581,10 @@
           <w:tcPr>
             <w:tcW w:type="dxa" w:w="2400"/>
             <w:tcBorders>
-              <w:top w:val="single" w:color="BFBFBF" w:sz="4"/>
-              <w:left w:val="single" w:color="BFBFBF" w:sz="4"/>
-              <w:bottom w:val="single" w:color="BFBFBF" w:sz="4"/>
-              <w:right w:val="single" w:color="BFBFBF" w:sz="4"/>
+              <w:top w:val="single" w:color="000000" w:sz="4"/>
+              <w:left w:val="single" w:color="000000" w:sz="4"/>
+              <w:bottom w:val="single" w:color="000000" w:sz="4"/>
+              <w:right w:val="single" w:color="000000" w:sz="4"/>
             </w:tcBorders>
             <w:shd w:fill="FFFFFF" w:val="clear"/>
             <w:tcMar>
@@ -2658,7 +2597,7 @@
           <w:p>
             <w:r>
               <w:rPr>
-                <w:rFonts w:ascii="Calibri" w:cs="Calibri" w:eastAsia="Calibri" w:hAnsi="Calibri"/>
+                <w:rFonts w:ascii="Arial" w:cs="Arial" w:eastAsia="Arial" w:hAnsi="Arial"/>
                 <w:b/>
                 <w:bCs/>
               </w:rPr>
@@ -2666,7 +2605,7 @@
             </w:r>
             <w:r>
               <w:rPr>
-                <w:rFonts w:ascii="Calibri" w:cs="Calibri" w:eastAsia="Calibri" w:hAnsi="Calibri"/>
+                <w:rFonts w:ascii="Arial" w:cs="Arial" w:eastAsia="Arial" w:hAnsi="Arial"/>
               </w:rPr>
               <w:t xml:space="preserve"> (permitir la salida de la red)</w:t>
             </w:r>
@@ -2676,10 +2615,10 @@
           <w:tcPr>
             <w:tcW w:type="dxa" w:w="6960"/>
             <w:tcBorders>
-              <w:top w:val="single" w:color="BFBFBF" w:sz="4"/>
-              <w:left w:val="single" w:color="BFBFBF" w:sz="4"/>
-              <w:bottom w:val="single" w:color="BFBFBF" w:sz="4"/>
-              <w:right w:val="single" w:color="BFBFBF" w:sz="4"/>
+              <w:top w:val="single" w:color="000000" w:sz="4"/>
+              <w:left w:val="single" w:color="000000" w:sz="4"/>
+              <w:bottom w:val="single" w:color="000000" w:sz="4"/>
+              <w:right w:val="single" w:color="000000" w:sz="4"/>
             </w:tcBorders>
             <w:shd w:fill="FFFFFF" w:val="clear"/>
             <w:tcMar>
@@ -2692,7 +2631,7 @@
           <w:p>
             <w:r>
               <w:rPr>
-                <w:rFonts w:ascii="Calibri" w:cs="Calibri" w:eastAsia="Calibri" w:hAnsi="Calibri"/>
+                <w:rFonts w:ascii="Arial" w:cs="Arial" w:eastAsia="Arial" w:hAnsi="Arial"/>
               </w:rPr>
               <w:t xml:space="preserve">echo, parameter problem, packet too big, source quench</w:t>
             </w:r>
@@ -2716,13 +2655,13 @@
       </w:pPr>
       <w:r>
         <w:rPr>
-          <w:rFonts w:ascii="Calibri" w:cs="Calibri" w:eastAsia="Calibri" w:hAnsi="Calibri"/>
+          <w:rFonts w:ascii="Arial" w:cs="Arial" w:eastAsia="Arial" w:hAnsi="Arial"/>
         </w:rPr>
         <w:t xml:space="preserve">Regla: </w:t>
       </w:r>
       <w:r>
         <w:rPr>
-          <w:rFonts w:ascii="Calibri" w:cs="Calibri" w:eastAsia="Calibri" w:hAnsi="Calibri"/>
+          <w:rFonts w:ascii="Arial" w:cs="Arial" w:eastAsia="Arial" w:hAnsi="Arial"/>
           <w:b/>
           <w:bCs/>
         </w:rPr>
@@ -2730,22 +2669,23 @@
       </w:r>
       <w:r>
         <w:rPr>
-          <w:rFonts w:ascii="Calibri" w:cs="Calibri" w:eastAsia="Calibri" w:hAnsi="Calibri"/>
+          <w:rFonts w:ascii="Arial" w:cs="Arial" w:eastAsia="Arial" w:hAnsi="Arial"/>
         </w:rPr>
         <w:t xml:space="preserve"> tipos de mensajes ICMP salientes.</w:t>
       </w:r>
     </w:p>
     <w:p>
       <w:pPr>
-        <w:pStyle w:val="Heading1"/>
         <w:pBdr>
-          <w:bottom w:val="single" w:color="1F4E79" w:sz="8" w:space="2"/>
+          <w:bottom w:val="single" w:color="000000" w:sz="8" w:space="2"/>
         </w:pBdr>
         <w:spacing w:after="120" w:before="280"/>
       </w:pPr>
       <w:r>
         <w:rPr>
-          <w:rFonts w:ascii="Calibri" w:cs="Calibri" w:eastAsia="Calibri" w:hAnsi="Calibri"/>
+          <w:rFonts w:ascii="Arial" w:cs="Arial" w:eastAsia="Arial" w:hAnsi="Arial"/>
+          <w:b/>
+          <w:bCs/>
         </w:rPr>
         <w:t xml:space="preserve">7. ACL de IPv6</w:t>
       </w:r>
@@ -2761,13 +2701,13 @@
       </w:pPr>
       <w:r>
         <w:rPr>
-          <w:rFonts w:ascii="Calibri" w:cs="Calibri" w:eastAsia="Calibri" w:hAnsi="Calibri"/>
+          <w:rFonts w:ascii="Arial" w:cs="Arial" w:eastAsia="Arial" w:hAnsi="Arial"/>
         </w:rPr>
         <w:t xml:space="preserve">IPv6 cumple con los requisitos de red actuales con: </w:t>
       </w:r>
       <w:r>
         <w:rPr>
-          <w:rFonts w:ascii="Calibri" w:cs="Calibri" w:eastAsia="Calibri" w:hAnsi="Calibri"/>
+          <w:rFonts w:ascii="Arial" w:cs="Arial" w:eastAsia="Arial" w:hAnsi="Arial"/>
           <w:b/>
           <w:bCs/>
         </w:rPr>
@@ -2775,7 +2715,7 @@
       </w:r>
       <w:r>
         <w:rPr>
-          <w:rFonts w:ascii="Calibri" w:cs="Calibri" w:eastAsia="Calibri" w:hAnsi="Calibri"/>
+          <w:rFonts w:ascii="Arial" w:cs="Arial" w:eastAsia="Arial" w:hAnsi="Arial"/>
         </w:rPr>
         <w:t xml:space="preserve"> y escalabilidad de direcciones.</w:t>
       </w:r>
@@ -2791,7 +2731,7 @@
       </w:pPr>
       <w:r>
         <w:rPr>
-          <w:rFonts w:ascii="Calibri" w:cs="Calibri" w:eastAsia="Calibri" w:hAnsi="Calibri"/>
+          <w:rFonts w:ascii="Arial" w:cs="Arial" w:eastAsia="Arial" w:hAnsi="Arial"/>
           <w:b/>
           <w:bCs/>
         </w:rPr>
@@ -2799,13 +2739,13 @@
       </w:r>
       <w:r>
         <w:rPr>
-          <w:rFonts w:ascii="Calibri" w:cs="Calibri" w:eastAsia="Calibri" w:hAnsi="Calibri"/>
+          <w:rFonts w:ascii="Arial" w:cs="Arial" w:eastAsia="Arial" w:hAnsi="Arial"/>
         </w:rPr>
         <w:t xml:space="preserve"> método de integración donde un dispositivo tiene conectividad con redes IPv4 </w:t>
       </w:r>
       <w:r>
         <w:rPr>
-          <w:rFonts w:ascii="Calibri" w:cs="Calibri" w:eastAsia="Calibri" w:hAnsi="Calibri"/>
+          <w:rFonts w:ascii="Arial" w:cs="Arial" w:eastAsia="Arial" w:hAnsi="Arial"/>
           <w:b/>
           <w:bCs/>
         </w:rPr>
@@ -2813,19 +2753,20 @@
       </w:r>
       <w:r>
         <w:rPr>
-          <w:rFonts w:ascii="Calibri" w:cs="Calibri" w:eastAsia="Calibri" w:hAnsi="Calibri"/>
+          <w:rFonts w:ascii="Arial" w:cs="Arial" w:eastAsia="Arial" w:hAnsi="Arial"/>
         </w:rPr>
         <w:t xml:space="preserve"> IPv6, con dos pilas de protocolo IP.</w:t>
       </w:r>
     </w:p>
     <w:p>
       <w:pPr>
-        <w:pStyle w:val="Heading3"/>
         <w:spacing w:after="80" w:before="160"/>
       </w:pPr>
       <w:r>
         <w:rPr>
-          <w:rFonts w:ascii="Calibri" w:cs="Calibri" w:eastAsia="Calibri" w:hAnsi="Calibri"/>
+          <w:rFonts w:ascii="Arial" w:cs="Arial" w:eastAsia="Arial" w:hAnsi="Arial"/>
+          <w:b/>
+          <w:bCs/>
         </w:rPr>
         <w:t xml:space="preserve">Riesgos</w:t>
       </w:r>
@@ -2841,13 +2782,13 @@
       </w:pPr>
       <w:r>
         <w:rPr>
-          <w:rFonts w:ascii="Calibri" w:cs="Calibri" w:eastAsia="Calibri" w:hAnsi="Calibri"/>
+          <w:rFonts w:ascii="Arial" w:cs="Arial" w:eastAsia="Arial" w:hAnsi="Arial"/>
         </w:rPr>
         <w:t xml:space="preserve">Ataques sigilosos que explotan la </w:t>
       </w:r>
       <w:r>
         <w:rPr>
-          <w:rFonts w:ascii="Calibri" w:cs="Calibri" w:eastAsia="Calibri" w:hAnsi="Calibri"/>
+          <w:rFonts w:ascii="Arial" w:cs="Arial" w:eastAsia="Arial" w:hAnsi="Arial"/>
           <w:b/>
           <w:bCs/>
         </w:rPr>
@@ -2855,7 +2796,7 @@
       </w:r>
       <w:r>
         <w:rPr>
-          <w:rFonts w:ascii="Calibri" w:cs="Calibri" w:eastAsia="Calibri" w:hAnsi="Calibri"/>
+          <w:rFonts w:ascii="Arial" w:cs="Arial" w:eastAsia="Arial" w:hAnsi="Arial"/>
         </w:rPr>
         <w:t xml:space="preserve"> usando hosts de doble pila.</w:t>
       </w:r>
@@ -2871,13 +2812,13 @@
       </w:pPr>
       <w:r>
         <w:rPr>
-          <w:rFonts w:ascii="Calibri" w:cs="Calibri" w:eastAsia="Calibri" w:hAnsi="Calibri"/>
+          <w:rFonts w:ascii="Arial" w:cs="Arial" w:eastAsia="Arial" w:hAnsi="Arial"/>
         </w:rPr>
         <w:t xml:space="preserve">Mensajes </w:t>
       </w:r>
       <w:r>
         <w:rPr>
-          <w:rFonts w:ascii="Calibri" w:cs="Calibri" w:eastAsia="Calibri" w:hAnsi="Calibri"/>
+          <w:rFonts w:ascii="Arial" w:cs="Arial" w:eastAsia="Arial" w:hAnsi="Arial"/>
           <w:b/>
           <w:bCs/>
         </w:rPr>
@@ -2885,7 +2826,7 @@
       </w:r>
       <w:r>
         <w:rPr>
-          <w:rFonts w:ascii="Calibri" w:cs="Calibri" w:eastAsia="Calibri" w:hAnsi="Calibri"/>
+          <w:rFonts w:ascii="Arial" w:cs="Arial" w:eastAsia="Arial" w:hAnsi="Arial"/>
         </w:rPr>
         <w:t xml:space="preserve">.</w:t>
       </w:r>
@@ -2901,13 +2842,13 @@
       </w:pPr>
       <w:r>
         <w:rPr>
-          <w:rFonts w:ascii="Calibri" w:cs="Calibri" w:eastAsia="Calibri" w:hAnsi="Calibri"/>
+          <w:rFonts w:ascii="Arial" w:cs="Arial" w:eastAsia="Arial" w:hAnsi="Arial"/>
         </w:rPr>
         <w:t xml:space="preserve">Técnicas de </w:t>
       </w:r>
       <w:r>
         <w:rPr>
-          <w:rFonts w:ascii="Calibri" w:cs="Calibri" w:eastAsia="Calibri" w:hAnsi="Calibri"/>
+          <w:rFonts w:ascii="Arial" w:cs="Arial" w:eastAsia="Arial" w:hAnsi="Arial"/>
           <w:b/>
           <w:bCs/>
         </w:rPr>
@@ -2915,7 +2856,7 @@
       </w:r>
       <w:r>
         <w:rPr>
-          <w:rFonts w:ascii="Calibri" w:cs="Calibri" w:eastAsia="Calibri" w:hAnsi="Calibri"/>
+          <w:rFonts w:ascii="Arial" w:cs="Arial" w:eastAsia="Arial" w:hAnsi="Arial"/>
         </w:rPr>
         <w:t xml:space="preserve">.</w:t>
       </w:r>
@@ -2931,13 +2872,13 @@
       </w:pPr>
       <w:r>
         <w:rPr>
-          <w:rFonts w:ascii="Calibri" w:cs="Calibri" w:eastAsia="Calibri" w:hAnsi="Calibri"/>
+          <w:rFonts w:ascii="Arial" w:cs="Arial" w:eastAsia="Arial" w:hAnsi="Arial"/>
         </w:rPr>
         <w:t xml:space="preserve">Para mitigar los ataques a la infraestructura y a los protocolos IPv6, hay que filtrar en el borde con varias técnicas, como las </w:t>
       </w:r>
       <w:r>
         <w:rPr>
-          <w:rFonts w:ascii="Calibri" w:cs="Calibri" w:eastAsia="Calibri" w:hAnsi="Calibri"/>
+          <w:rFonts w:ascii="Arial" w:cs="Arial" w:eastAsia="Arial" w:hAnsi="Arial"/>
           <w:b/>
           <w:bCs/>
         </w:rPr>
@@ -2945,19 +2886,20 @@
       </w:r>
       <w:r>
         <w:rPr>
-          <w:rFonts w:ascii="Calibri" w:cs="Calibri" w:eastAsia="Calibri" w:hAnsi="Calibri"/>
+          <w:rFonts w:ascii="Arial" w:cs="Arial" w:eastAsia="Arial" w:hAnsi="Arial"/>
         </w:rPr>
         <w:t xml:space="preserve">.</w:t>
       </w:r>
     </w:p>
     <w:p>
       <w:pPr>
-        <w:pStyle w:val="Heading3"/>
         <w:spacing w:after="80" w:before="160"/>
       </w:pPr>
       <w:r>
         <w:rPr>
-          <w:rFonts w:ascii="Calibri" w:cs="Calibri" w:eastAsia="Calibri" w:hAnsi="Calibri"/>
+          <w:rFonts w:ascii="Arial" w:cs="Arial" w:eastAsia="Arial" w:hAnsi="Arial"/>
+          <w:b/>
+          <w:bCs/>
         </w:rPr>
         <w:t xml:space="preserve">Cómo son las ACL IPv6</w:t>
       </w:r>
@@ -2973,73 +2915,29 @@
       </w:pPr>
       <w:r>
         <w:rPr>
-          <w:rFonts w:ascii="Calibri" w:cs="Calibri" w:eastAsia="Calibri" w:hAnsi="Calibri"/>
+          <w:rFonts w:ascii="Arial" w:cs="Arial" w:eastAsia="Arial" w:hAnsi="Arial"/>
         </w:rPr>
         <w:t xml:space="preserve">Funcionan parecido a las ACL de IPv4.</w:t>
       </w:r>
     </w:p>
     <w:p>
       <w:pPr>
-        <w:shd w:fill="FEF3C7" w:val="clear"/>
-        <w:spacing w:after="100" w:before="60"/>
-        <w:ind w:left="120" w:right="120"/>
-      </w:pPr>
-      <w:r>
-        <w:rPr>
-          <w:rFonts w:ascii="Calibri" w:cs="Calibri" w:eastAsia="Calibri" w:hAnsi="Calibri"/>
-          <w:b/>
-          <w:bCs/>
-          <w:color w:val="B45309"/>
-        </w:rPr>
-        <w:t xml:space="preserve">⚠ Ojo: </w:t>
-      </w:r>
-      <w:r>
-        <w:rPr>
-          <w:rFonts w:ascii="Calibri" w:cs="Calibri" w:eastAsia="Calibri" w:hAnsi="Calibri"/>
-          <w:b/>
-          <w:bCs/>
-        </w:rPr>
-        <w:t xml:space="preserve">No existe un equivalente a las ACL estándar de IPv4.</w:t>
-      </w:r>
-      <w:r>
-        <w:rPr>
-          <w:rFonts w:ascii="Calibri" w:cs="Calibri" w:eastAsia="Calibri" w:hAnsi="Calibri"/>
-        </w:rPr>
-        <w:t xml:space="preserve"> Además, </w:t>
-      </w:r>
-      <w:r>
-        <w:rPr>
-          <w:rFonts w:ascii="Calibri" w:cs="Calibri" w:eastAsia="Calibri" w:hAnsi="Calibri"/>
-          <w:b/>
-          <w:bCs/>
-        </w:rPr>
-        <w:t xml:space="preserve">todas las ACL IPv6 deben tener nombre</w:t>
-      </w:r>
-      <w:r>
-        <w:rPr>
-          <w:rFonts w:ascii="Calibri" w:cs="Calibri" w:eastAsia="Calibri" w:hAnsi="Calibri"/>
-        </w:rPr>
-        <w:t xml:space="preserve">.</w:t>
-      </w:r>
-    </w:p>
-    <w:p>
-      <w:pPr>
-        <w:pStyle w:val="ListParagraph"/>
-        <w:numPr>
-          <w:ilvl w:val="0"/>
-          <w:numId w:val="2"/>
-        </w:numPr>
-        <w:spacing w:after="60"/>
-      </w:pPr>
-      <w:r>
-        <w:rPr>
-          <w:rFonts w:ascii="Calibri" w:cs="Calibri" w:eastAsia="Calibri" w:hAnsi="Calibri"/>
+        <w:pStyle w:val="ListParagraph"/>
+        <w:numPr>
+          <w:ilvl w:val="0"/>
+          <w:numId w:val="2"/>
+        </w:numPr>
+        <w:spacing w:after="60"/>
+      </w:pPr>
+      <w:r>
+        <w:rPr>
+          <w:rFonts w:ascii="Arial" w:cs="Arial" w:eastAsia="Arial" w:hAnsi="Arial"/>
         </w:rPr>
         <w:t xml:space="preserve">Filtran por direcciones de </w:t>
       </w:r>
       <w:r>
         <w:rPr>
-          <w:rFonts w:ascii="Calibri" w:cs="Calibri" w:eastAsia="Calibri" w:hAnsi="Calibri"/>
+          <w:rFonts w:ascii="Arial" w:cs="Arial" w:eastAsia="Arial" w:hAnsi="Arial"/>
           <w:b/>
           <w:bCs/>
         </w:rPr>
@@ -3047,7 +2945,7 @@
       </w:r>
       <w:r>
         <w:rPr>
-          <w:rFonts w:ascii="Calibri" w:cs="Calibri" w:eastAsia="Calibri" w:hAnsi="Calibri"/>
+          <w:rFonts w:ascii="Arial" w:cs="Arial" w:eastAsia="Arial" w:hAnsi="Arial"/>
         </w:rPr>
         <w:t xml:space="preserve"> del tráfico que entra y sale de una interfaz.</w:t>
       </w:r>
@@ -3063,13 +2961,13 @@
       </w:pPr>
       <w:r>
         <w:rPr>
-          <w:rFonts w:ascii="Calibri" w:cs="Calibri" w:eastAsia="Calibri" w:hAnsi="Calibri"/>
+          <w:rFonts w:ascii="Arial" w:cs="Arial" w:eastAsia="Arial" w:hAnsi="Arial"/>
         </w:rPr>
         <w:t xml:space="preserve">También filtran por las </w:t>
       </w:r>
       <w:r>
         <w:rPr>
-          <w:rFonts w:ascii="Calibri" w:cs="Calibri" w:eastAsia="Calibri" w:hAnsi="Calibri"/>
+          <w:rFonts w:ascii="Arial" w:cs="Arial" w:eastAsia="Arial" w:hAnsi="Arial"/>
           <w:b/>
           <w:bCs/>
         </w:rPr>
@@ -3077,7 +2975,7 @@
       </w:r>
       <w:r>
         <w:rPr>
-          <w:rFonts w:ascii="Calibri" w:cs="Calibri" w:eastAsia="Calibri" w:hAnsi="Calibri"/>
+          <w:rFonts w:ascii="Arial" w:cs="Arial" w:eastAsia="Arial" w:hAnsi="Arial"/>
         </w:rPr>
         <w:t xml:space="preserve"> y por la información opcional del tipo de protocolo de capa superior, con más granularidad, parecido a las ACL extendidas de IPv4.</w:t>
       </w:r>
@@ -3297,9 +3195,9 @@
   <w:docDefaults>
     <w:rPrDefault>
       <w:rPr>
-        <w:rFonts w:ascii="Calibri" w:cs="Calibri" w:eastAsia="Calibri" w:hAnsi="Calibri"/>
-        <w:sz w:val="22"/>
-        <w:szCs w:val="22"/>
+        <w:rFonts w:ascii="Arial" w:cs="Arial" w:eastAsia="Arial" w:hAnsi="Arial"/>
+        <w:sz w:val="24"/>
+        <w:szCs w:val="24"/>
       </w:rPr>
     </w:rPrDefault>
     <w:pPrDefault/>
@@ -3484,12 +3382,12 @@
       <w:outlineLvl w:val="0"/>
     </w:pPr>
     <w:rPr>
-      <w:rFonts w:ascii="Calibri" w:cs="Calibri" w:eastAsia="Calibri" w:hAnsi="Calibri"/>
+      <w:rFonts w:ascii="Arial" w:cs="Arial" w:eastAsia="Arial" w:hAnsi="Arial"/>
       <w:b/>
       <w:bCs/>
-      <w:color w:val="1F4E79"/>
-      <w:sz w:val="30"/>
-      <w:szCs w:val="30"/>
+      <w:color w:val="000000"/>
+      <w:sz w:val="24"/>
+      <w:szCs w:val="24"/>
     </w:rPr>
   </w:style>
   <w:style w:type="paragraph" w:styleId="Heading3">
@@ -3501,10 +3399,10 @@
       <w:outlineLvl w:val="2"/>
     </w:pPr>
     <w:rPr>
-      <w:rFonts w:ascii="Calibri" w:cs="Calibri" w:eastAsia="Calibri" w:hAnsi="Calibri"/>
+      <w:rFonts w:ascii="Arial" w:cs="Arial" w:eastAsia="Arial" w:hAnsi="Arial"/>
       <w:b/>
       <w:bCs/>
-      <w:color w:val="2E75B6"/>
+      <w:color w:val="000000"/>
       <w:sz w:val="24"/>
       <w:szCs w:val="24"/>
     </w:rPr>

--- a/Modulo14_Resumen.docx
+++ b/Modulo14_Resumen.docx
@@ -9,7 +9,7 @@
       </w:pPr>
       <w:r>
         <w:rPr>
-          <w:rFonts w:ascii="Arial" w:cs="Arial" w:eastAsia="Arial" w:hAnsi="Arial"/>
+          <w:rFonts w:ascii="Calibri" w:cs="Calibri" w:eastAsia="Calibri" w:hAnsi="Calibri"/>
           <w:b/>
           <w:bCs/>
           <w:color w:val="000000"/>
@@ -26,7 +26,7 @@
       </w:pPr>
       <w:r>
         <w:rPr>
-          <w:rFonts w:ascii="Arial" w:cs="Arial" w:eastAsia="Arial" w:hAnsi="Arial"/>
+          <w:rFonts w:ascii="Calibri" w:cs="Calibri" w:eastAsia="Calibri" w:hAnsi="Calibri"/>
           <w:color w:val="000000"/>
           <w:sz w:val="24"/>
           <w:szCs w:val="24"/>
@@ -36,14 +36,11 @@
     </w:p>
     <w:p>
       <w:pPr>
-        <w:pBdr>
-          <w:bottom w:val="single" w:color="000000" w:sz="8" w:space="2"/>
-        </w:pBdr>
         <w:spacing w:after="120" w:before="280"/>
       </w:pPr>
       <w:r>
         <w:rPr>
-          <w:rFonts w:ascii="Arial" w:cs="Arial" w:eastAsia="Arial" w:hAnsi="Arial"/>
+          <w:rFonts w:ascii="Calibri" w:cs="Calibri" w:eastAsia="Calibri" w:hAnsi="Calibri"/>
           <w:b/>
           <w:bCs/>
         </w:rPr>
@@ -61,13 +58,13 @@
       </w:pPr>
       <w:r>
         <w:rPr>
-          <w:rFonts w:ascii="Arial" w:cs="Arial" w:eastAsia="Arial" w:hAnsi="Arial"/>
+          <w:rFonts w:ascii="Calibri" w:cs="Calibri" w:eastAsia="Calibri" w:hAnsi="Calibri"/>
         </w:rPr>
         <w:t xml:space="preserve">Una </w:t>
       </w:r>
       <w:r>
         <w:rPr>
-          <w:rFonts w:ascii="Arial" w:cs="Arial" w:eastAsia="Arial" w:hAnsi="Arial"/>
+          <w:rFonts w:ascii="Calibri" w:cs="Calibri" w:eastAsia="Calibri" w:hAnsi="Calibri"/>
           <w:b/>
           <w:bCs/>
         </w:rPr>
@@ -75,13 +72,13 @@
       </w:r>
       <w:r>
         <w:rPr>
-          <w:rFonts w:ascii="Arial" w:cs="Arial" w:eastAsia="Arial" w:hAnsi="Arial"/>
+          <w:rFonts w:ascii="Calibri" w:cs="Calibri" w:eastAsia="Calibri" w:hAnsi="Calibri"/>
         </w:rPr>
         <w:t xml:space="preserve"> es una serie de comandos del IOS que controlan si un router </w:t>
       </w:r>
       <w:r>
         <w:rPr>
-          <w:rFonts w:ascii="Arial" w:cs="Arial" w:eastAsia="Arial" w:hAnsi="Arial"/>
+          <w:rFonts w:ascii="Calibri" w:cs="Calibri" w:eastAsia="Calibri" w:hAnsi="Calibri"/>
           <w:b/>
           <w:bCs/>
         </w:rPr>
@@ -89,13 +86,13 @@
       </w:r>
       <w:r>
         <w:rPr>
-          <w:rFonts w:ascii="Arial" w:cs="Arial" w:eastAsia="Arial" w:hAnsi="Arial"/>
+          <w:rFonts w:ascii="Calibri" w:cs="Calibri" w:eastAsia="Calibri" w:hAnsi="Calibri"/>
         </w:rPr>
         <w:t xml:space="preserve"> paquetes según la información del </w:t>
       </w:r>
       <w:r>
         <w:rPr>
-          <w:rFonts w:ascii="Arial" w:cs="Arial" w:eastAsia="Arial" w:hAnsi="Arial"/>
+          <w:rFonts w:ascii="Calibri" w:cs="Calibri" w:eastAsia="Calibri" w:hAnsi="Calibri"/>
           <w:b/>
           <w:bCs/>
         </w:rPr>
@@ -103,7 +100,7 @@
       </w:r>
       <w:r>
         <w:rPr>
-          <w:rFonts w:ascii="Arial" w:cs="Arial" w:eastAsia="Arial" w:hAnsi="Arial"/>
+          <w:rFonts w:ascii="Calibri" w:cs="Calibri" w:eastAsia="Calibri" w:hAnsi="Calibri"/>
         </w:rPr>
         <w:t xml:space="preserve"> del paquete.</w:t>
       </w:r>
@@ -119,13 +116,13 @@
       </w:pPr>
       <w:r>
         <w:rPr>
-          <w:rFonts w:ascii="Arial" w:cs="Arial" w:eastAsia="Arial" w:hAnsi="Arial"/>
+          <w:rFonts w:ascii="Calibri" w:cs="Calibri" w:eastAsia="Calibri" w:hAnsi="Calibri"/>
         </w:rPr>
         <w:t xml:space="preserve">Por defecto, un router </w:t>
       </w:r>
       <w:r>
         <w:rPr>
-          <w:rFonts w:ascii="Arial" w:cs="Arial" w:eastAsia="Arial" w:hAnsi="Arial"/>
+          <w:rFonts w:ascii="Calibri" w:cs="Calibri" w:eastAsia="Calibri" w:hAnsi="Calibri"/>
           <w:b/>
           <w:bCs/>
         </w:rPr>
@@ -133,7 +130,7 @@
       </w:r>
       <w:r>
         <w:rPr>
-          <w:rFonts w:ascii="Arial" w:cs="Arial" w:eastAsia="Arial" w:hAnsi="Arial"/>
+          <w:rFonts w:ascii="Calibri" w:cs="Calibri" w:eastAsia="Calibri" w:hAnsi="Calibri"/>
         </w:rPr>
         <w:t xml:space="preserve"> configurada.</w:t>
       </w:r>
@@ -149,13 +146,13 @@
       </w:pPr>
       <w:r>
         <w:rPr>
-          <w:rFonts w:ascii="Arial" w:cs="Arial" w:eastAsia="Arial" w:hAnsi="Arial"/>
+          <w:rFonts w:ascii="Calibri" w:cs="Calibri" w:eastAsia="Calibri" w:hAnsi="Calibri"/>
         </w:rPr>
         <w:t xml:space="preserve">Es una lista secuencial de instrucciones </w:t>
       </w:r>
       <w:r>
         <w:rPr>
-          <w:rFonts w:ascii="Arial" w:cs="Arial" w:eastAsia="Arial" w:hAnsi="Arial"/>
+          <w:rFonts w:ascii="Calibri" w:cs="Calibri" w:eastAsia="Calibri" w:hAnsi="Calibri"/>
           <w:b/>
           <w:bCs/>
         </w:rPr>
@@ -163,13 +160,13 @@
       </w:r>
       <w:r>
         <w:rPr>
-          <w:rFonts w:ascii="Arial" w:cs="Arial" w:eastAsia="Arial" w:hAnsi="Arial"/>
+          <w:rFonts w:ascii="Calibri" w:cs="Calibri" w:eastAsia="Calibri" w:hAnsi="Calibri"/>
         </w:rPr>
         <w:t xml:space="preserve"> (permitir) o </w:t>
       </w:r>
       <w:r>
         <w:rPr>
-          <w:rFonts w:ascii="Arial" w:cs="Arial" w:eastAsia="Arial" w:hAnsi="Arial"/>
+          <w:rFonts w:ascii="Calibri" w:cs="Calibri" w:eastAsia="Calibri" w:hAnsi="Calibri"/>
           <w:b/>
           <w:bCs/>
         </w:rPr>
@@ -177,13 +174,13 @@
       </w:r>
       <w:r>
         <w:rPr>
-          <w:rFonts w:ascii="Arial" w:cs="Arial" w:eastAsia="Arial" w:hAnsi="Arial"/>
+          <w:rFonts w:ascii="Calibri" w:cs="Calibri" w:eastAsia="Calibri" w:hAnsi="Calibri"/>
         </w:rPr>
         <w:t xml:space="preserve"> (denegar), llamadas </w:t>
       </w:r>
       <w:r>
         <w:rPr>
-          <w:rFonts w:ascii="Arial" w:cs="Arial" w:eastAsia="Arial" w:hAnsi="Arial"/>
+          <w:rFonts w:ascii="Calibri" w:cs="Calibri" w:eastAsia="Calibri" w:hAnsi="Calibri"/>
           <w:b/>
           <w:bCs/>
         </w:rPr>
@@ -191,7 +188,7 @@
       </w:r>
       <w:r>
         <w:rPr>
-          <w:rFonts w:ascii="Arial" w:cs="Arial" w:eastAsia="Arial" w:hAnsi="Arial"/>
+          <w:rFonts w:ascii="Calibri" w:cs="Calibri" w:eastAsia="Calibri" w:hAnsi="Calibri"/>
         </w:rPr>
         <w:t xml:space="preserve"> (entradas de control de acceso).</w:t>
       </w:r>
@@ -207,7 +204,7 @@
       </w:pPr>
       <w:r>
         <w:rPr>
-          <w:rFonts w:ascii="Arial" w:cs="Arial" w:eastAsia="Arial" w:hAnsi="Arial"/>
+          <w:rFonts w:ascii="Calibri" w:cs="Calibri" w:eastAsia="Calibri" w:hAnsi="Calibri"/>
           <w:b/>
           <w:bCs/>
         </w:rPr>
@@ -215,13 +212,13 @@
       </w:r>
       <w:r>
         <w:rPr>
-          <w:rFonts w:ascii="Arial" w:cs="Arial" w:eastAsia="Arial" w:hAnsi="Arial"/>
+          <w:rFonts w:ascii="Calibri" w:cs="Calibri" w:eastAsia="Calibri" w:hAnsi="Calibri"/>
         </w:rPr>
         <w:t xml:space="preserve"> el tráfico pasa por una interfaz con ACL y el router compara el paquete con cada ACE, </w:t>
       </w:r>
       <w:r>
         <w:rPr>
-          <w:rFonts w:ascii="Arial" w:cs="Arial" w:eastAsia="Arial" w:hAnsi="Arial"/>
+          <w:rFonts w:ascii="Calibri" w:cs="Calibri" w:eastAsia="Calibri" w:hAnsi="Calibri"/>
           <w:b/>
           <w:bCs/>
         </w:rPr>
@@ -229,7 +226,7 @@
       </w:r>
       <w:r>
         <w:rPr>
-          <w:rFonts w:ascii="Arial" w:cs="Arial" w:eastAsia="Arial" w:hAnsi="Arial"/>
+          <w:rFonts w:ascii="Calibri" w:cs="Calibri" w:eastAsia="Calibri" w:hAnsi="Calibri"/>
         </w:rPr>
         <w:t xml:space="preserve">, hasta ver si coincide con alguna.</w:t>
       </w:r>
@@ -245,13 +242,13 @@
       </w:pPr>
       <w:r>
         <w:rPr>
-          <w:rFonts w:ascii="Arial" w:cs="Arial" w:eastAsia="Arial" w:hAnsi="Arial"/>
+          <w:rFonts w:ascii="Calibri" w:cs="Calibri" w:eastAsia="Calibri" w:hAnsi="Calibri"/>
         </w:rPr>
         <w:t xml:space="preserve">El filtrado se puede hacer en </w:t>
       </w:r>
       <w:r>
         <w:rPr>
-          <w:rFonts w:ascii="Arial" w:cs="Arial" w:eastAsia="Arial" w:hAnsi="Arial"/>
+          <w:rFonts w:ascii="Calibri" w:cs="Calibri" w:eastAsia="Calibri" w:hAnsi="Calibri"/>
           <w:b/>
           <w:bCs/>
         </w:rPr>
@@ -259,13 +256,13 @@
       </w:r>
       <w:r>
         <w:rPr>
-          <w:rFonts w:ascii="Arial" w:cs="Arial" w:eastAsia="Arial" w:hAnsi="Arial"/>
+          <w:rFonts w:ascii="Calibri" w:cs="Calibri" w:eastAsia="Calibri" w:hAnsi="Calibri"/>
         </w:rPr>
         <w:t xml:space="preserve"> o en </w:t>
       </w:r>
       <w:r>
         <w:rPr>
-          <w:rFonts w:ascii="Arial" w:cs="Arial" w:eastAsia="Arial" w:hAnsi="Arial"/>
+          <w:rFonts w:ascii="Calibri" w:cs="Calibri" w:eastAsia="Calibri" w:hAnsi="Calibri"/>
           <w:b/>
           <w:bCs/>
         </w:rPr>
@@ -273,7 +270,7 @@
       </w:r>
       <w:r>
         <w:rPr>
-          <w:rFonts w:ascii="Arial" w:cs="Arial" w:eastAsia="Arial" w:hAnsi="Arial"/>
+          <w:rFonts w:ascii="Calibri" w:cs="Calibri" w:eastAsia="Calibri" w:hAnsi="Calibri"/>
         </w:rPr>
         <w:t xml:space="preserve">.</w:t>
       </w:r>
@@ -284,7 +281,7 @@
       </w:pPr>
       <w:r>
         <w:rPr>
-          <w:rFonts w:ascii="Arial" w:cs="Arial" w:eastAsia="Arial" w:hAnsi="Arial"/>
+          <w:rFonts w:ascii="Calibri" w:cs="Calibri" w:eastAsia="Calibri" w:hAnsi="Calibri"/>
           <w:b/>
           <w:bCs/>
         </w:rPr>
@@ -332,7 +329,7 @@
           <w:p>
             <w:r>
               <w:rPr>
-                <w:rFonts w:ascii="Arial" w:cs="Arial" w:eastAsia="Arial" w:hAnsi="Arial"/>
+                <w:rFonts w:ascii="Calibri" w:cs="Calibri" w:eastAsia="Calibri" w:hAnsi="Calibri"/>
                 <w:b/>
                 <w:bCs/>
                 <w:color w:val="000000"/>
@@ -361,7 +358,7 @@
           <w:p>
             <w:r>
               <w:rPr>
-                <w:rFonts w:ascii="Arial" w:cs="Arial" w:eastAsia="Arial" w:hAnsi="Arial"/>
+                <w:rFonts w:ascii="Calibri" w:cs="Calibri" w:eastAsia="Calibri" w:hAnsi="Calibri"/>
                 <w:b/>
                 <w:bCs/>
                 <w:color w:val="000000"/>
@@ -390,7 +387,7 @@
           <w:p>
             <w:r>
               <w:rPr>
-                <w:rFonts w:ascii="Arial" w:cs="Arial" w:eastAsia="Arial" w:hAnsi="Arial"/>
+                <w:rFonts w:ascii="Calibri" w:cs="Calibri" w:eastAsia="Calibri" w:hAnsi="Calibri"/>
                 <w:b/>
                 <w:bCs/>
                 <w:color w:val="000000"/>
@@ -421,7 +418,7 @@
           <w:p>
             <w:r>
               <w:rPr>
-                <w:rFonts w:ascii="Arial" w:cs="Arial" w:eastAsia="Arial" w:hAnsi="Arial"/>
+                <w:rFonts w:ascii="Calibri" w:cs="Calibri" w:eastAsia="Calibri" w:hAnsi="Calibri"/>
                 <w:b/>
                 <w:bCs/>
               </w:rPr>
@@ -449,7 +446,7 @@
           <w:p>
             <w:r>
               <w:rPr>
-                <w:rFonts w:ascii="Arial" w:cs="Arial" w:eastAsia="Arial" w:hAnsi="Arial"/>
+                <w:rFonts w:ascii="Calibri" w:cs="Calibri" w:eastAsia="Calibri" w:hAnsi="Calibri"/>
               </w:rPr>
               <w:t xml:space="preserve">1 a 99 y 1300 a 1999</w:t>
             </w:r>
@@ -496,7 +493,7 @@
           <w:p>
             <w:r>
               <w:rPr>
-                <w:rFonts w:ascii="Arial" w:cs="Arial" w:eastAsia="Arial" w:hAnsi="Arial"/>
+                <w:rFonts w:ascii="Calibri" w:cs="Calibri" w:eastAsia="Calibri" w:hAnsi="Calibri"/>
                 <w:b/>
                 <w:bCs/>
               </w:rPr>
@@ -524,7 +521,7 @@
           <w:p>
             <w:r>
               <w:rPr>
-                <w:rFonts w:ascii="Arial" w:cs="Arial" w:eastAsia="Arial" w:hAnsi="Arial"/>
+                <w:rFonts w:ascii="Calibri" w:cs="Calibri" w:eastAsia="Calibri" w:hAnsi="Calibri"/>
               </w:rPr>
               <w:t xml:space="preserve">100 a 199 y 2000 a 2699</w:t>
             </w:r>
@@ -571,7 +568,7 @@
           <w:p>
             <w:r>
               <w:rPr>
-                <w:rFonts w:ascii="Arial" w:cs="Arial" w:eastAsia="Arial" w:hAnsi="Arial"/>
+                <w:rFonts w:ascii="Calibri" w:cs="Calibri" w:eastAsia="Calibri" w:hAnsi="Calibri"/>
                 <w:b/>
                 <w:bCs/>
               </w:rPr>
@@ -599,7 +596,7 @@
           <w:p>
             <w:r>
               <w:rPr>
-                <w:rFonts w:ascii="Arial" w:cs="Arial" w:eastAsia="Arial" w:hAnsi="Arial"/>
+                <w:rFonts w:ascii="Calibri" w:cs="Calibri" w:eastAsia="Calibri" w:hAnsi="Calibri"/>
               </w:rPr>
               <w:t xml:space="preserve">Sin número, usa un nombre</w:t>
             </w:r>
@@ -625,7 +622,7 @@
           <w:p>
             <w:r>
               <w:rPr>
-                <w:rFonts w:ascii="Arial" w:cs="Arial" w:eastAsia="Arial" w:hAnsi="Arial"/>
+                <w:rFonts w:ascii="Calibri" w:cs="Calibri" w:eastAsia="Calibri" w:hAnsi="Calibri"/>
                 <w:b/>
                 <w:bCs/>
               </w:rPr>
@@ -633,7 +630,7 @@
             </w:r>
             <w:r>
               <w:rPr>
-                <w:rFonts w:ascii="Arial" w:cs="Arial" w:eastAsia="Arial" w:hAnsi="Arial"/>
+                <w:rFonts w:ascii="Calibri" w:cs="Calibri" w:eastAsia="Calibri" w:hAnsi="Calibri"/>
               </w:rPr>
               <w:t xml:space="preserve">: el nombre dice para qué sirve la ACL</w:t>
             </w:r>
@@ -657,13 +654,13 @@
       </w:pPr>
       <w:r>
         <w:rPr>
-          <w:rFonts w:ascii="Arial" w:cs="Arial" w:eastAsia="Arial" w:hAnsi="Arial"/>
+          <w:rFonts w:ascii="Calibri" w:cs="Calibri" w:eastAsia="Calibri" w:hAnsi="Calibri"/>
         </w:rPr>
         <w:t xml:space="preserve">Las ACL definen reglas con control adicional para los paquetes que </w:t>
       </w:r>
       <w:r>
         <w:rPr>
-          <w:rFonts w:ascii="Arial" w:cs="Arial" w:eastAsia="Arial" w:hAnsi="Arial"/>
+          <w:rFonts w:ascii="Calibri" w:cs="Calibri" w:eastAsia="Calibri" w:hAnsi="Calibri"/>
           <w:b/>
           <w:bCs/>
         </w:rPr>
@@ -671,13 +668,13 @@
       </w:r>
       <w:r>
         <w:rPr>
-          <w:rFonts w:ascii="Arial" w:cs="Arial" w:eastAsia="Arial" w:hAnsi="Arial"/>
+          <w:rFonts w:ascii="Calibri" w:cs="Calibri" w:eastAsia="Calibri" w:hAnsi="Calibri"/>
         </w:rPr>
         <w:t xml:space="preserve"> por las interfaces de entrada, los que se </w:t>
       </w:r>
       <w:r>
         <w:rPr>
-          <w:rFonts w:ascii="Arial" w:cs="Arial" w:eastAsia="Arial" w:hAnsi="Arial"/>
+          <w:rFonts w:ascii="Calibri" w:cs="Calibri" w:eastAsia="Calibri" w:hAnsi="Calibri"/>
           <w:b/>
           <w:bCs/>
         </w:rPr>
@@ -685,13 +682,13 @@
       </w:r>
       <w:r>
         <w:rPr>
-          <w:rFonts w:ascii="Arial" w:cs="Arial" w:eastAsia="Arial" w:hAnsi="Arial"/>
+          <w:rFonts w:ascii="Calibri" w:cs="Calibri" w:eastAsia="Calibri" w:hAnsi="Calibri"/>
         </w:rPr>
         <w:t xml:space="preserve"> a través del router y los que </w:t>
       </w:r>
       <w:r>
         <w:rPr>
-          <w:rFonts w:ascii="Arial" w:cs="Arial" w:eastAsia="Arial" w:hAnsi="Arial"/>
+          <w:rFonts w:ascii="Calibri" w:cs="Calibri" w:eastAsia="Calibri" w:hAnsi="Calibri"/>
           <w:b/>
           <w:bCs/>
         </w:rPr>
@@ -699,21 +696,18 @@
       </w:r>
       <w:r>
         <w:rPr>
-          <w:rFonts w:ascii="Arial" w:cs="Arial" w:eastAsia="Arial" w:hAnsi="Arial"/>
+          <w:rFonts w:ascii="Calibri" w:cs="Calibri" w:eastAsia="Calibri" w:hAnsi="Calibri"/>
         </w:rPr>
         <w:t xml:space="preserve"> por las interfaces de salida.</w:t>
       </w:r>
     </w:p>
     <w:p>
       <w:pPr>
-        <w:pBdr>
-          <w:bottom w:val="single" w:color="000000" w:sz="8" w:space="2"/>
-        </w:pBdr>
         <w:spacing w:after="120" w:before="280"/>
       </w:pPr>
       <w:r>
         <w:rPr>
-          <w:rFonts w:ascii="Arial" w:cs="Arial" w:eastAsia="Arial" w:hAnsi="Arial"/>
+          <w:rFonts w:ascii="Calibri" w:cs="Calibri" w:eastAsia="Calibri" w:hAnsi="Calibri"/>
           <w:b/>
           <w:bCs/>
         </w:rPr>
@@ -731,13 +725,13 @@
       </w:pPr>
       <w:r>
         <w:rPr>
-          <w:rFonts w:ascii="Arial" w:cs="Arial" w:eastAsia="Arial" w:hAnsi="Arial"/>
+          <w:rFonts w:ascii="Calibri" w:cs="Calibri" w:eastAsia="Calibri" w:hAnsi="Calibri"/>
         </w:rPr>
         <w:t xml:space="preserve">Un ACE IPv4 usa una </w:t>
       </w:r>
       <w:r>
         <w:rPr>
-          <w:rFonts w:ascii="Arial" w:cs="Arial" w:eastAsia="Arial" w:hAnsi="Arial"/>
+          <w:rFonts w:ascii="Calibri" w:cs="Calibri" w:eastAsia="Calibri" w:hAnsi="Calibri"/>
           <w:b/>
           <w:bCs/>
         </w:rPr>
@@ -745,7 +739,7 @@
       </w:r>
       <w:r>
         <w:rPr>
-          <w:rFonts w:ascii="Arial" w:cs="Arial" w:eastAsia="Arial" w:hAnsi="Arial"/>
+          <w:rFonts w:ascii="Calibri" w:cs="Calibri" w:eastAsia="Calibri" w:hAnsi="Calibri"/>
         </w:rPr>
         <w:t xml:space="preserve"> para decidir qué bits de la dirección hay que examinar para tener una coincidencia.</w:t>
       </w:r>
@@ -761,13 +755,13 @@
       </w:pPr>
       <w:r>
         <w:rPr>
-          <w:rFonts w:ascii="Arial" w:cs="Arial" w:eastAsia="Arial" w:hAnsi="Arial"/>
+          <w:rFonts w:ascii="Calibri" w:cs="Calibri" w:eastAsia="Calibri" w:hAnsi="Calibri"/>
         </w:rPr>
         <w:t xml:space="preserve">También las usa el protocolo de enrutamiento </w:t>
       </w:r>
       <w:r>
         <w:rPr>
-          <w:rFonts w:ascii="Arial" w:cs="Arial" w:eastAsia="Arial" w:hAnsi="Arial"/>
+          <w:rFonts w:ascii="Calibri" w:cs="Calibri" w:eastAsia="Calibri" w:hAnsi="Calibri"/>
           <w:b/>
           <w:bCs/>
         </w:rPr>
@@ -775,7 +769,7 @@
       </w:r>
       <w:r>
         <w:rPr>
-          <w:rFonts w:ascii="Arial" w:cs="Arial" w:eastAsia="Arial" w:hAnsi="Arial"/>
+          <w:rFonts w:ascii="Calibri" w:cs="Calibri" w:eastAsia="Calibri" w:hAnsi="Calibri"/>
         </w:rPr>
         <w:t xml:space="preserve">.</w:t>
       </w:r>
@@ -791,13 +785,13 @@
       </w:pPr>
       <w:r>
         <w:rPr>
-          <w:rFonts w:ascii="Arial" w:cs="Arial" w:eastAsia="Arial" w:hAnsi="Arial"/>
+          <w:rFonts w:ascii="Calibri" w:cs="Calibri" w:eastAsia="Calibri" w:hAnsi="Calibri"/>
         </w:rPr>
         <w:t xml:space="preserve">Se parece a una máscara de subred porque usa el proceso </w:t>
       </w:r>
       <w:r>
         <w:rPr>
-          <w:rFonts w:ascii="Arial" w:cs="Arial" w:eastAsia="Arial" w:hAnsi="Arial"/>
+          <w:rFonts w:ascii="Calibri" w:cs="Calibri" w:eastAsia="Calibri" w:hAnsi="Calibri"/>
           <w:b/>
           <w:bCs/>
         </w:rPr>
@@ -805,7 +799,7 @@
       </w:r>
       <w:r>
         <w:rPr>
-          <w:rFonts w:ascii="Arial" w:cs="Arial" w:eastAsia="Arial" w:hAnsi="Arial"/>
+          <w:rFonts w:ascii="Calibri" w:cs="Calibri" w:eastAsia="Calibri" w:hAnsi="Calibri"/>
         </w:rPr>
         <w:t xml:space="preserve"> para identificar los bits de la dirección IPv4 que deben coincidir.</w:t>
       </w:r>
@@ -821,7 +815,7 @@
       </w:pPr>
       <w:r>
         <w:rPr>
-          <w:rFonts w:ascii="Arial" w:cs="Arial" w:eastAsia="Arial" w:hAnsi="Arial"/>
+          <w:rFonts w:ascii="Calibri" w:cs="Calibri" w:eastAsia="Calibri" w:hAnsi="Calibri"/>
           <w:b/>
           <w:bCs/>
         </w:rPr>
@@ -829,7 +823,7 @@
       </w:r>
       <w:r>
         <w:rPr>
-          <w:rFonts w:ascii="Arial" w:cs="Arial" w:eastAsia="Arial" w:hAnsi="Arial"/>
+          <w:rFonts w:ascii="Calibri" w:cs="Calibri" w:eastAsia="Calibri" w:hAnsi="Calibri"/>
         </w:rPr>
         <w:t xml:space="preserve"> la forma de coincidir con los 1 y 0 binarios.</w:t>
       </w:r>
@@ -894,7 +888,7 @@
           <w:p>
             <w:r>
               <w:rPr>
-                <w:rFonts w:ascii="Arial" w:cs="Arial" w:eastAsia="Arial" w:hAnsi="Arial"/>
+                <w:rFonts w:ascii="Calibri" w:cs="Calibri" w:eastAsia="Calibri" w:hAnsi="Calibri"/>
                 <w:b/>
                 <w:bCs/>
                 <w:color w:val="000000"/>
@@ -923,7 +917,7 @@
           <w:p>
             <w:r>
               <w:rPr>
-                <w:rFonts w:ascii="Arial" w:cs="Arial" w:eastAsia="Arial" w:hAnsi="Arial"/>
+                <w:rFonts w:ascii="Calibri" w:cs="Calibri" w:eastAsia="Calibri" w:hAnsi="Calibri"/>
                 <w:b/>
                 <w:bCs/>
                 <w:color w:val="000000"/>
@@ -954,7 +948,7 @@
           <w:p>
             <w:r>
               <w:rPr>
-                <w:rFonts w:ascii="Arial" w:cs="Arial" w:eastAsia="Arial" w:hAnsi="Arial"/>
+                <w:rFonts w:ascii="Calibri" w:cs="Calibri" w:eastAsia="Calibri" w:hAnsi="Calibri"/>
                 <w:b/>
                 <w:bCs/>
               </w:rPr>
@@ -982,7 +976,7 @@
           <w:p>
             <w:r>
               <w:rPr>
-                <w:rFonts w:ascii="Arial" w:cs="Arial" w:eastAsia="Arial" w:hAnsi="Arial"/>
+                <w:rFonts w:ascii="Calibri" w:cs="Calibri" w:eastAsia="Calibri" w:hAnsi="Calibri"/>
               </w:rPr>
               <w:t xml:space="preserve">Coincidencia</w:t>
             </w:r>
@@ -1008,7 +1002,7 @@
           <w:p>
             <w:r>
               <w:rPr>
-                <w:rFonts w:ascii="Arial" w:cs="Arial" w:eastAsia="Arial" w:hAnsi="Arial"/>
+                <w:rFonts w:ascii="Calibri" w:cs="Calibri" w:eastAsia="Calibri" w:hAnsi="Calibri"/>
               </w:rPr>
               <w:t xml:space="preserve">No es coincidencia</w:t>
             </w:r>
@@ -1036,7 +1030,7 @@
           <w:p>
             <w:r>
               <w:rPr>
-                <w:rFonts w:ascii="Arial" w:cs="Arial" w:eastAsia="Arial" w:hAnsi="Arial"/>
+                <w:rFonts w:ascii="Calibri" w:cs="Calibri" w:eastAsia="Calibri" w:hAnsi="Calibri"/>
                 <w:b/>
                 <w:bCs/>
               </w:rPr>
@@ -1064,7 +1058,7 @@
           <w:p>
             <w:r>
               <w:rPr>
-                <w:rFonts w:ascii="Arial" w:cs="Arial" w:eastAsia="Arial" w:hAnsi="Arial"/>
+                <w:rFonts w:ascii="Calibri" w:cs="Calibri" w:eastAsia="Calibri" w:hAnsi="Calibri"/>
               </w:rPr>
               <w:t xml:space="preserve">No es coincidencia</w:t>
             </w:r>
@@ -1090,7 +1084,7 @@
           <w:p>
             <w:r>
               <w:rPr>
-                <w:rFonts w:ascii="Arial" w:cs="Arial" w:eastAsia="Arial" w:hAnsi="Arial"/>
+                <w:rFonts w:ascii="Calibri" w:cs="Calibri" w:eastAsia="Calibri" w:hAnsi="Calibri"/>
               </w:rPr>
               <w:t xml:space="preserve">Coincidencia</w:t>
             </w:r>
@@ -1109,7 +1103,7 @@
       </w:pPr>
       <w:r>
         <w:rPr>
-          <w:rFonts w:ascii="Arial" w:cs="Arial" w:eastAsia="Arial" w:hAnsi="Arial"/>
+          <w:rFonts w:ascii="Calibri" w:cs="Calibri" w:eastAsia="Calibri" w:hAnsi="Calibri"/>
           <w:b/>
           <w:bCs/>
         </w:rPr>
@@ -1117,13 +1111,13 @@
       </w:r>
       <w:r>
         <w:rPr>
-          <w:rFonts w:ascii="Arial" w:cs="Arial" w:eastAsia="Arial" w:hAnsi="Arial"/>
+          <w:rFonts w:ascii="Calibri" w:cs="Calibri" w:eastAsia="Calibri" w:hAnsi="Calibri"/>
         </w:rPr>
         <w:t xml:space="preserve"> restar la máscara de subred de </w:t>
       </w:r>
       <w:r>
         <w:rPr>
-          <w:rFonts w:ascii="Arial" w:cs="Arial" w:eastAsia="Arial" w:hAnsi="Arial"/>
+          <w:rFonts w:ascii="Calibri" w:cs="Calibri" w:eastAsia="Calibri" w:hAnsi="Calibri"/>
           <w:b/>
           <w:bCs/>
         </w:rPr>
@@ -1131,7 +1125,7 @@
       </w:r>
       <w:r>
         <w:rPr>
-          <w:rFonts w:ascii="Arial" w:cs="Arial" w:eastAsia="Arial" w:hAnsi="Arial"/>
+          <w:rFonts w:ascii="Calibri" w:cs="Calibri" w:eastAsia="Calibri" w:hAnsi="Calibri"/>
         </w:rPr>
         <w:t xml:space="preserve">.</w:t>
       </w:r>
@@ -1147,13 +1141,13 @@
       </w:pPr>
       <w:r>
         <w:rPr>
-          <w:rFonts w:ascii="Arial" w:cs="Arial" w:eastAsia="Arial" w:hAnsi="Arial"/>
+          <w:rFonts w:ascii="Calibri" w:cs="Calibri" w:eastAsia="Calibri" w:hAnsi="Calibri"/>
         </w:rPr>
         <w:t xml:space="preserve">Cisco IOS tiene dos palabras clave para simplificar: </w:t>
       </w:r>
       <w:r>
         <w:rPr>
-          <w:rFonts w:ascii="Arial" w:cs="Arial" w:eastAsia="Arial" w:hAnsi="Arial"/>
+          <w:rFonts w:ascii="Calibri" w:cs="Calibri" w:eastAsia="Calibri" w:hAnsi="Calibri"/>
           <w:b/>
           <w:bCs/>
         </w:rPr>
@@ -1161,13 +1155,13 @@
       </w:r>
       <w:r>
         <w:rPr>
-          <w:rFonts w:ascii="Arial" w:cs="Arial" w:eastAsia="Arial" w:hAnsi="Arial"/>
+          <w:rFonts w:ascii="Calibri" w:cs="Calibri" w:eastAsia="Calibri" w:hAnsi="Calibri"/>
         </w:rPr>
         <w:t xml:space="preserve"> y </w:t>
       </w:r>
       <w:r>
         <w:rPr>
-          <w:rFonts w:ascii="Arial" w:cs="Arial" w:eastAsia="Arial" w:hAnsi="Arial"/>
+          <w:rFonts w:ascii="Calibri" w:cs="Calibri" w:eastAsia="Calibri" w:hAnsi="Calibri"/>
           <w:b/>
           <w:bCs/>
         </w:rPr>
@@ -1175,21 +1169,18 @@
       </w:r>
       <w:r>
         <w:rPr>
-          <w:rFonts w:ascii="Arial" w:cs="Arial" w:eastAsia="Arial" w:hAnsi="Arial"/>
+          <w:rFonts w:ascii="Calibri" w:cs="Calibri" w:eastAsia="Calibri" w:hAnsi="Calibri"/>
         </w:rPr>
         <w:t xml:space="preserve">. Reducen las pulsaciones de teclas y hacen más fácil leer la ACE.</w:t>
       </w:r>
     </w:p>
     <w:p>
       <w:pPr>
-        <w:pBdr>
-          <w:bottom w:val="single" w:color="000000" w:sz="8" w:space="2"/>
-        </w:pBdr>
         <w:spacing w:after="120" w:before="280"/>
       </w:pPr>
       <w:r>
         <w:rPr>
-          <w:rFonts w:ascii="Arial" w:cs="Arial" w:eastAsia="Arial" w:hAnsi="Arial"/>
+          <w:rFonts w:ascii="Calibri" w:cs="Calibri" w:eastAsia="Calibri" w:hAnsi="Calibri"/>
           <w:b/>
           <w:bCs/>
         </w:rPr>
@@ -1202,7 +1193,7 @@
       </w:pPr>
       <w:r>
         <w:rPr>
-          <w:rFonts w:ascii="Arial" w:cs="Arial" w:eastAsia="Arial" w:hAnsi="Arial"/>
+          <w:rFonts w:ascii="Calibri" w:cs="Calibri" w:eastAsia="Calibri" w:hAnsi="Calibri"/>
           <w:b/>
           <w:bCs/>
         </w:rPr>
@@ -1220,13 +1211,13 @@
       </w:pPr>
       <w:r>
         <w:rPr>
-          <w:rFonts w:ascii="Arial" w:cs="Arial" w:eastAsia="Arial" w:hAnsi="Arial"/>
+          <w:rFonts w:ascii="Calibri" w:cs="Calibri" w:eastAsia="Calibri" w:hAnsi="Calibri"/>
         </w:rPr>
         <w:t xml:space="preserve">Si la ACL es compleja, usar un </w:t>
       </w:r>
       <w:r>
         <w:rPr>
-          <w:rFonts w:ascii="Arial" w:cs="Arial" w:eastAsia="Arial" w:hAnsi="Arial"/>
+          <w:rFonts w:ascii="Calibri" w:cs="Calibri" w:eastAsia="Calibri" w:hAnsi="Calibri"/>
           <w:b/>
           <w:bCs/>
         </w:rPr>
@@ -1234,13 +1225,13 @@
       </w:r>
       <w:r>
         <w:rPr>
-          <w:rFonts w:ascii="Arial" w:cs="Arial" w:eastAsia="Arial" w:hAnsi="Arial"/>
+          <w:rFonts w:ascii="Calibri" w:cs="Calibri" w:eastAsia="Calibri" w:hAnsi="Calibri"/>
         </w:rPr>
         <w:t xml:space="preserve">: escribir los detalles de la política, agregar los comandos del IOS, incluir </w:t>
       </w:r>
       <w:r>
         <w:rPr>
-          <w:rFonts w:ascii="Arial" w:cs="Arial" w:eastAsia="Arial" w:hAnsi="Arial"/>
+          <w:rFonts w:ascii="Calibri" w:cs="Calibri" w:eastAsia="Calibri" w:hAnsi="Calibri"/>
           <w:b/>
           <w:bCs/>
         </w:rPr>
@@ -1248,7 +1239,7 @@
       </w:r>
       <w:r>
         <w:rPr>
-          <w:rFonts w:ascii="Arial" w:cs="Arial" w:eastAsia="Arial" w:hAnsi="Arial"/>
+          <w:rFonts w:ascii="Calibri" w:cs="Calibri" w:eastAsia="Calibri" w:hAnsi="Calibri"/>
         </w:rPr>
         <w:t xml:space="preserve"> para documentar y luego copiar y pegar en el dispositivo.</w:t>
       </w:r>
@@ -1264,7 +1255,7 @@
       </w:pPr>
       <w:r>
         <w:rPr>
-          <w:rFonts w:ascii="Arial" w:cs="Arial" w:eastAsia="Arial" w:hAnsi="Arial"/>
+          <w:rFonts w:ascii="Calibri" w:cs="Calibri" w:eastAsia="Calibri" w:hAnsi="Calibri"/>
           <w:b/>
           <w:bCs/>
         </w:rPr>
@@ -1272,7 +1263,7 @@
       </w:r>
       <w:r>
         <w:rPr>
-          <w:rFonts w:ascii="Arial" w:cs="Arial" w:eastAsia="Arial" w:hAnsi="Arial"/>
+          <w:rFonts w:ascii="Calibri" w:cs="Calibri" w:eastAsia="Calibri" w:hAnsi="Calibri"/>
         </w:rPr>
         <w:t xml:space="preserve"> la ACL para asegurar que aplica bien la política.</w:t>
       </w:r>
@@ -1283,7 +1274,7 @@
       </w:pPr>
       <w:r>
         <w:rPr>
-          <w:rFonts w:ascii="Arial" w:cs="Arial" w:eastAsia="Arial" w:hAnsi="Arial"/>
+          <w:rFonts w:ascii="Calibri" w:cs="Calibri" w:eastAsia="Calibri" w:hAnsi="Calibri"/>
           <w:b/>
           <w:bCs/>
         </w:rPr>
@@ -1296,7 +1287,7 @@
       </w:pPr>
       <w:r>
         <w:rPr>
-          <w:rFonts w:ascii="Arial" w:cs="Arial" w:eastAsia="Arial" w:hAnsi="Arial"/>
+          <w:rFonts w:ascii="Calibri" w:cs="Calibri" w:eastAsia="Calibri" w:hAnsi="Calibri"/>
           <w:b/>
           <w:bCs/>
         </w:rPr>
@@ -1311,7 +1302,7 @@
       </w:pPr>
       <w:r>
         <w:rPr>
-          <w:rFonts w:ascii="Arial" w:cs="Arial" w:eastAsia="Arial" w:hAnsi="Arial"/>
+          <w:rFonts w:ascii="Calibri" w:cs="Calibri" w:eastAsia="Calibri" w:hAnsi="Calibri"/>
           <w:sz w:val="24"/>
           <w:szCs w:val="24"/>
         </w:rPr>
@@ -1324,7 +1315,7 @@
       </w:pPr>
       <w:r>
         <w:rPr>
-          <w:rFonts w:ascii="Arial" w:cs="Arial" w:eastAsia="Arial" w:hAnsi="Arial"/>
+          <w:rFonts w:ascii="Calibri" w:cs="Calibri" w:eastAsia="Calibri" w:hAnsi="Calibri"/>
           <w:b/>
           <w:bCs/>
         </w:rPr>
@@ -1339,7 +1330,7 @@
       </w:pPr>
       <w:r>
         <w:rPr>
-          <w:rFonts w:ascii="Arial" w:cs="Arial" w:eastAsia="Arial" w:hAnsi="Arial"/>
+          <w:rFonts w:ascii="Calibri" w:cs="Calibri" w:eastAsia="Calibri" w:hAnsi="Calibri"/>
           <w:sz w:val="24"/>
           <w:szCs w:val="24"/>
         </w:rPr>
@@ -1357,13 +1348,13 @@
       </w:pPr>
       <w:r>
         <w:rPr>
-          <w:rFonts w:ascii="Arial" w:cs="Arial" w:eastAsia="Arial" w:hAnsi="Arial"/>
+          <w:rFonts w:ascii="Calibri" w:cs="Calibri" w:eastAsia="Calibri" w:hAnsi="Calibri"/>
         </w:rPr>
         <w:t xml:space="preserve">Los nombres son </w:t>
       </w:r>
       <w:r>
         <w:rPr>
-          <w:rFonts w:ascii="Arial" w:cs="Arial" w:eastAsia="Arial" w:hAnsi="Arial"/>
+          <w:rFonts w:ascii="Calibri" w:cs="Calibri" w:eastAsia="Calibri" w:hAnsi="Calibri"/>
           <w:b/>
           <w:bCs/>
         </w:rPr>
@@ -1371,13 +1362,13 @@
       </w:r>
       <w:r>
         <w:rPr>
-          <w:rFonts w:ascii="Arial" w:cs="Arial" w:eastAsia="Arial" w:hAnsi="Arial"/>
+          <w:rFonts w:ascii="Calibri" w:cs="Calibri" w:eastAsia="Calibri" w:hAnsi="Calibri"/>
         </w:rPr>
         <w:t xml:space="preserve">, distinguen </w:t>
       </w:r>
       <w:r>
         <w:rPr>
-          <w:rFonts w:ascii="Arial" w:cs="Arial" w:eastAsia="Arial" w:hAnsi="Arial"/>
+          <w:rFonts w:ascii="Calibri" w:cs="Calibri" w:eastAsia="Calibri" w:hAnsi="Calibri"/>
           <w:b/>
           <w:bCs/>
         </w:rPr>
@@ -1385,13 +1376,13 @@
       </w:r>
       <w:r>
         <w:rPr>
-          <w:rFonts w:ascii="Arial" w:cs="Arial" w:eastAsia="Arial" w:hAnsi="Arial"/>
+          <w:rFonts w:ascii="Calibri" w:cs="Calibri" w:eastAsia="Calibri" w:hAnsi="Calibri"/>
         </w:rPr>
         <w:t xml:space="preserve"> y deben ser </w:t>
       </w:r>
       <w:r>
         <w:rPr>
-          <w:rFonts w:ascii="Arial" w:cs="Arial" w:eastAsia="Arial" w:hAnsi="Arial"/>
+          <w:rFonts w:ascii="Calibri" w:cs="Calibri" w:eastAsia="Calibri" w:hAnsi="Calibri"/>
           <w:b/>
           <w:bCs/>
         </w:rPr>
@@ -1399,7 +1390,7 @@
       </w:r>
       <w:r>
         <w:rPr>
-          <w:rFonts w:ascii="Arial" w:cs="Arial" w:eastAsia="Arial" w:hAnsi="Arial"/>
+          <w:rFonts w:ascii="Calibri" w:cs="Calibri" w:eastAsia="Calibri" w:hAnsi="Calibri"/>
         </w:rPr>
         <w:t xml:space="preserve">.</w:t>
       </w:r>
@@ -1415,13 +1406,13 @@
       </w:pPr>
       <w:r>
         <w:rPr>
-          <w:rFonts w:ascii="Arial" w:cs="Arial" w:eastAsia="Arial" w:hAnsi="Arial"/>
+          <w:rFonts w:ascii="Calibri" w:cs="Calibri" w:eastAsia="Calibri" w:hAnsi="Calibri"/>
         </w:rPr>
         <w:t xml:space="preserve">Los pasos para configurar ACL </w:t>
       </w:r>
       <w:r>
         <w:rPr>
-          <w:rFonts w:ascii="Arial" w:cs="Arial" w:eastAsia="Arial" w:hAnsi="Arial"/>
+          <w:rFonts w:ascii="Calibri" w:cs="Calibri" w:eastAsia="Calibri" w:hAnsi="Calibri"/>
           <w:b/>
           <w:bCs/>
         </w:rPr>
@@ -1429,7 +1420,7 @@
       </w:r>
       <w:r>
         <w:rPr>
-          <w:rFonts w:ascii="Arial" w:cs="Arial" w:eastAsia="Arial" w:hAnsi="Arial"/>
+          <w:rFonts w:ascii="Calibri" w:cs="Calibri" w:eastAsia="Calibri" w:hAnsi="Calibri"/>
         </w:rPr>
         <w:t xml:space="preserve"> son los mismos que para las estándar.</w:t>
       </w:r>
@@ -1440,7 +1431,7 @@
       </w:pPr>
       <w:r>
         <w:rPr>
-          <w:rFonts w:ascii="Arial" w:cs="Arial" w:eastAsia="Arial" w:hAnsi="Arial"/>
+          <w:rFonts w:ascii="Calibri" w:cs="Calibri" w:eastAsia="Calibri" w:hAnsi="Calibri"/>
           <w:b/>
           <w:bCs/>
         </w:rPr>
@@ -1448,7 +1439,7 @@
       </w:r>
       <w:r>
         <w:rPr>
-          <w:rFonts w:ascii="Arial" w:cs="Arial" w:eastAsia="Arial" w:hAnsi="Arial"/>
+          <w:rFonts w:ascii="Calibri" w:cs="Calibri" w:eastAsia="Calibri" w:hAnsi="Calibri"/>
         </w:rPr>
         <w:t xml:space="preserve"> (igual para estándar y extendida):</w:t>
       </w:r>
@@ -1461,7 +1452,7 @@
       </w:pPr>
       <w:r>
         <w:rPr>
-          <w:rFonts w:ascii="Arial" w:cs="Arial" w:eastAsia="Arial" w:hAnsi="Arial"/>
+          <w:rFonts w:ascii="Calibri" w:cs="Calibri" w:eastAsia="Calibri" w:hAnsi="Calibri"/>
           <w:sz w:val="24"/>
           <w:szCs w:val="24"/>
         </w:rPr>
@@ -1474,7 +1465,7 @@
       </w:pPr>
       <w:r>
         <w:rPr>
-          <w:rFonts w:ascii="Arial" w:cs="Arial" w:eastAsia="Arial" w:hAnsi="Arial"/>
+          <w:rFonts w:ascii="Calibri" w:cs="Calibri" w:eastAsia="Calibri" w:hAnsi="Calibri"/>
           <w:b/>
           <w:bCs/>
         </w:rPr>
@@ -1492,7 +1483,7 @@
       </w:pPr>
       <w:r>
         <w:rPr>
-          <w:rFonts w:ascii="Arial" w:cs="Arial" w:eastAsia="Arial" w:hAnsi="Arial"/>
+          <w:rFonts w:ascii="Calibri" w:cs="Calibri" w:eastAsia="Calibri" w:hAnsi="Calibri"/>
         </w:rPr>
         <w:t xml:space="preserve">Filtran en muchos tipos de protocolos y puertos de Internet.</w:t>
       </w:r>
@@ -1508,13 +1499,13 @@
       </w:pPr>
       <w:r>
         <w:rPr>
-          <w:rFonts w:ascii="Arial" w:cs="Arial" w:eastAsia="Arial" w:hAnsi="Arial"/>
+          <w:rFonts w:ascii="Calibri" w:cs="Calibri" w:eastAsia="Calibri" w:hAnsi="Calibri"/>
         </w:rPr>
         <w:t xml:space="preserve">Con la palabra clave </w:t>
       </w:r>
       <w:r>
         <w:rPr>
-          <w:rFonts w:ascii="Arial" w:cs="Arial" w:eastAsia="Arial" w:hAnsi="Arial"/>
+          <w:rFonts w:ascii="Calibri" w:cs="Calibri" w:eastAsia="Calibri" w:hAnsi="Calibri"/>
           <w:b/>
           <w:bCs/>
         </w:rPr>
@@ -1522,13 +1513,13 @@
       </w:r>
       <w:r>
         <w:rPr>
-          <w:rFonts w:ascii="Arial" w:cs="Arial" w:eastAsia="Arial" w:hAnsi="Arial"/>
+          <w:rFonts w:ascii="Calibri" w:cs="Calibri" w:eastAsia="Calibri" w:hAnsi="Calibri"/>
         </w:rPr>
         <w:t xml:space="preserve"> pueden hacer servicios básicos de firewall </w:t>
       </w:r>
       <w:r>
         <w:rPr>
-          <w:rFonts w:ascii="Arial" w:cs="Arial" w:eastAsia="Arial" w:hAnsi="Arial"/>
+          <w:rFonts w:ascii="Calibri" w:cs="Calibri" w:eastAsia="Calibri" w:hAnsi="Calibri"/>
           <w:b/>
           <w:bCs/>
         </w:rPr>
@@ -1536,7 +1527,7 @@
       </w:r>
       <w:r>
         <w:rPr>
-          <w:rFonts w:ascii="Arial" w:cs="Arial" w:eastAsia="Arial" w:hAnsi="Arial"/>
+          <w:rFonts w:ascii="Calibri" w:cs="Calibri" w:eastAsia="Calibri" w:hAnsi="Calibri"/>
         </w:rPr>
         <w:t xml:space="preserve">.</w:t>
       </w:r>
@@ -1552,13 +1543,13 @@
       </w:pPr>
       <w:r>
         <w:rPr>
-          <w:rFonts w:ascii="Arial" w:cs="Arial" w:eastAsia="Arial" w:hAnsi="Arial"/>
+          <w:rFonts w:ascii="Calibri" w:cs="Calibri" w:eastAsia="Calibri" w:hAnsi="Calibri"/>
         </w:rPr>
         <w:t xml:space="preserve">Esa palabra clave deja que el tráfico interno </w:t>
       </w:r>
       <w:r>
         <w:rPr>
-          <w:rFonts w:ascii="Arial" w:cs="Arial" w:eastAsia="Arial" w:hAnsi="Arial"/>
+          <w:rFonts w:ascii="Calibri" w:cs="Calibri" w:eastAsia="Calibri" w:hAnsi="Calibri"/>
           <w:b/>
           <w:bCs/>
         </w:rPr>
@@ -1566,13 +1557,13 @@
       </w:r>
       <w:r>
         <w:rPr>
-          <w:rFonts w:ascii="Arial" w:cs="Arial" w:eastAsia="Arial" w:hAnsi="Arial"/>
+          <w:rFonts w:ascii="Calibri" w:cs="Calibri" w:eastAsia="Calibri" w:hAnsi="Calibri"/>
         </w:rPr>
         <w:t xml:space="preserve"> de la red privada y permite que el tráfico de </w:t>
       </w:r>
       <w:r>
         <w:rPr>
-          <w:rFonts w:ascii="Arial" w:cs="Arial" w:eastAsia="Arial" w:hAnsi="Arial"/>
+          <w:rFonts w:ascii="Calibri" w:cs="Calibri" w:eastAsia="Calibri" w:hAnsi="Calibri"/>
           <w:b/>
           <w:bCs/>
         </w:rPr>
@@ -1580,21 +1571,18 @@
       </w:r>
       <w:r>
         <w:rPr>
-          <w:rFonts w:ascii="Arial" w:cs="Arial" w:eastAsia="Arial" w:hAnsi="Arial"/>
+          <w:rFonts w:ascii="Calibri" w:cs="Calibri" w:eastAsia="Calibri" w:hAnsi="Calibri"/>
         </w:rPr>
         <w:t xml:space="preserve">.</w:t>
       </w:r>
     </w:p>
     <w:p>
       <w:pPr>
-        <w:pBdr>
-          <w:bottom w:val="single" w:color="000000" w:sz="8" w:space="2"/>
-        </w:pBdr>
         <w:spacing w:after="120" w:before="280"/>
       </w:pPr>
       <w:r>
         <w:rPr>
-          <w:rFonts w:ascii="Arial" w:cs="Arial" w:eastAsia="Arial" w:hAnsi="Arial"/>
+          <w:rFonts w:ascii="Calibri" w:cs="Calibri" w:eastAsia="Calibri" w:hAnsi="Calibri"/>
           <w:b/>
           <w:bCs/>
         </w:rPr>
@@ -1612,13 +1600,13 @@
       </w:pPr>
       <w:r>
         <w:rPr>
-          <w:rFonts w:ascii="Arial" w:cs="Arial" w:eastAsia="Arial" w:hAnsi="Arial"/>
+          <w:rFonts w:ascii="Calibri" w:cs="Calibri" w:eastAsia="Calibri" w:hAnsi="Calibri"/>
         </w:rPr>
         <w:t xml:space="preserve">Las ACL con varias ACE se deben crear en un </w:t>
       </w:r>
       <w:r>
         <w:rPr>
-          <w:rFonts w:ascii="Arial" w:cs="Arial" w:eastAsia="Arial" w:hAnsi="Arial"/>
+          <w:rFonts w:ascii="Calibri" w:cs="Calibri" w:eastAsia="Calibri" w:hAnsi="Calibri"/>
           <w:b/>
           <w:bCs/>
         </w:rPr>
@@ -1626,7 +1614,7 @@
       </w:r>
       <w:r>
         <w:rPr>
-          <w:rFonts w:ascii="Arial" w:cs="Arial" w:eastAsia="Arial" w:hAnsi="Arial"/>
+          <w:rFonts w:ascii="Calibri" w:cs="Calibri" w:eastAsia="Calibri" w:hAnsi="Calibri"/>
         </w:rPr>
         <w:t xml:space="preserve">: así se planifican las ACE, se crea la ACL y se pega en la interfaz del router. Además, editarla es más fácil.</w:t>
       </w:r>
@@ -1642,13 +1630,13 @@
       </w:pPr>
       <w:r>
         <w:rPr>
-          <w:rFonts w:ascii="Arial" w:cs="Arial" w:eastAsia="Arial" w:hAnsi="Arial"/>
+          <w:rFonts w:ascii="Calibri" w:cs="Calibri" w:eastAsia="Calibri" w:hAnsi="Calibri"/>
         </w:rPr>
         <w:t xml:space="preserve">Una ACE también se puede </w:t>
       </w:r>
       <w:r>
         <w:rPr>
-          <w:rFonts w:ascii="Arial" w:cs="Arial" w:eastAsia="Arial" w:hAnsi="Arial"/>
+          <w:rFonts w:ascii="Calibri" w:cs="Calibri" w:eastAsia="Calibri" w:hAnsi="Calibri"/>
           <w:b/>
           <w:bCs/>
         </w:rPr>
@@ -1656,13 +1644,13 @@
       </w:r>
       <w:r>
         <w:rPr>
-          <w:rFonts w:ascii="Arial" w:cs="Arial" w:eastAsia="Arial" w:hAnsi="Arial"/>
+          <w:rFonts w:ascii="Calibri" w:cs="Calibri" w:eastAsia="Calibri" w:hAnsi="Calibri"/>
         </w:rPr>
         <w:t xml:space="preserve"> usando los </w:t>
       </w:r>
       <w:r>
         <w:rPr>
-          <w:rFonts w:ascii="Arial" w:cs="Arial" w:eastAsia="Arial" w:hAnsi="Arial"/>
+          <w:rFonts w:ascii="Calibri" w:cs="Calibri" w:eastAsia="Calibri" w:hAnsi="Calibri"/>
           <w:b/>
           <w:bCs/>
         </w:rPr>
@@ -1670,7 +1658,7 @@
       </w:r>
       <w:r>
         <w:rPr>
-          <w:rFonts w:ascii="Arial" w:cs="Arial" w:eastAsia="Arial" w:hAnsi="Arial"/>
+          <w:rFonts w:ascii="Calibri" w:cs="Calibri" w:eastAsia="Calibri" w:hAnsi="Calibri"/>
         </w:rPr>
         <w:t xml:space="preserve">.</w:t>
       </w:r>
@@ -1686,13 +1674,13 @@
       </w:pPr>
       <w:r>
         <w:rPr>
-          <w:rFonts w:ascii="Arial" w:cs="Arial" w:eastAsia="Arial" w:hAnsi="Arial"/>
+          <w:rFonts w:ascii="Calibri" w:cs="Calibri" w:eastAsia="Calibri" w:hAnsi="Calibri"/>
         </w:rPr>
         <w:t xml:space="preserve">Los números de secuencia se asignan </w:t>
       </w:r>
       <w:r>
         <w:rPr>
-          <w:rFonts w:ascii="Arial" w:cs="Arial" w:eastAsia="Arial" w:hAnsi="Arial"/>
+          <w:rFonts w:ascii="Calibri" w:cs="Calibri" w:eastAsia="Calibri" w:hAnsi="Calibri"/>
           <w:b/>
           <w:bCs/>
         </w:rPr>
@@ -1700,7 +1688,7 @@
       </w:r>
       <w:r>
         <w:rPr>
-          <w:rFonts w:ascii="Arial" w:cs="Arial" w:eastAsia="Arial" w:hAnsi="Arial"/>
+          <w:rFonts w:ascii="Calibri" w:cs="Calibri" w:eastAsia="Calibri" w:hAnsi="Calibri"/>
         </w:rPr>
         <w:t xml:space="preserve"> al introducir una ACE.</w:t>
       </w:r>
@@ -1716,13 +1704,13 @@
       </w:pPr>
       <w:r>
         <w:rPr>
-          <w:rFonts w:ascii="Arial" w:cs="Arial" w:eastAsia="Arial" w:hAnsi="Arial"/>
+          <w:rFonts w:ascii="Calibri" w:cs="Calibri" w:eastAsia="Calibri" w:hAnsi="Calibri"/>
         </w:rPr>
         <w:t xml:space="preserve">Se ven con el comando </w:t>
       </w:r>
       <w:r>
         <w:rPr>
-          <w:rFonts w:ascii="Arial" w:cs="Arial" w:eastAsia="Arial" w:hAnsi="Arial"/>
+          <w:rFonts w:ascii="Calibri" w:cs="Calibri" w:eastAsia="Calibri" w:hAnsi="Calibri"/>
           <w:b/>
           <w:bCs/>
         </w:rPr>
@@ -1730,21 +1718,18 @@
       </w:r>
       <w:r>
         <w:rPr>
-          <w:rFonts w:ascii="Arial" w:cs="Arial" w:eastAsia="Arial" w:hAnsi="Arial"/>
+          <w:rFonts w:ascii="Calibri" w:cs="Calibri" w:eastAsia="Calibri" w:hAnsi="Calibri"/>
         </w:rPr>
         <w:t xml:space="preserve">.</w:t>
       </w:r>
     </w:p>
     <w:p>
       <w:pPr>
-        <w:pBdr>
-          <w:bottom w:val="single" w:color="000000" w:sz="8" w:space="2"/>
-        </w:pBdr>
         <w:spacing w:after="120" w:before="280"/>
       </w:pPr>
       <w:r>
         <w:rPr>
-          <w:rFonts w:ascii="Arial" w:cs="Arial" w:eastAsia="Arial" w:hAnsi="Arial"/>
+          <w:rFonts w:ascii="Calibri" w:cs="Calibri" w:eastAsia="Calibri" w:hAnsi="Calibri"/>
           <w:b/>
           <w:bCs/>
         </w:rPr>
@@ -1757,7 +1742,7 @@
       </w:pPr>
       <w:r>
         <w:rPr>
-          <w:rFonts w:ascii="Arial" w:cs="Arial" w:eastAsia="Arial" w:hAnsi="Arial"/>
+          <w:rFonts w:ascii="Calibri" w:cs="Calibri" w:eastAsia="Calibri" w:hAnsi="Calibri"/>
           <w:b/>
           <w:bCs/>
         </w:rPr>
@@ -1775,13 +1760,13 @@
       </w:pPr>
       <w:r>
         <w:rPr>
-          <w:rFonts w:ascii="Arial" w:cs="Arial" w:eastAsia="Arial" w:hAnsi="Arial"/>
+          <w:rFonts w:ascii="Calibri" w:cs="Calibri" w:eastAsia="Calibri" w:hAnsi="Calibri"/>
         </w:rPr>
         <w:t xml:space="preserve">Crear la ACL a </w:t>
       </w:r>
       <w:r>
         <w:rPr>
-          <w:rFonts w:ascii="Arial" w:cs="Arial" w:eastAsia="Arial" w:hAnsi="Arial"/>
+          <w:rFonts w:ascii="Calibri" w:cs="Calibri" w:eastAsia="Calibri" w:hAnsi="Calibri"/>
           <w:b/>
           <w:bCs/>
         </w:rPr>
@@ -1789,7 +1774,7 @@
       </w:r>
       <w:r>
         <w:rPr>
-          <w:rFonts w:ascii="Arial" w:cs="Arial" w:eastAsia="Arial" w:hAnsi="Arial"/>
+          <w:rFonts w:ascii="Calibri" w:cs="Calibri" w:eastAsia="Calibri" w:hAnsi="Calibri"/>
         </w:rPr>
         <w:t xml:space="preserve"> y luego aplicarla.</w:t>
       </w:r>
@@ -1805,13 +1790,13 @@
       </w:pPr>
       <w:r>
         <w:rPr>
-          <w:rFonts w:ascii="Arial" w:cs="Arial" w:eastAsia="Arial" w:hAnsi="Arial"/>
+          <w:rFonts w:ascii="Calibri" w:cs="Calibri" w:eastAsia="Calibri" w:hAnsi="Calibri"/>
         </w:rPr>
         <w:t xml:space="preserve">La última declaración debe ser un </w:t>
       </w:r>
       <w:r>
         <w:rPr>
-          <w:rFonts w:ascii="Arial" w:cs="Arial" w:eastAsia="Arial" w:hAnsi="Arial"/>
+          <w:rFonts w:ascii="Calibri" w:cs="Calibri" w:eastAsia="Calibri" w:hAnsi="Calibri"/>
           <w:b/>
           <w:bCs/>
         </w:rPr>
@@ -1819,13 +1804,13 @@
       </w:r>
       <w:r>
         <w:rPr>
-          <w:rFonts w:ascii="Arial" w:cs="Arial" w:eastAsia="Arial" w:hAnsi="Arial"/>
+          <w:rFonts w:ascii="Calibri" w:cs="Calibri" w:eastAsia="Calibri" w:hAnsi="Calibri"/>
         </w:rPr>
         <w:t xml:space="preserve"> implícito o </w:t>
       </w:r>
       <w:r>
         <w:rPr>
-          <w:rFonts w:ascii="Arial" w:cs="Arial" w:eastAsia="Arial" w:hAnsi="Arial"/>
+          <w:rFonts w:ascii="Calibri" w:cs="Calibri" w:eastAsia="Calibri" w:hAnsi="Calibri"/>
           <w:b/>
           <w:bCs/>
         </w:rPr>
@@ -1833,7 +1818,7 @@
       </w:r>
       <w:r>
         <w:rPr>
-          <w:rFonts w:ascii="Arial" w:cs="Arial" w:eastAsia="Arial" w:hAnsi="Arial"/>
+          <w:rFonts w:ascii="Calibri" w:cs="Calibri" w:eastAsia="Calibri" w:hAnsi="Calibri"/>
         </w:rPr>
         <w:t xml:space="preserve">.</w:t>
       </w:r>
@@ -1849,7 +1834,7 @@
       </w:pPr>
       <w:r>
         <w:rPr>
-          <w:rFonts w:ascii="Arial" w:cs="Arial" w:eastAsia="Arial" w:hAnsi="Arial"/>
+          <w:rFonts w:ascii="Calibri" w:cs="Calibri" w:eastAsia="Calibri" w:hAnsi="Calibri"/>
           <w:b/>
           <w:bCs/>
         </w:rPr>
@@ -1857,13 +1842,13 @@
       </w:r>
       <w:r>
         <w:rPr>
-          <w:rFonts w:ascii="Arial" w:cs="Arial" w:eastAsia="Arial" w:hAnsi="Arial"/>
+          <w:rFonts w:ascii="Calibri" w:cs="Calibri" w:eastAsia="Calibri" w:hAnsi="Calibri"/>
         </w:rPr>
         <w:t xml:space="preserve"> las ACL se procesan de </w:t>
       </w:r>
       <w:r>
         <w:rPr>
-          <w:rFonts w:ascii="Arial" w:cs="Arial" w:eastAsia="Arial" w:hAnsi="Arial"/>
+          <w:rFonts w:ascii="Calibri" w:cs="Calibri" w:eastAsia="Calibri" w:hAnsi="Calibri"/>
           <w:b/>
           <w:bCs/>
         </w:rPr>
@@ -1871,7 +1856,7 @@
       </w:r>
       <w:r>
         <w:rPr>
-          <w:rFonts w:ascii="Arial" w:cs="Arial" w:eastAsia="Arial" w:hAnsi="Arial"/>
+          <w:rFonts w:ascii="Calibri" w:cs="Calibri" w:eastAsia="Calibri" w:hAnsi="Calibri"/>
         </w:rPr>
         <w:t xml:space="preserve">.</w:t>
       </w:r>
@@ -1887,13 +1872,13 @@
       </w:pPr>
       <w:r>
         <w:rPr>
-          <w:rFonts w:ascii="Arial" w:cs="Arial" w:eastAsia="Arial" w:hAnsi="Arial"/>
+          <w:rFonts w:ascii="Calibri" w:cs="Calibri" w:eastAsia="Calibri" w:hAnsi="Calibri"/>
         </w:rPr>
         <w:t xml:space="preserve">En cuanto una sentencia coincide, </w:t>
       </w:r>
       <w:r>
         <w:rPr>
-          <w:rFonts w:ascii="Arial" w:cs="Arial" w:eastAsia="Arial" w:hAnsi="Arial"/>
+          <w:rFonts w:ascii="Calibri" w:cs="Calibri" w:eastAsia="Calibri" w:hAnsi="Calibri"/>
           <w:b/>
           <w:bCs/>
         </w:rPr>
@@ -1901,7 +1886,7 @@
       </w:r>
       <w:r>
         <w:rPr>
-          <w:rFonts w:ascii="Arial" w:cs="Arial" w:eastAsia="Arial" w:hAnsi="Arial"/>
+          <w:rFonts w:ascii="Calibri" w:cs="Calibri" w:eastAsia="Calibri" w:hAnsi="Calibri"/>
         </w:rPr>
         <w:t xml:space="preserve">.</w:t>
       </w:r>
@@ -1917,13 +1902,13 @@
       </w:pPr>
       <w:r>
         <w:rPr>
-          <w:rFonts w:ascii="Arial" w:cs="Arial" w:eastAsia="Arial" w:hAnsi="Arial"/>
+          <w:rFonts w:ascii="Calibri" w:cs="Calibri" w:eastAsia="Calibri" w:hAnsi="Calibri"/>
         </w:rPr>
         <w:t xml:space="preserve">Filtrar siempre de lo </w:t>
       </w:r>
       <w:r>
         <w:rPr>
-          <w:rFonts w:ascii="Arial" w:cs="Arial" w:eastAsia="Arial" w:hAnsi="Arial"/>
+          <w:rFonts w:ascii="Calibri" w:cs="Calibri" w:eastAsia="Calibri" w:hAnsi="Calibri"/>
           <w:b/>
           <w:bCs/>
         </w:rPr>
@@ -1931,7 +1916,7 @@
       </w:r>
       <w:r>
         <w:rPr>
-          <w:rFonts w:ascii="Arial" w:cs="Arial" w:eastAsia="Arial" w:hAnsi="Arial"/>
+          <w:rFonts w:ascii="Calibri" w:cs="Calibri" w:eastAsia="Calibri" w:hAnsi="Calibri"/>
         </w:rPr>
         <w:t xml:space="preserve">. Ejemplo: denegar un host específico y luego permitir todos los demás.</w:t>
       </w:r>
@@ -1947,13 +1932,13 @@
       </w:pPr>
       <w:r>
         <w:rPr>
-          <w:rFonts w:ascii="Arial" w:cs="Arial" w:eastAsia="Arial" w:hAnsi="Arial"/>
+          <w:rFonts w:ascii="Calibri" w:cs="Calibri" w:eastAsia="Calibri" w:hAnsi="Calibri"/>
         </w:rPr>
         <w:t xml:space="preserve">Solo se permite </w:t>
       </w:r>
       <w:r>
         <w:rPr>
-          <w:rFonts w:ascii="Arial" w:cs="Arial" w:eastAsia="Arial" w:hAnsi="Arial"/>
+          <w:rFonts w:ascii="Calibri" w:cs="Calibri" w:eastAsia="Calibri" w:hAnsi="Calibri"/>
           <w:b/>
           <w:bCs/>
         </w:rPr>
@@ -1961,7 +1946,7 @@
       </w:r>
       <w:r>
         <w:rPr>
-          <w:rFonts w:ascii="Arial" w:cs="Arial" w:eastAsia="Arial" w:hAnsi="Arial"/>
+          <w:rFonts w:ascii="Calibri" w:cs="Calibri" w:eastAsia="Calibri" w:hAnsi="Calibri"/>
         </w:rPr>
         <w:t xml:space="preserve">.</w:t>
       </w:r>
@@ -1977,13 +1962,13 @@
       </w:pPr>
       <w:r>
         <w:rPr>
-          <w:rFonts w:ascii="Arial" w:cs="Arial" w:eastAsia="Arial" w:hAnsi="Arial"/>
+          <w:rFonts w:ascii="Calibri" w:cs="Calibri" w:eastAsia="Calibri" w:hAnsi="Calibri"/>
         </w:rPr>
         <w:t xml:space="preserve">Las declaraciones nuevas de una ACL existente se agregan </w:t>
       </w:r>
       <w:r>
         <w:rPr>
-          <w:rFonts w:ascii="Arial" w:cs="Arial" w:eastAsia="Arial" w:hAnsi="Arial"/>
+          <w:rFonts w:ascii="Calibri" w:cs="Calibri" w:eastAsia="Calibri" w:hAnsi="Calibri"/>
           <w:b/>
           <w:bCs/>
         </w:rPr>
@@ -1991,7 +1976,7 @@
       </w:r>
       <w:r>
         <w:rPr>
-          <w:rFonts w:ascii="Arial" w:cs="Arial" w:eastAsia="Arial" w:hAnsi="Arial"/>
+          <w:rFonts w:ascii="Calibri" w:cs="Calibri" w:eastAsia="Calibri" w:hAnsi="Calibri"/>
         </w:rPr>
         <w:t xml:space="preserve"> por defecto.</w:t>
       </w:r>
@@ -2007,13 +1992,13 @@
       </w:pPr>
       <w:r>
         <w:rPr>
-          <w:rFonts w:ascii="Arial" w:cs="Arial" w:eastAsia="Arial" w:hAnsi="Arial"/>
+          <w:rFonts w:ascii="Calibri" w:cs="Calibri" w:eastAsia="Calibri" w:hAnsi="Calibri"/>
         </w:rPr>
         <w:t xml:space="preserve">Los paquetes generados por el propio router </w:t>
       </w:r>
       <w:r>
         <w:rPr>
-          <w:rFonts w:ascii="Arial" w:cs="Arial" w:eastAsia="Arial" w:hAnsi="Arial"/>
+          <w:rFonts w:ascii="Calibri" w:cs="Calibri" w:eastAsia="Calibri" w:hAnsi="Calibri"/>
           <w:b/>
           <w:bCs/>
         </w:rPr>
@@ -2021,7 +2006,7 @@
       </w:r>
       <w:r>
         <w:rPr>
-          <w:rFonts w:ascii="Arial" w:cs="Arial" w:eastAsia="Arial" w:hAnsi="Arial"/>
+          <w:rFonts w:ascii="Calibri" w:cs="Calibri" w:eastAsia="Calibri" w:hAnsi="Calibri"/>
         </w:rPr>
         <w:t xml:space="preserve"> son filtrados por las ACL salientes.</w:t>
       </w:r>
@@ -2032,7 +2017,7 @@
       </w:pPr>
       <w:r>
         <w:rPr>
-          <w:rFonts w:ascii="Arial" w:cs="Arial" w:eastAsia="Arial" w:hAnsi="Arial"/>
+          <w:rFonts w:ascii="Calibri" w:cs="Calibri" w:eastAsia="Calibri" w:hAnsi="Calibri"/>
           <w:b/>
           <w:bCs/>
         </w:rPr>
@@ -2079,7 +2064,7 @@
           <w:p>
             <w:r>
               <w:rPr>
-                <w:rFonts w:ascii="Arial" w:cs="Arial" w:eastAsia="Arial" w:hAnsi="Arial"/>
+                <w:rFonts w:ascii="Calibri" w:cs="Calibri" w:eastAsia="Calibri" w:hAnsi="Calibri"/>
                 <w:b/>
                 <w:bCs/>
                 <w:color w:val="000000"/>
@@ -2108,7 +2093,7 @@
           <w:p>
             <w:r>
               <w:rPr>
-                <w:rFonts w:ascii="Arial" w:cs="Arial" w:eastAsia="Arial" w:hAnsi="Arial"/>
+                <w:rFonts w:ascii="Calibri" w:cs="Calibri" w:eastAsia="Calibri" w:hAnsi="Calibri"/>
                 <w:b/>
                 <w:bCs/>
                 <w:color w:val="000000"/>
@@ -2139,7 +2124,7 @@
           <w:p>
             <w:r>
               <w:rPr>
-                <w:rFonts w:ascii="Arial" w:cs="Arial" w:eastAsia="Arial" w:hAnsi="Arial"/>
+                <w:rFonts w:ascii="Calibri" w:cs="Calibri" w:eastAsia="Calibri" w:hAnsi="Calibri"/>
                 <w:b/>
                 <w:bCs/>
               </w:rPr>
@@ -2167,13 +2152,13 @@
           <w:p>
             <w:r>
               <w:rPr>
-                <w:rFonts w:ascii="Arial" w:cs="Arial" w:eastAsia="Arial" w:hAnsi="Arial"/>
+                <w:rFonts w:ascii="Calibri" w:cs="Calibri" w:eastAsia="Calibri" w:hAnsi="Calibri"/>
               </w:rPr>
               <w:t xml:space="preserve">Lo más cerca posible del </w:t>
             </w:r>
             <w:r>
               <w:rPr>
-                <w:rFonts w:ascii="Arial" w:cs="Arial" w:eastAsia="Arial" w:hAnsi="Arial"/>
+                <w:rFonts w:ascii="Calibri" w:cs="Calibri" w:eastAsia="Calibri" w:hAnsi="Calibri"/>
                 <w:b/>
                 <w:bCs/>
               </w:rPr>
@@ -2203,7 +2188,7 @@
           <w:p>
             <w:r>
               <w:rPr>
-                <w:rFonts w:ascii="Arial" w:cs="Arial" w:eastAsia="Arial" w:hAnsi="Arial"/>
+                <w:rFonts w:ascii="Calibri" w:cs="Calibri" w:eastAsia="Calibri" w:hAnsi="Calibri"/>
                 <w:b/>
                 <w:bCs/>
               </w:rPr>
@@ -2231,13 +2216,13 @@
           <w:p>
             <w:r>
               <w:rPr>
-                <w:rFonts w:ascii="Arial" w:cs="Arial" w:eastAsia="Arial" w:hAnsi="Arial"/>
+                <w:rFonts w:ascii="Calibri" w:cs="Calibri" w:eastAsia="Calibri" w:hAnsi="Calibri"/>
               </w:rPr>
               <w:t xml:space="preserve">Lo más cerca posible del </w:t>
             </w:r>
             <w:r>
               <w:rPr>
-                <w:rFonts w:ascii="Arial" w:cs="Arial" w:eastAsia="Arial" w:hAnsi="Arial"/>
+                <w:rFonts w:ascii="Calibri" w:cs="Calibri" w:eastAsia="Calibri" w:hAnsi="Calibri"/>
                 <w:b/>
                 <w:bCs/>
               </w:rPr>
@@ -2245,7 +2230,7 @@
             </w:r>
             <w:r>
               <w:rPr>
-                <w:rFonts w:ascii="Arial" w:cs="Arial" w:eastAsia="Arial" w:hAnsi="Arial"/>
+                <w:rFonts w:ascii="Calibri" w:cs="Calibri" w:eastAsia="Calibri" w:hAnsi="Calibri"/>
               </w:rPr>
               <w:t xml:space="preserve"> del tráfico que se quiere filtrar</w:t>
             </w:r>
@@ -2260,14 +2245,11 @@
     </w:p>
     <w:p>
       <w:pPr>
-        <w:pBdr>
-          <w:bottom w:val="single" w:color="000000" w:sz="8" w:space="2"/>
-        </w:pBdr>
         <w:spacing w:after="120" w:before="280"/>
       </w:pPr>
       <w:r>
         <w:rPr>
-          <w:rFonts w:ascii="Arial" w:cs="Arial" w:eastAsia="Arial" w:hAnsi="Arial"/>
+          <w:rFonts w:ascii="Calibri" w:cs="Calibri" w:eastAsia="Calibri" w:hAnsi="Calibri"/>
           <w:b/>
           <w:bCs/>
         </w:rPr>
@@ -2285,13 +2267,13 @@
       </w:pPr>
       <w:r>
         <w:rPr>
-          <w:rFonts w:ascii="Arial" w:cs="Arial" w:eastAsia="Arial" w:hAnsi="Arial"/>
+          <w:rFonts w:ascii="Calibri" w:cs="Calibri" w:eastAsia="Calibri" w:hAnsi="Calibri"/>
         </w:rPr>
         <w:t xml:space="preserve">Las ACL ayudan contra muchas amenazas, como la </w:t>
       </w:r>
       <w:r>
         <w:rPr>
-          <w:rFonts w:ascii="Arial" w:cs="Arial" w:eastAsia="Arial" w:hAnsi="Arial"/>
+          <w:rFonts w:ascii="Calibri" w:cs="Calibri" w:eastAsia="Calibri" w:hAnsi="Calibri"/>
           <w:b/>
           <w:bCs/>
         </w:rPr>
@@ -2299,13 +2281,13 @@
       </w:r>
       <w:r>
         <w:rPr>
-          <w:rFonts w:ascii="Arial" w:cs="Arial" w:eastAsia="Arial" w:hAnsi="Arial"/>
+          <w:rFonts w:ascii="Calibri" w:cs="Calibri" w:eastAsia="Calibri" w:hAnsi="Calibri"/>
         </w:rPr>
         <w:t xml:space="preserve"> y los ataques </w:t>
       </w:r>
       <w:r>
         <w:rPr>
-          <w:rFonts w:ascii="Arial" w:cs="Arial" w:eastAsia="Arial" w:hAnsi="Arial"/>
+          <w:rFonts w:ascii="Calibri" w:cs="Calibri" w:eastAsia="Calibri" w:hAnsi="Calibri"/>
           <w:b/>
           <w:bCs/>
         </w:rPr>
@@ -2313,7 +2295,7 @@
       </w:r>
       <w:r>
         <w:rPr>
-          <w:rFonts w:ascii="Arial" w:cs="Arial" w:eastAsia="Arial" w:hAnsi="Arial"/>
+          <w:rFonts w:ascii="Calibri" w:cs="Calibri" w:eastAsia="Calibri" w:hAnsi="Calibri"/>
         </w:rPr>
         <w:t xml:space="preserve">.</w:t>
       </w:r>
@@ -2329,13 +2311,13 @@
       </w:pPr>
       <w:r>
         <w:rPr>
-          <w:rFonts w:ascii="Arial" w:cs="Arial" w:eastAsia="Arial" w:hAnsi="Arial"/>
+          <w:rFonts w:ascii="Calibri" w:cs="Calibri" w:eastAsia="Calibri" w:hAnsi="Calibri"/>
         </w:rPr>
         <w:t xml:space="preserve">Estrategia efectiva: permitir </w:t>
       </w:r>
       <w:r>
         <w:rPr>
-          <w:rFonts w:ascii="Arial" w:cs="Arial" w:eastAsia="Arial" w:hAnsi="Arial"/>
+          <w:rFonts w:ascii="Calibri" w:cs="Calibri" w:eastAsia="Calibri" w:hAnsi="Calibri"/>
           <w:b/>
           <w:bCs/>
         </w:rPr>
@@ -2343,7 +2325,7 @@
       </w:r>
       <w:r>
         <w:rPr>
-          <w:rFonts w:ascii="Arial" w:cs="Arial" w:eastAsia="Arial" w:hAnsi="Arial"/>
+          <w:rFonts w:ascii="Calibri" w:cs="Calibri" w:eastAsia="Calibri" w:hAnsi="Calibri"/>
         </w:rPr>
         <w:t xml:space="preserve"> a través de un firewall.</w:t>
       </w:r>
@@ -2359,13 +2341,13 @@
       </w:pPr>
       <w:r>
         <w:rPr>
-          <w:rFonts w:ascii="Arial" w:cs="Arial" w:eastAsia="Arial" w:hAnsi="Arial"/>
+          <w:rFonts w:ascii="Calibri" w:cs="Calibri" w:eastAsia="Calibri" w:hAnsi="Calibri"/>
         </w:rPr>
         <w:t xml:space="preserve">El router debe bloquear los mensajes entrantes de </w:t>
       </w:r>
       <w:r>
         <w:rPr>
-          <w:rFonts w:ascii="Arial" w:cs="Arial" w:eastAsia="Arial" w:hAnsi="Arial"/>
+          <w:rFonts w:ascii="Calibri" w:cs="Calibri" w:eastAsia="Calibri" w:hAnsi="Calibri"/>
           <w:b/>
           <w:bCs/>
         </w:rPr>
@@ -2373,13 +2355,13 @@
       </w:r>
       <w:r>
         <w:rPr>
-          <w:rFonts w:ascii="Arial" w:cs="Arial" w:eastAsia="Arial" w:hAnsi="Arial"/>
+          <w:rFonts w:ascii="Calibri" w:cs="Calibri" w:eastAsia="Calibri" w:hAnsi="Calibri"/>
         </w:rPr>
         <w:t xml:space="preserve"> y </w:t>
       </w:r>
       <w:r>
         <w:rPr>
-          <w:rFonts w:ascii="Arial" w:cs="Arial" w:eastAsia="Arial" w:hAnsi="Arial"/>
+          <w:rFonts w:ascii="Calibri" w:cs="Calibri" w:eastAsia="Calibri" w:hAnsi="Calibri"/>
           <w:b/>
           <w:bCs/>
         </w:rPr>
@@ -2387,7 +2369,7 @@
       </w:r>
       <w:r>
         <w:rPr>
-          <w:rFonts w:ascii="Arial" w:cs="Arial" w:eastAsia="Arial" w:hAnsi="Arial"/>
+          <w:rFonts w:ascii="Calibri" w:cs="Calibri" w:eastAsia="Calibri" w:hAnsi="Calibri"/>
         </w:rPr>
         <w:t xml:space="preserve"> de ICMP.</w:t>
       </w:r>
@@ -2403,13 +2385,13 @@
       </w:pPr>
       <w:r>
         <w:rPr>
-          <w:rFonts w:ascii="Arial" w:cs="Arial" w:eastAsia="Arial" w:hAnsi="Arial"/>
+          <w:rFonts w:ascii="Calibri" w:cs="Calibri" w:eastAsia="Calibri" w:hAnsi="Calibri"/>
         </w:rPr>
         <w:t xml:space="preserve">Si el </w:t>
       </w:r>
       <w:r>
         <w:rPr>
-          <w:rFonts w:ascii="Arial" w:cs="Arial" w:eastAsia="Arial" w:hAnsi="Arial"/>
+          <w:rFonts w:ascii="Calibri" w:cs="Calibri" w:eastAsia="Calibri" w:hAnsi="Calibri"/>
           <w:b/>
           <w:bCs/>
         </w:rPr>
@@ -2417,7 +2399,7 @@
       </w:r>
       <w:r>
         <w:rPr>
-          <w:rFonts w:ascii="Arial" w:cs="Arial" w:eastAsia="Arial" w:hAnsi="Arial"/>
+          <w:rFonts w:ascii="Calibri" w:cs="Calibri" w:eastAsia="Calibri" w:hAnsi="Calibri"/>
         </w:rPr>
         <w:t xml:space="preserve"> es necesario, se mitigan sus vulnerabilidades con ACL de interfaz que filtren los paquetes SNMP de sistemas no autorizados.</w:t>
       </w:r>
@@ -2428,7 +2410,7 @@
       </w:pPr>
       <w:r>
         <w:rPr>
-          <w:rFonts w:ascii="Arial" w:cs="Arial" w:eastAsia="Arial" w:hAnsi="Arial"/>
+          <w:rFonts w:ascii="Calibri" w:cs="Calibri" w:eastAsia="Calibri" w:hAnsi="Calibri"/>
           <w:b/>
           <w:bCs/>
         </w:rPr>
@@ -2475,7 +2457,7 @@
           <w:p>
             <w:r>
               <w:rPr>
-                <w:rFonts w:ascii="Arial" w:cs="Arial" w:eastAsia="Arial" w:hAnsi="Arial"/>
+                <w:rFonts w:ascii="Calibri" w:cs="Calibri" w:eastAsia="Calibri" w:hAnsi="Calibri"/>
                 <w:b/>
                 <w:bCs/>
                 <w:color w:val="000000"/>
@@ -2504,7 +2486,7 @@
           <w:p>
             <w:r>
               <w:rPr>
-                <w:rFonts w:ascii="Arial" w:cs="Arial" w:eastAsia="Arial" w:hAnsi="Arial"/>
+                <w:rFonts w:ascii="Calibri" w:cs="Calibri" w:eastAsia="Calibri" w:hAnsi="Calibri"/>
                 <w:b/>
                 <w:bCs/>
                 <w:color w:val="000000"/>
@@ -2535,7 +2517,7 @@
           <w:p>
             <w:r>
               <w:rPr>
-                <w:rFonts w:ascii="Arial" w:cs="Arial" w:eastAsia="Arial" w:hAnsi="Arial"/>
+                <w:rFonts w:ascii="Calibri" w:cs="Calibri" w:eastAsia="Calibri" w:hAnsi="Calibri"/>
                 <w:b/>
                 <w:bCs/>
               </w:rPr>
@@ -2543,7 +2525,7 @@
             </w:r>
             <w:r>
               <w:rPr>
-                <w:rFonts w:ascii="Arial" w:cs="Arial" w:eastAsia="Arial" w:hAnsi="Arial"/>
+                <w:rFonts w:ascii="Calibri" w:cs="Calibri" w:eastAsia="Calibri" w:hAnsi="Calibri"/>
               </w:rPr>
               <w:t xml:space="preserve"> (permitidos en la red interna)</w:t>
             </w:r>
@@ -2569,7 +2551,7 @@
           <w:p>
             <w:r>
               <w:rPr>
-                <w:rFonts w:ascii="Arial" w:cs="Arial" w:eastAsia="Arial" w:hAnsi="Arial"/>
+                <w:rFonts w:ascii="Calibri" w:cs="Calibri" w:eastAsia="Calibri" w:hAnsi="Calibri"/>
               </w:rPr>
               <w:t xml:space="preserve">echo reply, source quench, unreachable</w:t>
             </w:r>
@@ -2597,7 +2579,7 @@
           <w:p>
             <w:r>
               <w:rPr>
-                <w:rFonts w:ascii="Arial" w:cs="Arial" w:eastAsia="Arial" w:hAnsi="Arial"/>
+                <w:rFonts w:ascii="Calibri" w:cs="Calibri" w:eastAsia="Calibri" w:hAnsi="Calibri"/>
                 <w:b/>
                 <w:bCs/>
               </w:rPr>
@@ -2605,7 +2587,7 @@
             </w:r>
             <w:r>
               <w:rPr>
-                <w:rFonts w:ascii="Arial" w:cs="Arial" w:eastAsia="Arial" w:hAnsi="Arial"/>
+                <w:rFonts w:ascii="Calibri" w:cs="Calibri" w:eastAsia="Calibri" w:hAnsi="Calibri"/>
               </w:rPr>
               <w:t xml:space="preserve"> (permitir la salida de la red)</w:t>
             </w:r>
@@ -2631,7 +2613,7 @@
           <w:p>
             <w:r>
               <w:rPr>
-                <w:rFonts w:ascii="Arial" w:cs="Arial" w:eastAsia="Arial" w:hAnsi="Arial"/>
+                <w:rFonts w:ascii="Calibri" w:cs="Calibri" w:eastAsia="Calibri" w:hAnsi="Calibri"/>
               </w:rPr>
               <w:t xml:space="preserve">echo, parameter problem, packet too big, source quench</w:t>
             </w:r>
@@ -2655,13 +2637,13 @@
       </w:pPr>
       <w:r>
         <w:rPr>
-          <w:rFonts w:ascii="Arial" w:cs="Arial" w:eastAsia="Arial" w:hAnsi="Arial"/>
+          <w:rFonts w:ascii="Calibri" w:cs="Calibri" w:eastAsia="Calibri" w:hAnsi="Calibri"/>
         </w:rPr>
         <w:t xml:space="preserve">Regla: </w:t>
       </w:r>
       <w:r>
         <w:rPr>
-          <w:rFonts w:ascii="Arial" w:cs="Arial" w:eastAsia="Arial" w:hAnsi="Arial"/>
+          <w:rFonts w:ascii="Calibri" w:cs="Calibri" w:eastAsia="Calibri" w:hAnsi="Calibri"/>
           <w:b/>
           <w:bCs/>
         </w:rPr>
@@ -2669,21 +2651,18 @@
       </w:r>
       <w:r>
         <w:rPr>
-          <w:rFonts w:ascii="Arial" w:cs="Arial" w:eastAsia="Arial" w:hAnsi="Arial"/>
+          <w:rFonts w:ascii="Calibri" w:cs="Calibri" w:eastAsia="Calibri" w:hAnsi="Calibri"/>
         </w:rPr>
         <w:t xml:space="preserve"> tipos de mensajes ICMP salientes.</w:t>
       </w:r>
     </w:p>
     <w:p>
       <w:pPr>
-        <w:pBdr>
-          <w:bottom w:val="single" w:color="000000" w:sz="8" w:space="2"/>
-        </w:pBdr>
         <w:spacing w:after="120" w:before="280"/>
       </w:pPr>
       <w:r>
         <w:rPr>
-          <w:rFonts w:ascii="Arial" w:cs="Arial" w:eastAsia="Arial" w:hAnsi="Arial"/>
+          <w:rFonts w:ascii="Calibri" w:cs="Calibri" w:eastAsia="Calibri" w:hAnsi="Calibri"/>
           <w:b/>
           <w:bCs/>
         </w:rPr>
@@ -2701,13 +2680,13 @@
       </w:pPr>
       <w:r>
         <w:rPr>
-          <w:rFonts w:ascii="Arial" w:cs="Arial" w:eastAsia="Arial" w:hAnsi="Arial"/>
+          <w:rFonts w:ascii="Calibri" w:cs="Calibri" w:eastAsia="Calibri" w:hAnsi="Calibri"/>
         </w:rPr>
         <w:t xml:space="preserve">IPv6 cumple con los requisitos de red actuales con: </w:t>
       </w:r>
       <w:r>
         <w:rPr>
-          <w:rFonts w:ascii="Arial" w:cs="Arial" w:eastAsia="Arial" w:hAnsi="Arial"/>
+          <w:rFonts w:ascii="Calibri" w:cs="Calibri" w:eastAsia="Calibri" w:hAnsi="Calibri"/>
           <w:b/>
           <w:bCs/>
         </w:rPr>
@@ -2715,7 +2694,7 @@
       </w:r>
       <w:r>
         <w:rPr>
-          <w:rFonts w:ascii="Arial" w:cs="Arial" w:eastAsia="Arial" w:hAnsi="Arial"/>
+          <w:rFonts w:ascii="Calibri" w:cs="Calibri" w:eastAsia="Calibri" w:hAnsi="Calibri"/>
         </w:rPr>
         <w:t xml:space="preserve"> y escalabilidad de direcciones.</w:t>
       </w:r>
@@ -2731,7 +2710,7 @@
       </w:pPr>
       <w:r>
         <w:rPr>
-          <w:rFonts w:ascii="Arial" w:cs="Arial" w:eastAsia="Arial" w:hAnsi="Arial"/>
+          <w:rFonts w:ascii="Calibri" w:cs="Calibri" w:eastAsia="Calibri" w:hAnsi="Calibri"/>
           <w:b/>
           <w:bCs/>
         </w:rPr>
@@ -2739,13 +2718,13 @@
       </w:r>
       <w:r>
         <w:rPr>
-          <w:rFonts w:ascii="Arial" w:cs="Arial" w:eastAsia="Arial" w:hAnsi="Arial"/>
+          <w:rFonts w:ascii="Calibri" w:cs="Calibri" w:eastAsia="Calibri" w:hAnsi="Calibri"/>
         </w:rPr>
         <w:t xml:space="preserve"> método de integración donde un dispositivo tiene conectividad con redes IPv4 </w:t>
       </w:r>
       <w:r>
         <w:rPr>
-          <w:rFonts w:ascii="Arial" w:cs="Arial" w:eastAsia="Arial" w:hAnsi="Arial"/>
+          <w:rFonts w:ascii="Calibri" w:cs="Calibri" w:eastAsia="Calibri" w:hAnsi="Calibri"/>
           <w:b/>
           <w:bCs/>
         </w:rPr>
@@ -2753,7 +2732,7 @@
       </w:r>
       <w:r>
         <w:rPr>
-          <w:rFonts w:ascii="Arial" w:cs="Arial" w:eastAsia="Arial" w:hAnsi="Arial"/>
+          <w:rFonts w:ascii="Calibri" w:cs="Calibri" w:eastAsia="Calibri" w:hAnsi="Calibri"/>
         </w:rPr>
         <w:t xml:space="preserve"> IPv6, con dos pilas de protocolo IP.</w:t>
       </w:r>
@@ -2764,7 +2743,7 @@
       </w:pPr>
       <w:r>
         <w:rPr>
-          <w:rFonts w:ascii="Arial" w:cs="Arial" w:eastAsia="Arial" w:hAnsi="Arial"/>
+          <w:rFonts w:ascii="Calibri" w:cs="Calibri" w:eastAsia="Calibri" w:hAnsi="Calibri"/>
           <w:b/>
           <w:bCs/>
         </w:rPr>
@@ -2782,13 +2761,13 @@
       </w:pPr>
       <w:r>
         <w:rPr>
-          <w:rFonts w:ascii="Arial" w:cs="Arial" w:eastAsia="Arial" w:hAnsi="Arial"/>
+          <w:rFonts w:ascii="Calibri" w:cs="Calibri" w:eastAsia="Calibri" w:hAnsi="Calibri"/>
         </w:rPr>
         <w:t xml:space="preserve">Ataques sigilosos que explotan la </w:t>
       </w:r>
       <w:r>
         <w:rPr>
-          <w:rFonts w:ascii="Arial" w:cs="Arial" w:eastAsia="Arial" w:hAnsi="Arial"/>
+          <w:rFonts w:ascii="Calibri" w:cs="Calibri" w:eastAsia="Calibri" w:hAnsi="Calibri"/>
           <w:b/>
           <w:bCs/>
         </w:rPr>
@@ -2796,7 +2775,7 @@
       </w:r>
       <w:r>
         <w:rPr>
-          <w:rFonts w:ascii="Arial" w:cs="Arial" w:eastAsia="Arial" w:hAnsi="Arial"/>
+          <w:rFonts w:ascii="Calibri" w:cs="Calibri" w:eastAsia="Calibri" w:hAnsi="Calibri"/>
         </w:rPr>
         <w:t xml:space="preserve"> usando hosts de doble pila.</w:t>
       </w:r>
@@ -2812,13 +2791,13 @@
       </w:pPr>
       <w:r>
         <w:rPr>
-          <w:rFonts w:ascii="Arial" w:cs="Arial" w:eastAsia="Arial" w:hAnsi="Arial"/>
+          <w:rFonts w:ascii="Calibri" w:cs="Calibri" w:eastAsia="Calibri" w:hAnsi="Calibri"/>
         </w:rPr>
         <w:t xml:space="preserve">Mensajes </w:t>
       </w:r>
       <w:r>
         <w:rPr>
-          <w:rFonts w:ascii="Arial" w:cs="Arial" w:eastAsia="Arial" w:hAnsi="Arial"/>
+          <w:rFonts w:ascii="Calibri" w:cs="Calibri" w:eastAsia="Calibri" w:hAnsi="Calibri"/>
           <w:b/>
           <w:bCs/>
         </w:rPr>
@@ -2826,7 +2805,7 @@
       </w:r>
       <w:r>
         <w:rPr>
-          <w:rFonts w:ascii="Arial" w:cs="Arial" w:eastAsia="Arial" w:hAnsi="Arial"/>
+          <w:rFonts w:ascii="Calibri" w:cs="Calibri" w:eastAsia="Calibri" w:hAnsi="Calibri"/>
         </w:rPr>
         <w:t xml:space="preserve">.</w:t>
       </w:r>
@@ -2842,13 +2821,13 @@
       </w:pPr>
       <w:r>
         <w:rPr>
-          <w:rFonts w:ascii="Arial" w:cs="Arial" w:eastAsia="Arial" w:hAnsi="Arial"/>
+          <w:rFonts w:ascii="Calibri" w:cs="Calibri" w:eastAsia="Calibri" w:hAnsi="Calibri"/>
         </w:rPr>
         <w:t xml:space="preserve">Técnicas de </w:t>
       </w:r>
       <w:r>
         <w:rPr>
-          <w:rFonts w:ascii="Arial" w:cs="Arial" w:eastAsia="Arial" w:hAnsi="Arial"/>
+          <w:rFonts w:ascii="Calibri" w:cs="Calibri" w:eastAsia="Calibri" w:hAnsi="Calibri"/>
           <w:b/>
           <w:bCs/>
         </w:rPr>
@@ -2856,7 +2835,7 @@
       </w:r>
       <w:r>
         <w:rPr>
-          <w:rFonts w:ascii="Arial" w:cs="Arial" w:eastAsia="Arial" w:hAnsi="Arial"/>
+          <w:rFonts w:ascii="Calibri" w:cs="Calibri" w:eastAsia="Calibri" w:hAnsi="Calibri"/>
         </w:rPr>
         <w:t xml:space="preserve">.</w:t>
       </w:r>
@@ -2872,13 +2851,13 @@
       </w:pPr>
       <w:r>
         <w:rPr>
-          <w:rFonts w:ascii="Arial" w:cs="Arial" w:eastAsia="Arial" w:hAnsi="Arial"/>
+          <w:rFonts w:ascii="Calibri" w:cs="Calibri" w:eastAsia="Calibri" w:hAnsi="Calibri"/>
         </w:rPr>
         <w:t xml:space="preserve">Para mitigar los ataques a la infraestructura y a los protocolos IPv6, hay que filtrar en el borde con varias técnicas, como las </w:t>
       </w:r>
       <w:r>
         <w:rPr>
-          <w:rFonts w:ascii="Arial" w:cs="Arial" w:eastAsia="Arial" w:hAnsi="Arial"/>
+          <w:rFonts w:ascii="Calibri" w:cs="Calibri" w:eastAsia="Calibri" w:hAnsi="Calibri"/>
           <w:b/>
           <w:bCs/>
         </w:rPr>
@@ -2886,7 +2865,7 @@
       </w:r>
       <w:r>
         <w:rPr>
-          <w:rFonts w:ascii="Arial" w:cs="Arial" w:eastAsia="Arial" w:hAnsi="Arial"/>
+          <w:rFonts w:ascii="Calibri" w:cs="Calibri" w:eastAsia="Calibri" w:hAnsi="Calibri"/>
         </w:rPr>
         <w:t xml:space="preserve">.</w:t>
       </w:r>
@@ -2897,7 +2876,7 @@
       </w:pPr>
       <w:r>
         <w:rPr>
-          <w:rFonts w:ascii="Arial" w:cs="Arial" w:eastAsia="Arial" w:hAnsi="Arial"/>
+          <w:rFonts w:ascii="Calibri" w:cs="Calibri" w:eastAsia="Calibri" w:hAnsi="Calibri"/>
           <w:b/>
           <w:bCs/>
         </w:rPr>
@@ -2915,7 +2894,7 @@
       </w:pPr>
       <w:r>
         <w:rPr>
-          <w:rFonts w:ascii="Arial" w:cs="Arial" w:eastAsia="Arial" w:hAnsi="Arial"/>
+          <w:rFonts w:ascii="Calibri" w:cs="Calibri" w:eastAsia="Calibri" w:hAnsi="Calibri"/>
         </w:rPr>
         <w:t xml:space="preserve">Funcionan parecido a las ACL de IPv4.</w:t>
       </w:r>
@@ -2931,13 +2910,13 @@
       </w:pPr>
       <w:r>
         <w:rPr>
-          <w:rFonts w:ascii="Arial" w:cs="Arial" w:eastAsia="Arial" w:hAnsi="Arial"/>
+          <w:rFonts w:ascii="Calibri" w:cs="Calibri" w:eastAsia="Calibri" w:hAnsi="Calibri"/>
         </w:rPr>
         <w:t xml:space="preserve">Filtran por direcciones de </w:t>
       </w:r>
       <w:r>
         <w:rPr>
-          <w:rFonts w:ascii="Arial" w:cs="Arial" w:eastAsia="Arial" w:hAnsi="Arial"/>
+          <w:rFonts w:ascii="Calibri" w:cs="Calibri" w:eastAsia="Calibri" w:hAnsi="Calibri"/>
           <w:b/>
           <w:bCs/>
         </w:rPr>
@@ -2945,7 +2924,7 @@
       </w:r>
       <w:r>
         <w:rPr>
-          <w:rFonts w:ascii="Arial" w:cs="Arial" w:eastAsia="Arial" w:hAnsi="Arial"/>
+          <w:rFonts w:ascii="Calibri" w:cs="Calibri" w:eastAsia="Calibri" w:hAnsi="Calibri"/>
         </w:rPr>
         <w:t xml:space="preserve"> del tráfico que entra y sale de una interfaz.</w:t>
       </w:r>
@@ -2961,13 +2940,13 @@
       </w:pPr>
       <w:r>
         <w:rPr>
-          <w:rFonts w:ascii="Arial" w:cs="Arial" w:eastAsia="Arial" w:hAnsi="Arial"/>
+          <w:rFonts w:ascii="Calibri" w:cs="Calibri" w:eastAsia="Calibri" w:hAnsi="Calibri"/>
         </w:rPr>
         <w:t xml:space="preserve">También filtran por las </w:t>
       </w:r>
       <w:r>
         <w:rPr>
-          <w:rFonts w:ascii="Arial" w:cs="Arial" w:eastAsia="Arial" w:hAnsi="Arial"/>
+          <w:rFonts w:ascii="Calibri" w:cs="Calibri" w:eastAsia="Calibri" w:hAnsi="Calibri"/>
           <w:b/>
           <w:bCs/>
         </w:rPr>
@@ -2975,7 +2954,7 @@
       </w:r>
       <w:r>
         <w:rPr>
-          <w:rFonts w:ascii="Arial" w:cs="Arial" w:eastAsia="Arial" w:hAnsi="Arial"/>
+          <w:rFonts w:ascii="Calibri" w:cs="Calibri" w:eastAsia="Calibri" w:hAnsi="Calibri"/>
         </w:rPr>
         <w:t xml:space="preserve"> y por la información opcional del tipo de protocolo de capa superior, con más granularidad, parecido a las ACL extendidas de IPv4.</w:t>
       </w:r>
@@ -3195,7 +3174,7 @@
   <w:docDefaults>
     <w:rPrDefault>
       <w:rPr>
-        <w:rFonts w:ascii="Arial" w:cs="Arial" w:eastAsia="Arial" w:hAnsi="Arial"/>
+        <w:rFonts w:ascii="Calibri" w:cs="Calibri" w:eastAsia="Calibri" w:hAnsi="Calibri"/>
         <w:sz w:val="24"/>
         <w:szCs w:val="24"/>
       </w:rPr>
@@ -3382,7 +3361,7 @@
       <w:outlineLvl w:val="0"/>
     </w:pPr>
     <w:rPr>
-      <w:rFonts w:ascii="Arial" w:cs="Arial" w:eastAsia="Arial" w:hAnsi="Arial"/>
+      <w:rFonts w:ascii="Calibri" w:cs="Calibri" w:eastAsia="Calibri" w:hAnsi="Calibri"/>
       <w:b/>
       <w:bCs/>
       <w:color w:val="000000"/>
@@ -3399,7 +3378,7 @@
       <w:outlineLvl w:val="2"/>
     </w:pPr>
     <w:rPr>
-      <w:rFonts w:ascii="Arial" w:cs="Arial" w:eastAsia="Arial" w:hAnsi="Arial"/>
+      <w:rFonts w:ascii="Calibri" w:cs="Calibri" w:eastAsia="Calibri" w:hAnsi="Calibri"/>
       <w:b/>
       <w:bCs/>
       <w:color w:val="000000"/>
